--- a/Technical Report/Semester 8 - Technical Report/OisinGibson_L00172671_ComputingBSC.docx
+++ b/Technical Report/Semester 8 - Technical Report/OisinGibson_L00172671_ComputingBSC.docx
@@ -10740,23 +10740,7 @@
           <w:rFonts w:ascii="Calibri" w:hAnsi="Calibri" w:cs="Calibri"/>
           <w:sz w:val="24"/>
         </w:rPr>
-        <w:t>(</w:t>
-      </w:r>
-      <w:proofErr w:type="spellStart"/>
-      <w:r>
-        <w:rPr>
-          <w:rFonts w:ascii="Calibri" w:hAnsi="Calibri" w:cs="Calibri"/>
-          <w:sz w:val="24"/>
-        </w:rPr>
-        <w:t>Papineni</w:t>
-      </w:r>
-      <w:proofErr w:type="spellEnd"/>
-      <w:r>
-        <w:rPr>
-          <w:rFonts w:ascii="Calibri" w:hAnsi="Calibri" w:cs="Calibri"/>
-          <w:sz w:val="24"/>
-        </w:rPr>
-        <w:t xml:space="preserve"> </w:t>
+        <w:t xml:space="preserve">(Papineni </w:t>
       </w:r>
       <w:r>
         <w:rPr>
@@ -11446,23 +11430,7 @@
           <w:rFonts w:ascii="Calibri" w:hAnsi="Calibri" w:cs="Calibri"/>
           <w:sz w:val="24"/>
         </w:rPr>
-        <w:t>(</w:t>
-      </w:r>
-      <w:proofErr w:type="spellStart"/>
-      <w:r>
-        <w:rPr>
-          <w:rFonts w:ascii="Calibri" w:hAnsi="Calibri" w:cs="Calibri"/>
-          <w:sz w:val="24"/>
-        </w:rPr>
-        <w:t>mrbullwinkle</w:t>
-      </w:r>
-      <w:proofErr w:type="spellEnd"/>
-      <w:r>
-        <w:rPr>
-          <w:rFonts w:ascii="Calibri" w:hAnsi="Calibri" w:cs="Calibri"/>
-          <w:sz w:val="24"/>
-        </w:rPr>
-        <w:t>, 2025a)</w:t>
+        <w:t>(mrbullwinkle, 2025a)</w:t>
       </w:r>
       <w:r>
         <w:rPr>
@@ -11567,23 +11535,7 @@
           <w:rFonts w:ascii="Calibri" w:hAnsi="Calibri" w:cs="Calibri"/>
           <w:sz w:val="24"/>
         </w:rPr>
-        <w:t>(</w:t>
-      </w:r>
-      <w:proofErr w:type="spellStart"/>
-      <w:r>
-        <w:rPr>
-          <w:rFonts w:ascii="Calibri" w:hAnsi="Calibri" w:cs="Calibri"/>
-          <w:sz w:val="24"/>
-        </w:rPr>
-        <w:t>Hegghammer</w:t>
-      </w:r>
-      <w:proofErr w:type="spellEnd"/>
-      <w:r>
-        <w:rPr>
-          <w:rFonts w:ascii="Calibri" w:hAnsi="Calibri" w:cs="Calibri"/>
-          <w:sz w:val="24"/>
-        </w:rPr>
-        <w:t>, 2022a)</w:t>
+        <w:t>(Hegghammer, 2022a)</w:t>
       </w:r>
       <w:r>
         <w:rPr>
@@ -13714,23 +13666,7 @@
           <w:rFonts w:ascii="Calibri" w:hAnsi="Calibri" w:cs="Calibri"/>
           <w:sz w:val="24"/>
         </w:rPr>
-        <w:t>(</w:t>
-      </w:r>
-      <w:proofErr w:type="spellStart"/>
-      <w:r>
-        <w:rPr>
-          <w:rFonts w:ascii="Calibri" w:hAnsi="Calibri" w:cs="Calibri"/>
-          <w:sz w:val="24"/>
-        </w:rPr>
-        <w:t>Hegghammer</w:t>
-      </w:r>
-      <w:proofErr w:type="spellEnd"/>
-      <w:r>
-        <w:rPr>
-          <w:rFonts w:ascii="Calibri" w:hAnsi="Calibri" w:cs="Calibri"/>
-          <w:sz w:val="24"/>
-        </w:rPr>
-        <w:t>, 2022a)</w:t>
+        <w:t>(Hegghammer, 2022a)</w:t>
       </w:r>
       <w:r>
         <w:rPr>
@@ -17804,23 +17740,7 @@
           <w:rFonts w:ascii="Calibri" w:hAnsi="Calibri" w:cs="Calibri"/>
           <w:sz w:val="24"/>
         </w:rPr>
-        <w:t>(</w:t>
-      </w:r>
-      <w:proofErr w:type="spellStart"/>
-      <w:r>
-        <w:rPr>
-          <w:rFonts w:ascii="Calibri" w:hAnsi="Calibri" w:cs="Calibri"/>
-          <w:sz w:val="24"/>
-        </w:rPr>
-        <w:t>InstituteAdmin</w:t>
-      </w:r>
-      <w:proofErr w:type="spellEnd"/>
-      <w:r>
-        <w:rPr>
-          <w:rFonts w:ascii="Calibri" w:hAnsi="Calibri" w:cs="Calibri"/>
-          <w:sz w:val="24"/>
-        </w:rPr>
-        <w:t>, 2025a)</w:t>
+        <w:t>(InstituteAdmin, 2025a)</w:t>
       </w:r>
       <w:r>
         <w:rPr>
@@ -18032,23 +17952,7 @@
           <w:rFonts w:ascii="Calibri" w:hAnsi="Calibri" w:cs="Calibri"/>
           <w:sz w:val="24"/>
         </w:rPr>
-        <w:t>(</w:t>
-      </w:r>
-      <w:proofErr w:type="spellStart"/>
-      <w:r>
-        <w:rPr>
-          <w:rFonts w:ascii="Calibri" w:hAnsi="Calibri" w:cs="Calibri"/>
-          <w:sz w:val="24"/>
-        </w:rPr>
-        <w:t>Zvornicanin</w:t>
-      </w:r>
-      <w:proofErr w:type="spellEnd"/>
-      <w:r>
-        <w:rPr>
-          <w:rFonts w:ascii="Calibri" w:hAnsi="Calibri" w:cs="Calibri"/>
-          <w:sz w:val="24"/>
-        </w:rPr>
-        <w:t>, 2022a)</w:t>
+        <w:t>(Zvornicanin, 2022a)</w:t>
       </w:r>
       <w:r>
         <w:rPr>
@@ -18416,23 +18320,7 @@
           <w:rFonts w:ascii="Calibri" w:hAnsi="Calibri" w:cs="Calibri"/>
           <w:sz w:val="24"/>
         </w:rPr>
-        <w:t>(</w:t>
-      </w:r>
-      <w:proofErr w:type="spellStart"/>
-      <w:r>
-        <w:rPr>
-          <w:rFonts w:ascii="Calibri" w:hAnsi="Calibri" w:cs="Calibri"/>
-          <w:sz w:val="24"/>
-        </w:rPr>
-        <w:t>Papineni</w:t>
-      </w:r>
-      <w:proofErr w:type="spellEnd"/>
-      <w:r>
-        <w:rPr>
-          <w:rFonts w:ascii="Calibri" w:hAnsi="Calibri" w:cs="Calibri"/>
-          <w:sz w:val="24"/>
-        </w:rPr>
-        <w:t xml:space="preserve"> </w:t>
+        <w:t xml:space="preserve">(Papineni </w:t>
       </w:r>
       <w:r>
         <w:rPr>
@@ -18729,23 +18617,7 @@
           <w:rFonts w:ascii="Calibri" w:hAnsi="Calibri" w:cs="Calibri"/>
           <w:sz w:val="24"/>
         </w:rPr>
-        <w:t>(</w:t>
-      </w:r>
-      <w:proofErr w:type="spellStart"/>
-      <w:r>
-        <w:rPr>
-          <w:rFonts w:ascii="Calibri" w:hAnsi="Calibri" w:cs="Calibri"/>
-          <w:sz w:val="24"/>
-        </w:rPr>
-        <w:t>Peerdh</w:t>
-      </w:r>
-      <w:proofErr w:type="spellEnd"/>
-      <w:r>
-        <w:rPr>
-          <w:rFonts w:ascii="Calibri" w:hAnsi="Calibri" w:cs="Calibri"/>
-          <w:sz w:val="24"/>
-        </w:rPr>
-        <w:t>, 2023)</w:t>
+        <w:t>(Peerdh, 2023)</w:t>
       </w:r>
       <w:r>
         <w:rPr>
@@ -19095,23 +18967,7 @@
           <w:rFonts w:ascii="Calibri" w:hAnsi="Calibri" w:cs="Calibri"/>
           <w:sz w:val="24"/>
         </w:rPr>
-        <w:t>(</w:t>
-      </w:r>
-      <w:proofErr w:type="spellStart"/>
-      <w:r>
-        <w:rPr>
-          <w:rFonts w:ascii="Calibri" w:hAnsi="Calibri" w:cs="Calibri"/>
-          <w:sz w:val="24"/>
-        </w:rPr>
-        <w:t>mrbullwinkle</w:t>
-      </w:r>
-      <w:proofErr w:type="spellEnd"/>
-      <w:r>
-        <w:rPr>
-          <w:rFonts w:ascii="Calibri" w:hAnsi="Calibri" w:cs="Calibri"/>
-          <w:sz w:val="24"/>
-        </w:rPr>
-        <w:t>, 2025b)</w:t>
+        <w:t>(mrbullwinkle, 2025b)</w:t>
       </w:r>
       <w:r>
         <w:rPr>
@@ -19565,23 +19421,7 @@
           <w:rFonts w:ascii="Calibri" w:hAnsi="Calibri" w:cs="Calibri"/>
           <w:sz w:val="24"/>
         </w:rPr>
-        <w:t xml:space="preserve">(Badmus, </w:t>
-      </w:r>
-      <w:proofErr w:type="spellStart"/>
-      <w:r>
-        <w:rPr>
-          <w:rFonts w:ascii="Calibri" w:hAnsi="Calibri" w:cs="Calibri"/>
-          <w:sz w:val="24"/>
-        </w:rPr>
-        <w:t>Toromade</w:t>
-      </w:r>
-      <w:proofErr w:type="spellEnd"/>
-      <w:r>
-        <w:rPr>
-          <w:rFonts w:ascii="Calibri" w:hAnsi="Calibri" w:cs="Calibri"/>
-          <w:sz w:val="24"/>
-        </w:rPr>
-        <w:t xml:space="preserve"> and Adebayo, 2025)</w:t>
+        <w:t>(Badmus, Toromade and Adebayo, 2025)</w:t>
       </w:r>
       <w:r>
         <w:rPr>
@@ -20618,153 +20458,121 @@
           <w:rFonts w:ascii="Calibri" w:hAnsi="Calibri" w:cs="Calibri"/>
           <w:sz w:val="24"/>
         </w:rPr>
-        <w:t>(</w:t>
+        <w:t>(Hegghammer, 2022b)</w:t>
+      </w:r>
+      <w:r>
+        <w:rPr>
+          <w:sz w:val="24"/>
+          <w:szCs w:val="24"/>
+        </w:rPr>
+        <w:fldChar w:fldCharType="end"/>
+      </w:r>
+      <w:r>
+        <w:rPr>
+          <w:sz w:val="24"/>
+          <w:szCs w:val="24"/>
+        </w:rPr>
+        <w:t xml:space="preserve">. </w:t>
+      </w:r>
+      <w:r>
+        <w:rPr>
+          <w:sz w:val="24"/>
+          <w:szCs w:val="24"/>
+        </w:rPr>
+        <w:t xml:space="preserve"> </w:t>
+      </w:r>
+      <w:r>
+        <w:rPr>
+          <w:sz w:val="24"/>
+          <w:szCs w:val="24"/>
+        </w:rPr>
+        <w:t xml:space="preserve">GitHub will be used for version control of the project. This enables a structured </w:t>
+      </w:r>
+      <w:r>
+        <w:rPr>
+          <w:sz w:val="24"/>
+          <w:szCs w:val="24"/>
+        </w:rPr>
+        <w:t xml:space="preserve">collaboration </w:t>
+      </w:r>
+      <w:r>
+        <w:rPr>
+          <w:sz w:val="24"/>
+          <w:szCs w:val="24"/>
+        </w:rPr>
+        <w:t>and</w:t>
+      </w:r>
+      <w:r>
+        <w:rPr>
+          <w:sz w:val="24"/>
+          <w:szCs w:val="24"/>
+        </w:rPr>
+        <w:t xml:space="preserve"> supports the Agile methodology </w:t>
+      </w:r>
+      <w:r>
+        <w:rPr>
+          <w:sz w:val="24"/>
+          <w:szCs w:val="24"/>
+        </w:rPr>
+        <w:t xml:space="preserve">mentioned in the project proposal. The run time communication </w:t>
+      </w:r>
+      <w:r>
+        <w:rPr>
+          <w:sz w:val="24"/>
+          <w:szCs w:val="24"/>
+        </w:rPr>
+        <w:t>will be secured using HTTPS</w:t>
+      </w:r>
+      <w:r>
+        <w:rPr>
+          <w:sz w:val="24"/>
+          <w:szCs w:val="24"/>
+        </w:rPr>
+        <w:t xml:space="preserve"> while user authentication is covered by </w:t>
       </w:r>
       <w:proofErr w:type="spellStart"/>
       <w:r>
         <w:rPr>
+          <w:sz w:val="24"/>
+          <w:szCs w:val="24"/>
+        </w:rPr>
+        <w:t>bcrypt</w:t>
+      </w:r>
+      <w:proofErr w:type="spellEnd"/>
+      <w:r>
+        <w:rPr>
+          <w:sz w:val="24"/>
+          <w:szCs w:val="24"/>
+        </w:rPr>
+        <w:t xml:space="preserve"> and JWT. This approach ensures that the project complies with standard GDPR and Azure data-handling guidelines. </w:t>
+      </w:r>
+      <w:r>
+        <w:rPr>
+          <w:sz w:val="24"/>
+          <w:szCs w:val="24"/>
+        </w:rPr>
+        <w:fldChar w:fldCharType="begin"/>
+      </w:r>
+      <w:r>
+        <w:rPr>
+          <w:sz w:val="24"/>
+          <w:szCs w:val="24"/>
+        </w:rPr>
+        <w:instrText xml:space="preserve"> ADDIN ZOTERO_ITEM CSL_CITATION {"citationID":"tWCoEgt0","properties":{"formattedCitation":"(JudithPRA, 2025)","plainCitation":"(JudithPRA, 2025)","noteIndex":0},"citationItems":[{"id":"hY0Zylt9/J3u0w35s","uris":["http://zotero.org/users/15491865/items/SNIETVKT"],"itemData":{"id":649,"type":"webpage","abstract":"Conozca la orientación técnica de Microsoft y encuentre información útil para el Reglamento general de protección de datos (GDPR).","language":"en","title":"Reglamento general de protección de datos - Microsoft GDPR","URL":"https://learn.microsoft.com/es-es/compliance/regulatory/gdpr","author":[{"family":"JudithPRA","given":""}],"accessed":{"date-parts":[["2025",11,19]]},"issued":{"date-parts":[["2025"]]}}}],"schema":"https://github.com/citation-style-language/schema/raw/master/csl-citation.json"} </w:instrText>
+      </w:r>
+      <w:r>
+        <w:rPr>
+          <w:sz w:val="24"/>
+          <w:szCs w:val="24"/>
+        </w:rPr>
+        <w:fldChar w:fldCharType="separate"/>
+      </w:r>
+      <w:r>
+        <w:rPr>
           <w:rFonts w:ascii="Calibri" w:hAnsi="Calibri" w:cs="Calibri"/>
           <w:sz w:val="24"/>
         </w:rPr>
-        <w:t>Hegghammer</w:t>
-      </w:r>
-      <w:proofErr w:type="spellEnd"/>
-      <w:r>
-        <w:rPr>
-          <w:rFonts w:ascii="Calibri" w:hAnsi="Calibri" w:cs="Calibri"/>
-          <w:sz w:val="24"/>
-        </w:rPr>
-        <w:t>, 2022b)</w:t>
-      </w:r>
-      <w:r>
-        <w:rPr>
-          <w:sz w:val="24"/>
-          <w:szCs w:val="24"/>
-        </w:rPr>
-        <w:fldChar w:fldCharType="end"/>
-      </w:r>
-      <w:r>
-        <w:rPr>
-          <w:sz w:val="24"/>
-          <w:szCs w:val="24"/>
-        </w:rPr>
-        <w:t xml:space="preserve">. </w:t>
-      </w:r>
-      <w:r>
-        <w:rPr>
-          <w:sz w:val="24"/>
-          <w:szCs w:val="24"/>
-        </w:rPr>
-        <w:t xml:space="preserve"> </w:t>
-      </w:r>
-      <w:r>
-        <w:rPr>
-          <w:sz w:val="24"/>
-          <w:szCs w:val="24"/>
-        </w:rPr>
-        <w:t xml:space="preserve">GitHub will be used for version control of the project. This enables a structured </w:t>
-      </w:r>
-      <w:r>
-        <w:rPr>
-          <w:sz w:val="24"/>
-          <w:szCs w:val="24"/>
-        </w:rPr>
-        <w:t xml:space="preserve">collaboration </w:t>
-      </w:r>
-      <w:r>
-        <w:rPr>
-          <w:sz w:val="24"/>
-          <w:szCs w:val="24"/>
-        </w:rPr>
-        <w:t>and</w:t>
-      </w:r>
-      <w:r>
-        <w:rPr>
-          <w:sz w:val="24"/>
-          <w:szCs w:val="24"/>
-        </w:rPr>
-        <w:t xml:space="preserve"> supports the Agile methodology </w:t>
-      </w:r>
-      <w:r>
-        <w:rPr>
-          <w:sz w:val="24"/>
-          <w:szCs w:val="24"/>
-        </w:rPr>
-        <w:t xml:space="preserve">mentioned in the project proposal. The run time communication </w:t>
-      </w:r>
-      <w:r>
-        <w:rPr>
-          <w:sz w:val="24"/>
-          <w:szCs w:val="24"/>
-        </w:rPr>
-        <w:t>will be secured using HTTPS</w:t>
-      </w:r>
-      <w:r>
-        <w:rPr>
-          <w:sz w:val="24"/>
-          <w:szCs w:val="24"/>
-        </w:rPr>
-        <w:t xml:space="preserve"> while user authentication is covered by </w:t>
-      </w:r>
-      <w:proofErr w:type="spellStart"/>
-      <w:r>
-        <w:rPr>
-          <w:sz w:val="24"/>
-          <w:szCs w:val="24"/>
-        </w:rPr>
-        <w:t>bcrypt</w:t>
-      </w:r>
-      <w:proofErr w:type="spellEnd"/>
-      <w:r>
-        <w:rPr>
-          <w:sz w:val="24"/>
-          <w:szCs w:val="24"/>
-        </w:rPr>
-        <w:t xml:space="preserve"> and JWT. This approach ensures that the project complies with standard GDPR and Azure data-handling guidelines. </w:t>
-      </w:r>
-      <w:r>
-        <w:rPr>
-          <w:sz w:val="24"/>
-          <w:szCs w:val="24"/>
-        </w:rPr>
-        <w:fldChar w:fldCharType="begin"/>
-      </w:r>
-      <w:r>
-        <w:rPr>
-          <w:sz w:val="24"/>
-          <w:szCs w:val="24"/>
-        </w:rPr>
-        <w:instrText xml:space="preserve"> ADDIN ZOTERO_ITEM CSL_CITATION {"citationID":"tWCoEgt0","properties":{"formattedCitation":"(JudithPRA, 2025)","plainCitation":"(JudithPRA, 2025)","noteIndex":0},"citationItems":[{"id":"hY0Zylt9/J3u0w35s","uris":["http://zotero.org/users/15491865/items/SNIETVKT"],"itemData":{"id":649,"type":"webpage","abstract":"Conozca la orientación técnica de Microsoft y encuentre información útil para el Reglamento general de protección de datos (GDPR).","language":"en","title":"Reglamento general de protección de datos - Microsoft GDPR","URL":"https://learn.microsoft.com/es-es/compliance/regulatory/gdpr","author":[{"family":"JudithPRA","given":""}],"accessed":{"date-parts":[["2025",11,19]]},"issued":{"date-parts":[["2025"]]}}}],"schema":"https://github.com/citation-style-language/schema/raw/master/csl-citation.json"} </w:instrText>
-      </w:r>
-      <w:r>
-        <w:rPr>
-          <w:sz w:val="24"/>
-          <w:szCs w:val="24"/>
-        </w:rPr>
-        <w:fldChar w:fldCharType="separate"/>
-      </w:r>
-      <w:r>
-        <w:rPr>
-          <w:rFonts w:ascii="Calibri" w:hAnsi="Calibri" w:cs="Calibri"/>
-          <w:sz w:val="24"/>
-        </w:rPr>
-        <w:t>(</w:t>
-      </w:r>
-      <w:proofErr w:type="spellStart"/>
-      <w:r>
-        <w:rPr>
-          <w:rFonts w:ascii="Calibri" w:hAnsi="Calibri" w:cs="Calibri"/>
-          <w:sz w:val="24"/>
-        </w:rPr>
-        <w:t>JudithPRA</w:t>
-      </w:r>
-      <w:proofErr w:type="spellEnd"/>
-      <w:r>
-        <w:rPr>
-          <w:rFonts w:ascii="Calibri" w:hAnsi="Calibri" w:cs="Calibri"/>
-          <w:sz w:val="24"/>
-        </w:rPr>
-        <w:t>, 2025)</w:t>
+        <w:t>(JudithPRA, 2025)</w:t>
       </w:r>
       <w:r>
         <w:rPr>
@@ -21553,25 +21361,7 @@
           <w:sz w:val="24"/>
           <w:szCs w:val="24"/>
         </w:rPr>
-        <w:t xml:space="preserve">(Badmus, </w:t>
-      </w:r>
-      <w:proofErr w:type="spellStart"/>
-      <w:r>
-        <w:rPr>
-          <w:rFonts w:ascii="Calibri" w:hAnsi="Calibri" w:cs="Calibri"/>
-          <w:sz w:val="24"/>
-          <w:szCs w:val="24"/>
-        </w:rPr>
-        <w:t>Toromade</w:t>
-      </w:r>
-      <w:proofErr w:type="spellEnd"/>
-      <w:r>
-        <w:rPr>
-          <w:rFonts w:ascii="Calibri" w:hAnsi="Calibri" w:cs="Calibri"/>
-          <w:sz w:val="24"/>
-          <w:szCs w:val="24"/>
-        </w:rPr>
-        <w:t xml:space="preserve"> and Adebayo, 2025)</w:t>
+        <w:t>(Badmus, Toromade and Adebayo, 2025)</w:t>
       </w:r>
       <w:r>
         <w:rPr>
@@ -22264,23 +22054,7 @@
           <w:rFonts w:ascii="Calibri" w:hAnsi="Calibri" w:cs="Calibri"/>
           <w:sz w:val="24"/>
         </w:rPr>
-        <w:t>(</w:t>
-      </w:r>
-      <w:proofErr w:type="spellStart"/>
-      <w:r>
-        <w:rPr>
-          <w:rFonts w:ascii="Calibri" w:hAnsi="Calibri" w:cs="Calibri"/>
-          <w:sz w:val="24"/>
-        </w:rPr>
-        <w:t>InstituteAdmin</w:t>
-      </w:r>
-      <w:proofErr w:type="spellEnd"/>
-      <w:r>
-        <w:rPr>
-          <w:rFonts w:ascii="Calibri" w:hAnsi="Calibri" w:cs="Calibri"/>
-          <w:sz w:val="24"/>
-        </w:rPr>
-        <w:t>, 2025b)</w:t>
+        <w:t>(InstituteAdmin, 2025b)</w:t>
       </w:r>
       <w:r>
         <w:rPr>
@@ -22776,23 +22550,7 @@
           <w:rFonts w:ascii="Calibri" w:hAnsi="Calibri" w:cs="Calibri"/>
           <w:sz w:val="24"/>
         </w:rPr>
-        <w:t>(</w:t>
-      </w:r>
-      <w:proofErr w:type="spellStart"/>
-      <w:r>
-        <w:rPr>
-          <w:rFonts w:ascii="Calibri" w:hAnsi="Calibri" w:cs="Calibri"/>
-          <w:sz w:val="24"/>
-        </w:rPr>
-        <w:t>Zvornicanin</w:t>
-      </w:r>
-      <w:proofErr w:type="spellEnd"/>
-      <w:r>
-        <w:rPr>
-          <w:rFonts w:ascii="Calibri" w:hAnsi="Calibri" w:cs="Calibri"/>
-          <w:sz w:val="24"/>
-        </w:rPr>
-        <w:t>, 2022b)</w:t>
+        <w:t>(Zvornicanin, 2022b)</w:t>
       </w:r>
       <w:r>
         <w:rPr>
@@ -25907,23 +25665,7 @@
           <w:rFonts w:ascii="Calibri" w:hAnsi="Calibri" w:cs="Calibri"/>
           <w:sz w:val="24"/>
         </w:rPr>
-        <w:t>(</w:t>
-      </w:r>
-      <w:proofErr w:type="spellStart"/>
-      <w:r>
-        <w:rPr>
-          <w:rFonts w:ascii="Calibri" w:hAnsi="Calibri" w:cs="Calibri"/>
-          <w:sz w:val="24"/>
-        </w:rPr>
-        <w:t>mrbullwinkle</w:t>
-      </w:r>
-      <w:proofErr w:type="spellEnd"/>
-      <w:r>
-        <w:rPr>
-          <w:rFonts w:ascii="Calibri" w:hAnsi="Calibri" w:cs="Calibri"/>
-          <w:sz w:val="24"/>
-        </w:rPr>
-        <w:t>, 2025b)</w:t>
+        <w:t>(mrbullwinkle, 2025b)</w:t>
       </w:r>
       <w:r>
         <w:rPr>
@@ -26898,268 +26640,234 @@
           <w:rFonts w:ascii="Calibri" w:hAnsi="Calibri" w:cs="Calibri"/>
           <w:sz w:val="24"/>
         </w:rPr>
-        <w:t xml:space="preserve">(Badmus, </w:t>
-      </w:r>
-      <w:proofErr w:type="spellStart"/>
+        <w:t>(Badmus, Toromade and Adebayo, 2025)</w:t>
+      </w:r>
+      <w:r>
+        <w:rPr>
+          <w:sz w:val="24"/>
+          <w:szCs w:val="24"/>
+        </w:rPr>
+        <w:fldChar w:fldCharType="end"/>
+      </w:r>
+      <w:r>
+        <w:rPr>
+          <w:sz w:val="24"/>
+          <w:szCs w:val="24"/>
+        </w:rPr>
+        <w:t xml:space="preserve">. </w:t>
+      </w:r>
+      <w:r>
+        <w:rPr>
+          <w:sz w:val="24"/>
+          <w:szCs w:val="24"/>
+        </w:rPr>
+        <w:t xml:space="preserve">All inputs will also be </w:t>
+      </w:r>
+      <w:r>
+        <w:rPr>
+          <w:sz w:val="24"/>
+          <w:szCs w:val="24"/>
+        </w:rPr>
+        <w:t>sanitised,</w:t>
+      </w:r>
+      <w:r>
+        <w:rPr>
+          <w:sz w:val="24"/>
+          <w:szCs w:val="24"/>
+        </w:rPr>
+        <w:t xml:space="preserve"> </w:t>
+      </w:r>
+      <w:r>
+        <w:rPr>
+          <w:sz w:val="24"/>
+          <w:szCs w:val="24"/>
+        </w:rPr>
+        <w:t xml:space="preserve">and file types will be restricted to known formats </w:t>
+      </w:r>
+      <w:proofErr w:type="gramStart"/>
+      <w:r>
+        <w:rPr>
+          <w:sz w:val="24"/>
+          <w:szCs w:val="24"/>
+        </w:rPr>
+        <w:t>so as to</w:t>
+      </w:r>
+      <w:proofErr w:type="gramEnd"/>
+      <w:r>
+        <w:rPr>
+          <w:sz w:val="24"/>
+          <w:szCs w:val="24"/>
+        </w:rPr>
+        <w:t xml:space="preserve"> mitigate injection and deserialization risks.</w:t>
+      </w:r>
+    </w:p>
+    <w:p>
+      <w:pPr>
+        <w:rPr>
+          <w:sz w:val="24"/>
+          <w:szCs w:val="24"/>
+        </w:rPr>
+      </w:pPr>
+    </w:p>
+    <w:p>
+      <w:pPr>
+        <w:pStyle w:val="Heading2"/>
+      </w:pPr>
+      <w:bookmarkStart w:id="33" w:name="_Toc224154242"/>
+      <w:r>
+        <w:t>Testing Strategy</w:t>
+      </w:r>
+      <w:bookmarkEnd w:id="33"/>
+    </w:p>
+    <w:p>
+      <w:pPr>
+        <w:rPr>
+          <w:sz w:val="24"/>
+          <w:szCs w:val="24"/>
+        </w:rPr>
+      </w:pPr>
+      <w:r>
+        <w:rPr>
+          <w:sz w:val="24"/>
+          <w:szCs w:val="24"/>
+        </w:rPr>
+        <w:t xml:space="preserve">Testing is a critical </w:t>
+      </w:r>
+      <w:r>
+        <w:rPr>
+          <w:sz w:val="24"/>
+          <w:szCs w:val="24"/>
+        </w:rPr>
+        <w:t xml:space="preserve">step in any system project. </w:t>
+      </w:r>
+      <w:proofErr w:type="gramStart"/>
+      <w:r>
+        <w:rPr>
+          <w:sz w:val="24"/>
+          <w:szCs w:val="24"/>
+        </w:rPr>
+        <w:t>For the purpose of</w:t>
+      </w:r>
+      <w:proofErr w:type="gramEnd"/>
+      <w:r>
+        <w:rPr>
+          <w:sz w:val="24"/>
+          <w:szCs w:val="24"/>
+        </w:rPr>
+        <w:t xml:space="preserve"> this system a variety of different methods will be utilized</w:t>
+      </w:r>
+      <w:r>
+        <w:rPr>
+          <w:sz w:val="24"/>
+          <w:szCs w:val="24"/>
+        </w:rPr>
+        <w:t xml:space="preserve">. Such methods will include unit, integration, system, usability, and performance </w:t>
+      </w:r>
+      <w:r>
+        <w:rPr>
+          <w:sz w:val="24"/>
+          <w:szCs w:val="24"/>
+        </w:rPr>
+        <w:t>testing</w:t>
+      </w:r>
+      <w:r>
+        <w:rPr>
+          <w:sz w:val="24"/>
+          <w:szCs w:val="24"/>
+        </w:rPr>
+        <w:t>.</w:t>
+      </w:r>
+      <w:r>
+        <w:rPr>
+          <w:sz w:val="24"/>
+          <w:szCs w:val="24"/>
+        </w:rPr>
+        <w:t xml:space="preserve"> </w:t>
+      </w:r>
+      <w:r>
+        <w:rPr>
+          <w:sz w:val="24"/>
+          <w:szCs w:val="24"/>
+        </w:rPr>
+        <w:t xml:space="preserve"> </w:t>
+      </w:r>
+      <w:r>
+        <w:rPr>
+          <w:sz w:val="24"/>
+          <w:szCs w:val="24"/>
+        </w:rPr>
+        <w:t xml:space="preserve">The </w:t>
+      </w:r>
+      <w:r>
+        <w:rPr>
+          <w:sz w:val="24"/>
+          <w:szCs w:val="24"/>
+        </w:rPr>
+        <w:t xml:space="preserve">aim of the unit tests will be to validate individual components within the system, such as pre-processor, NER engine, and anomaly detection logic. </w:t>
+      </w:r>
+      <w:r>
+        <w:rPr>
+          <w:sz w:val="24"/>
+          <w:szCs w:val="24"/>
+        </w:rPr>
+        <w:t xml:space="preserve">The integration </w:t>
+      </w:r>
+      <w:r>
+        <w:rPr>
+          <w:sz w:val="24"/>
+          <w:szCs w:val="24"/>
+        </w:rPr>
+        <w:t>testing</w:t>
+      </w:r>
+      <w:r>
+        <w:rPr>
+          <w:sz w:val="24"/>
+          <w:szCs w:val="24"/>
+        </w:rPr>
+        <w:t xml:space="preserve"> aspect </w:t>
+      </w:r>
+      <w:r>
+        <w:rPr>
+          <w:sz w:val="24"/>
+          <w:szCs w:val="24"/>
+        </w:rPr>
+        <w:t>will ensure that the outputs from one module can then be used rel</w:t>
+      </w:r>
+      <w:r>
+        <w:rPr>
+          <w:sz w:val="24"/>
+          <w:szCs w:val="24"/>
+        </w:rPr>
+        <w:t xml:space="preserve">iably by another. </w:t>
+      </w:r>
+      <w:r>
+        <w:rPr>
+          <w:sz w:val="24"/>
+          <w:szCs w:val="24"/>
+        </w:rPr>
+        <w:fldChar w:fldCharType="begin"/>
+      </w:r>
+      <w:r>
+        <w:rPr>
+          <w:sz w:val="24"/>
+          <w:szCs w:val="24"/>
+        </w:rPr>
+        <w:instrText xml:space="preserve"> ADDIN ZOTERO_ITEM CSL_CITATION {"citationID":"X3JceDmP","properties":{"formattedCitation":"(InstituteAdmin, 2025b)","plainCitation":"(InstituteAdmin, 2025b)","noteIndex":0},"citationItems":[{"id":"hY0Zylt9/Nr3lKP8y","uris":["http://zotero.org/users/15491865/items/DYTV8NK4","http://zotero.org/users/15491865/items/YTPQ9PH6"],"itemData":{"id":550,"type":"post-weblog","abstract":"Essential text preprocessing best techniques from tokenization to lemmatization for improving NLP accuracy and analysis.","container-title":"Business Analytics Institute","language":"en-US","title":"Text Preprocessing Best Practices: Tokenization to Lemmatization","title-short":"Text Preprocessing Best Practices","URL":"https://businessanalyticsinstitute.com/text-preprocessing-best-practices-tokenization-to-lemmatization/","author":[{"family":"InstituteAdmin","given":""}],"accessed":{"date-parts":[["2025",10,14]]},"issued":{"date-parts":[["2025",5,14]]}}}],"schema":"https://github.com/citation-style-language/schema/raw/master/csl-citation.json"} </w:instrText>
+      </w:r>
+      <w:r>
+        <w:rPr>
+          <w:sz w:val="24"/>
+          <w:szCs w:val="24"/>
+        </w:rPr>
+        <w:fldChar w:fldCharType="separate"/>
+      </w:r>
       <w:r>
         <w:rPr>
           <w:rFonts w:ascii="Calibri" w:hAnsi="Calibri" w:cs="Calibri"/>
           <w:sz w:val="24"/>
-        </w:rPr>
-        <w:t>Toromade</w:t>
-      </w:r>
-      <w:proofErr w:type="spellEnd"/>
-      <w:r>
-        <w:rPr>
-          <w:rFonts w:ascii="Calibri" w:hAnsi="Calibri" w:cs="Calibri"/>
-          <w:sz w:val="24"/>
-        </w:rPr>
-        <w:t xml:space="preserve"> and Adebayo, 2025)</w:t>
-      </w:r>
-      <w:r>
-        <w:rPr>
-          <w:sz w:val="24"/>
-          <w:szCs w:val="24"/>
-        </w:rPr>
-        <w:fldChar w:fldCharType="end"/>
-      </w:r>
-      <w:r>
-        <w:rPr>
-          <w:sz w:val="24"/>
-          <w:szCs w:val="24"/>
-        </w:rPr>
-        <w:t xml:space="preserve">. </w:t>
-      </w:r>
-      <w:r>
-        <w:rPr>
-          <w:sz w:val="24"/>
-          <w:szCs w:val="24"/>
-        </w:rPr>
-        <w:t xml:space="preserve">All inputs will also be </w:t>
-      </w:r>
-      <w:r>
-        <w:rPr>
-          <w:sz w:val="24"/>
-          <w:szCs w:val="24"/>
-        </w:rPr>
-        <w:t>sanitised,</w:t>
-      </w:r>
-      <w:r>
-        <w:rPr>
-          <w:sz w:val="24"/>
-          <w:szCs w:val="24"/>
-        </w:rPr>
-        <w:t xml:space="preserve"> </w:t>
-      </w:r>
-      <w:r>
-        <w:rPr>
-          <w:sz w:val="24"/>
-          <w:szCs w:val="24"/>
-        </w:rPr>
-        <w:t xml:space="preserve">and file types will be restricted to known formats </w:t>
-      </w:r>
-      <w:proofErr w:type="gramStart"/>
-      <w:r>
-        <w:rPr>
-          <w:sz w:val="24"/>
-          <w:szCs w:val="24"/>
-        </w:rPr>
-        <w:t>so as to</w:t>
-      </w:r>
-      <w:proofErr w:type="gramEnd"/>
-      <w:r>
-        <w:rPr>
-          <w:sz w:val="24"/>
-          <w:szCs w:val="24"/>
-        </w:rPr>
-        <w:t xml:space="preserve"> mitigate injection and deserialization risks.</w:t>
-      </w:r>
-    </w:p>
-    <w:p>
-      <w:pPr>
-        <w:rPr>
-          <w:sz w:val="24"/>
-          <w:szCs w:val="24"/>
-        </w:rPr>
-      </w:pPr>
-    </w:p>
-    <w:p>
-      <w:pPr>
-        <w:pStyle w:val="Heading2"/>
-      </w:pPr>
-      <w:bookmarkStart w:id="33" w:name="_Toc224154242"/>
-      <w:r>
-        <w:t>Testing Strategy</w:t>
-      </w:r>
-      <w:bookmarkEnd w:id="33"/>
-    </w:p>
-    <w:p>
-      <w:pPr>
-        <w:rPr>
-          <w:sz w:val="24"/>
-          <w:szCs w:val="24"/>
-        </w:rPr>
-      </w:pPr>
-      <w:r>
-        <w:rPr>
-          <w:sz w:val="24"/>
-          <w:szCs w:val="24"/>
-        </w:rPr>
-        <w:t xml:space="preserve">Testing is a critical </w:t>
-      </w:r>
-      <w:r>
-        <w:rPr>
-          <w:sz w:val="24"/>
-          <w:szCs w:val="24"/>
-        </w:rPr>
-        <w:t xml:space="preserve">step in any system project. </w:t>
-      </w:r>
-      <w:proofErr w:type="gramStart"/>
-      <w:r>
-        <w:rPr>
-          <w:sz w:val="24"/>
-          <w:szCs w:val="24"/>
-        </w:rPr>
-        <w:t>For the purpose of</w:t>
-      </w:r>
-      <w:proofErr w:type="gramEnd"/>
-      <w:r>
-        <w:rPr>
-          <w:sz w:val="24"/>
-          <w:szCs w:val="24"/>
-        </w:rPr>
-        <w:t xml:space="preserve"> this system a variety of different methods will be utilized</w:t>
-      </w:r>
-      <w:r>
-        <w:rPr>
-          <w:sz w:val="24"/>
-          <w:szCs w:val="24"/>
-        </w:rPr>
-        <w:t xml:space="preserve">. Such methods will include unit, integration, system, usability, and performance </w:t>
-      </w:r>
-      <w:r>
-        <w:rPr>
-          <w:sz w:val="24"/>
-          <w:szCs w:val="24"/>
-        </w:rPr>
-        <w:t>testing</w:t>
-      </w:r>
-      <w:r>
-        <w:rPr>
-          <w:sz w:val="24"/>
-          <w:szCs w:val="24"/>
-        </w:rPr>
-        <w:t>.</w:t>
-      </w:r>
-      <w:r>
-        <w:rPr>
-          <w:sz w:val="24"/>
-          <w:szCs w:val="24"/>
-        </w:rPr>
-        <w:t xml:space="preserve"> </w:t>
-      </w:r>
-      <w:r>
-        <w:rPr>
-          <w:sz w:val="24"/>
-          <w:szCs w:val="24"/>
-        </w:rPr>
-        <w:t xml:space="preserve"> </w:t>
-      </w:r>
-      <w:r>
-        <w:rPr>
-          <w:sz w:val="24"/>
-          <w:szCs w:val="24"/>
-        </w:rPr>
-        <w:t xml:space="preserve">The </w:t>
-      </w:r>
-      <w:r>
-        <w:rPr>
-          <w:sz w:val="24"/>
-          <w:szCs w:val="24"/>
-        </w:rPr>
-        <w:t xml:space="preserve">aim of the unit tests will be to validate individual components within the system, such as pre-processor, NER engine, and anomaly detection logic. </w:t>
-      </w:r>
-      <w:r>
-        <w:rPr>
-          <w:sz w:val="24"/>
-          <w:szCs w:val="24"/>
-        </w:rPr>
-        <w:t xml:space="preserve">The integration </w:t>
-      </w:r>
-      <w:r>
-        <w:rPr>
-          <w:sz w:val="24"/>
-          <w:szCs w:val="24"/>
-        </w:rPr>
-        <w:t>testing</w:t>
-      </w:r>
-      <w:r>
-        <w:rPr>
-          <w:sz w:val="24"/>
-          <w:szCs w:val="24"/>
-        </w:rPr>
-        <w:t xml:space="preserve"> aspect </w:t>
-      </w:r>
-      <w:r>
-        <w:rPr>
-          <w:sz w:val="24"/>
-          <w:szCs w:val="24"/>
-        </w:rPr>
-        <w:t>will ensure that the outputs from one module can then be used rel</w:t>
-      </w:r>
-      <w:r>
-        <w:rPr>
-          <w:sz w:val="24"/>
-          <w:szCs w:val="24"/>
-        </w:rPr>
-        <w:t xml:space="preserve">iably by another. </w:t>
-      </w:r>
-      <w:r>
-        <w:rPr>
-          <w:sz w:val="24"/>
-          <w:szCs w:val="24"/>
-        </w:rPr>
-        <w:fldChar w:fldCharType="begin"/>
-      </w:r>
-      <w:r>
-        <w:rPr>
-          <w:sz w:val="24"/>
-          <w:szCs w:val="24"/>
-        </w:rPr>
-        <w:instrText xml:space="preserve"> ADDIN ZOTERO_ITEM CSL_CITATION {"citationID":"X3JceDmP","properties":{"formattedCitation":"(InstituteAdmin, 2025b)","plainCitation":"(InstituteAdmin, 2025b)","noteIndex":0},"citationItems":[{"id":"hY0Zylt9/Nr3lKP8y","uris":["http://zotero.org/users/15491865/items/DYTV8NK4","http://zotero.org/users/15491865/items/YTPQ9PH6"],"itemData":{"id":550,"type":"post-weblog","abstract":"Essential text preprocessing best techniques from tokenization to lemmatization for improving NLP accuracy and analysis.","container-title":"Business Analytics Institute","language":"en-US","title":"Text Preprocessing Best Practices: Tokenization to Lemmatization","title-short":"Text Preprocessing Best Practices","URL":"https://businessanalyticsinstitute.com/text-preprocessing-best-practices-tokenization-to-lemmatization/","author":[{"family":"InstituteAdmin","given":""}],"accessed":{"date-parts":[["2025",10,14]]},"issued":{"date-parts":[["2025",5,14]]}}}],"schema":"https://github.com/citation-style-language/schema/raw/master/csl-citation.json"} </w:instrText>
-      </w:r>
-      <w:r>
-        <w:rPr>
-          <w:sz w:val="24"/>
-          <w:szCs w:val="24"/>
-        </w:rPr>
-        <w:fldChar w:fldCharType="separate"/>
-      </w:r>
-      <w:r>
-        <w:rPr>
-          <w:rFonts w:ascii="Calibri" w:hAnsi="Calibri" w:cs="Calibri"/>
-          <w:sz w:val="24"/>
-          <w:szCs w:val="24"/>
-        </w:rPr>
-        <w:t>(</w:t>
-      </w:r>
-      <w:proofErr w:type="spellStart"/>
-      <w:r>
-        <w:rPr>
-          <w:rFonts w:ascii="Calibri" w:hAnsi="Calibri" w:cs="Calibri"/>
-          <w:sz w:val="24"/>
-          <w:szCs w:val="24"/>
-        </w:rPr>
-        <w:t>InstituteAdmin</w:t>
-      </w:r>
-      <w:proofErr w:type="spellEnd"/>
-      <w:r>
-        <w:rPr>
-          <w:rFonts w:ascii="Calibri" w:hAnsi="Calibri" w:cs="Calibri"/>
-          <w:sz w:val="24"/>
-          <w:szCs w:val="24"/>
-        </w:rPr>
-        <w:t>, 2025b)</w:t>
+          <w:szCs w:val="24"/>
+        </w:rPr>
+        <w:t>(InstituteAdmin, 2025b)</w:t>
       </w:r>
       <w:r>
         <w:rPr>
@@ -28039,25 +27747,7 @@
           <w:sz w:val="24"/>
           <w:szCs w:val="24"/>
         </w:rPr>
-        <w:t>(</w:t>
-      </w:r>
-      <w:proofErr w:type="spellStart"/>
-      <w:r>
-        <w:rPr>
-          <w:rFonts w:ascii="Calibri" w:hAnsi="Calibri" w:cs="Calibri"/>
-          <w:sz w:val="24"/>
-          <w:szCs w:val="24"/>
-        </w:rPr>
-        <w:t>Weitzenboeck</w:t>
-      </w:r>
-      <w:proofErr w:type="spellEnd"/>
-      <w:r>
-        <w:rPr>
-          <w:rFonts w:ascii="Calibri" w:hAnsi="Calibri" w:cs="Calibri"/>
-          <w:sz w:val="24"/>
-          <w:szCs w:val="24"/>
-        </w:rPr>
-        <w:t xml:space="preserve"> </w:t>
+        <w:t xml:space="preserve">(Weitzenboeck </w:t>
       </w:r>
       <w:r>
         <w:rPr>
@@ -28862,23 +28552,7 @@
           <w:rFonts w:ascii="Calibri" w:hAnsi="Calibri" w:cs="Calibri"/>
           <w:sz w:val="24"/>
         </w:rPr>
-        <w:t>(</w:t>
-      </w:r>
-      <w:proofErr w:type="spellStart"/>
-      <w:r>
-        <w:rPr>
-          <w:rFonts w:ascii="Calibri" w:hAnsi="Calibri" w:cs="Calibri"/>
-          <w:sz w:val="24"/>
-        </w:rPr>
-        <w:t>normesta</w:t>
-      </w:r>
-      <w:proofErr w:type="spellEnd"/>
-      <w:r>
-        <w:rPr>
-          <w:rFonts w:ascii="Calibri" w:hAnsi="Calibri" w:cs="Calibri"/>
-          <w:sz w:val="24"/>
-        </w:rPr>
-        <w:t>, no date)</w:t>
+        <w:t>(normesta, no date)</w:t>
       </w:r>
       <w:r>
         <w:rPr>
@@ -34400,7 +34074,7 @@
           <w:noProof/>
         </w:rPr>
         <w:drawing>
-          <wp:inline distT="0" distB="0" distL="0" distR="0" wp14:anchorId="1AFBFB91" wp14:editId="711C2F57">
+          <wp:inline distT="0" distB="0" distL="0" distR="0" wp14:anchorId="1AFBFB91" wp14:editId="4AED3038">
             <wp:extent cx="5731510" cy="2411730"/>
             <wp:effectExtent l="0" t="0" r="2540" b="7620"/>
             <wp:docPr id="654046839" name="Picture 21"/>
@@ -35104,7 +34778,7 @@
         </w:rPr>
         <w:lastRenderedPageBreak/>
         <w:drawing>
-          <wp:inline distT="0" distB="0" distL="0" distR="0" wp14:anchorId="44E82C2D" wp14:editId="60106C6B">
+          <wp:inline distT="0" distB="0" distL="0" distR="0" wp14:anchorId="44E82C2D" wp14:editId="1F7E4A18">
             <wp:extent cx="5731510" cy="2785745"/>
             <wp:effectExtent l="0" t="0" r="2540" b="0"/>
             <wp:docPr id="1623897868" name="Picture 23"/>
@@ -35522,27 +35196,7 @@
           <w:iCs/>
           <w:sz w:val="24"/>
         </w:rPr>
-        <w:t xml:space="preserve">Regulation (EU) 2016/679 of the European Parliament and of the Council of 27 April 2016 on the protection of natural persons </w:t>
-      </w:r>
-      <w:proofErr w:type="gramStart"/>
-      <w:r>
-        <w:rPr>
-          <w:rFonts w:ascii="Calibri" w:hAnsi="Calibri" w:cs="Calibri"/>
-          <w:i/>
-          <w:iCs/>
-          <w:sz w:val="24"/>
-        </w:rPr>
-        <w:t>with regard to</w:t>
-      </w:r>
-      <w:proofErr w:type="gramEnd"/>
-      <w:r>
-        <w:rPr>
-          <w:rFonts w:ascii="Calibri" w:hAnsi="Calibri" w:cs="Calibri"/>
-          <w:i/>
-          <w:iCs/>
-          <w:sz w:val="24"/>
-        </w:rPr>
-        <w:t xml:space="preserve"> the processing of personal data and on the free movement of such data, and repealing Directive 95/46/EC (General Data Protection Regulation) (Text with EEA relevance)</w:t>
+        <w:t>Regulation (EU) 2016/679 of the European Parliament and of the Council of 27 April 2016 on the protection of natural persons with regard to the processing of personal data and on the free movement of such data, and repealing Directive 95/46/EC (General Data Protection Regulation) (Text with EEA relevance)</w:t>
       </w:r>
       <w:r>
         <w:rPr>
@@ -35712,7 +35366,7 @@
           <w:szCs w:val="24"/>
         </w:rPr>
         <w:drawing>
-          <wp:inline distT="0" distB="0" distL="0" distR="0" wp14:anchorId="7F75CCA7" wp14:editId="694390A1">
+          <wp:inline distT="0" distB="0" distL="0" distR="0" wp14:anchorId="7F75CCA7" wp14:editId="44FFAC35">
             <wp:extent cx="5731510" cy="2999740"/>
             <wp:effectExtent l="0" t="0" r="2540" b="0"/>
             <wp:docPr id="212717734" name="Picture 24"/>
@@ -36082,7 +35736,7 @@
           <w:szCs w:val="24"/>
         </w:rPr>
         <w:drawing>
-          <wp:inline distT="0" distB="0" distL="0" distR="0" wp14:anchorId="3EA51868" wp14:editId="341A1FD2">
+          <wp:inline distT="0" distB="0" distL="0" distR="0" wp14:anchorId="3EA51868" wp14:editId="1B05B50E">
             <wp:extent cx="5731510" cy="1202690"/>
             <wp:effectExtent l="0" t="0" r="2540" b="0"/>
             <wp:docPr id="174120286" name="Picture 12"/>
@@ -37267,6 +36921,7 @@
       </w:pPr>
       <w:r>
         <w:rPr>
+          <w:noProof/>
           <w:sz w:val="24"/>
           <w:szCs w:val="24"/>
         </w:rPr>
@@ -37471,6 +37126,9 @@
         <w:keepNext/>
       </w:pPr>
       <w:r>
+        <w:rPr>
+          <w:noProof/>
+        </w:rPr>
         <w:drawing>
           <wp:inline distT="0" distB="0" distL="0" distR="0" wp14:anchorId="3E80886C" wp14:editId="429F2EC9">
             <wp:extent cx="5731510" cy="2894330"/>
@@ -38935,23 +38593,7 @@
                                 <w:sz w:val="16"/>
                                 <w:szCs w:val="16"/>
                               </w:rPr>
-                              <w:t>: 2, username: '</w:t>
-                            </w:r>
-                            <w:proofErr w:type="spellStart"/>
-                            <w:r>
-                              <w:rPr>
-                                <w:sz w:val="16"/>
-                                <w:szCs w:val="16"/>
-                              </w:rPr>
-                              <w:t>newuser</w:t>
-                            </w:r>
-                            <w:proofErr w:type="spellEnd"/>
-                            <w:r>
-                              <w:rPr>
-                                <w:sz w:val="16"/>
-                                <w:szCs w:val="16"/>
-                              </w:rPr>
-                              <w:t>', email: 'new@test.com', role: 'user</w:t>
+                              <w:t>: 2, username: 'newuser', email: 'new@test.com', role: 'user</w:t>
                             </w:r>
                             <w:proofErr w:type="gramStart"/>
                             <w:r>
@@ -39016,62 +38658,21 @@
                               </w:rPr>
                               <w:t xml:space="preserve">    </w:t>
                             </w:r>
-                            <w:proofErr w:type="spellStart"/>
                             <w:proofErr w:type="gramStart"/>
                             <w:r>
                               <w:rPr>
                                 <w:sz w:val="16"/>
                                 <w:szCs w:val="16"/>
                               </w:rPr>
-                              <w:t>renderWithRouter</w:t>
-                            </w:r>
-                            <w:proofErr w:type="spellEnd"/>
+                              <w:t>renderWithRouter(</w:t>
+                            </w:r>
+                            <w:proofErr w:type="gramEnd"/>
                             <w:r>
                               <w:rPr>
                                 <w:sz w:val="16"/>
                                 <w:szCs w:val="16"/>
                               </w:rPr>
-                              <w:t>(</w:t>
-                            </w:r>
-                            <w:proofErr w:type="gramEnd"/>
-                            <w:r>
-                              <w:rPr>
-                                <w:sz w:val="16"/>
-                                <w:szCs w:val="16"/>
-                              </w:rPr>
-                              <w:t xml:space="preserve">&lt;Register </w:t>
-                            </w:r>
-                            <w:proofErr w:type="spellStart"/>
-                            <w:r>
-                              <w:rPr>
-                                <w:sz w:val="16"/>
-                                <w:szCs w:val="16"/>
-                              </w:rPr>
-                              <w:t>onLogin</w:t>
-                            </w:r>
-                            <w:proofErr w:type="spellEnd"/>
-                            <w:r>
-                              <w:rPr>
-                                <w:sz w:val="16"/>
-                                <w:szCs w:val="16"/>
-                              </w:rPr>
-                              <w:t>={</w:t>
-                            </w:r>
-                            <w:proofErr w:type="spellStart"/>
-                            <w:r>
-                              <w:rPr>
-                                <w:sz w:val="16"/>
-                                <w:szCs w:val="16"/>
-                              </w:rPr>
-                              <w:t>onLogin</w:t>
-                            </w:r>
-                            <w:proofErr w:type="spellEnd"/>
-                            <w:r>
-                              <w:rPr>
-                                <w:sz w:val="16"/>
-                                <w:szCs w:val="16"/>
-                              </w:rPr>
-                              <w:t>} /&gt;</w:t>
+                              <w:t>&lt;Register onLogin={onLogin} /&gt;</w:t>
                             </w:r>
                             <w:proofErr w:type="gramStart"/>
                             <w:r>
@@ -39103,25 +38704,8 @@
                                 <w:sz w:val="16"/>
                                 <w:szCs w:val="16"/>
                               </w:rPr>
-                              <w:t xml:space="preserve">    </w:t>
-                            </w:r>
-                            <w:proofErr w:type="spellStart"/>
-                            <w:r>
-                              <w:rPr>
-                                <w:sz w:val="16"/>
-                                <w:szCs w:val="16"/>
-                              </w:rPr>
-                              <w:t>fireEvent.change</w:t>
-                            </w:r>
-                            <w:proofErr w:type="spellEnd"/>
-                            <w:r>
-                              <w:rPr>
-                                <w:sz w:val="16"/>
-                                <w:szCs w:val="16"/>
-                              </w:rPr>
-                              <w:t>(</w:t>
-                            </w:r>
-                            <w:proofErr w:type="spellStart"/>
+                              <w:t>    fireEvent.change(</w:t>
+                            </w:r>
                             <w:proofErr w:type="gramStart"/>
                             <w:r>
                               <w:rPr>
@@ -39130,30 +38714,13 @@
                               </w:rPr>
                               <w:t>screen.getByLabelText</w:t>
                             </w:r>
-                            <w:proofErr w:type="spellEnd"/>
                             <w:proofErr w:type="gramEnd"/>
                             <w:r>
                               <w:rPr>
                                 <w:sz w:val="16"/>
                                 <w:szCs w:val="16"/>
                               </w:rPr>
-                              <w:t>(/username/</w:t>
-                            </w:r>
-                            <w:proofErr w:type="spellStart"/>
-                            <w:r>
-                              <w:rPr>
-                                <w:sz w:val="16"/>
-                                <w:szCs w:val="16"/>
-                              </w:rPr>
-                              <w:t>i</w:t>
-                            </w:r>
-                            <w:proofErr w:type="spellEnd"/>
-                            <w:r>
-                              <w:rPr>
-                                <w:sz w:val="16"/>
-                                <w:szCs w:val="16"/>
-                              </w:rPr>
-                              <w:t xml:space="preserve">), </w:t>
+                              <w:t xml:space="preserve">(/username/i), </w:t>
                             </w:r>
                             <w:proofErr w:type="gramStart"/>
                             <w:r>
@@ -39185,17 +38752,8 @@
                                 <w:sz w:val="16"/>
                                 <w:szCs w:val="16"/>
                               </w:rPr>
-                              <w:t>: '</w:t>
-                            </w:r>
-                            <w:proofErr w:type="spellStart"/>
-                            <w:r>
-                              <w:rPr>
-                                <w:sz w:val="16"/>
-                                <w:szCs w:val="16"/>
-                              </w:rPr>
-                              <w:t>newuser</w:t>
-                            </w:r>
-                            <w:proofErr w:type="spellEnd"/>
+                              <w:t>: 'newuser</w:t>
+                            </w:r>
                             <w:proofErr w:type="gramStart"/>
                             <w:r>
                               <w:rPr>
@@ -39234,25 +38792,8 @@
                                 <w:sz w:val="16"/>
                                 <w:szCs w:val="16"/>
                               </w:rPr>
-                              <w:t xml:space="preserve">    </w:t>
-                            </w:r>
-                            <w:proofErr w:type="spellStart"/>
-                            <w:r>
-                              <w:rPr>
-                                <w:sz w:val="16"/>
-                                <w:szCs w:val="16"/>
-                              </w:rPr>
-                              <w:t>fireEvent.change</w:t>
-                            </w:r>
-                            <w:proofErr w:type="spellEnd"/>
-                            <w:r>
-                              <w:rPr>
-                                <w:sz w:val="16"/>
-                                <w:szCs w:val="16"/>
-                              </w:rPr>
-                              <w:t>(</w:t>
-                            </w:r>
-                            <w:proofErr w:type="spellStart"/>
+                              <w:t>    fireEvent.change(</w:t>
+                            </w:r>
                             <w:proofErr w:type="gramStart"/>
                             <w:r>
                               <w:rPr>
@@ -39261,30 +38802,13 @@
                               </w:rPr>
                               <w:t>screen.getByLabelText</w:t>
                             </w:r>
-                            <w:proofErr w:type="spellEnd"/>
                             <w:proofErr w:type="gramEnd"/>
                             <w:r>
                               <w:rPr>
                                 <w:sz w:val="16"/>
                                 <w:szCs w:val="16"/>
                               </w:rPr>
-                              <w:t>(/email address/</w:t>
-                            </w:r>
-                            <w:proofErr w:type="spellStart"/>
-                            <w:r>
-                              <w:rPr>
-                                <w:sz w:val="16"/>
-                                <w:szCs w:val="16"/>
-                              </w:rPr>
-                              <w:t>i</w:t>
-                            </w:r>
-                            <w:proofErr w:type="spellEnd"/>
-                            <w:r>
-                              <w:rPr>
-                                <w:sz w:val="16"/>
-                                <w:szCs w:val="16"/>
-                              </w:rPr>
-                              <w:t xml:space="preserve">), </w:t>
+                              <w:t xml:space="preserve">(/email address/i), </w:t>
                             </w:r>
                             <w:proofErr w:type="gramStart"/>
                             <w:r>
@@ -39356,115 +38880,8 @@
                                 <w:sz w:val="16"/>
                                 <w:szCs w:val="16"/>
                               </w:rPr>
-                              <w:t xml:space="preserve">    </w:t>
-                            </w:r>
-                            <w:proofErr w:type="spellStart"/>
-                            <w:r>
-                              <w:rPr>
-                                <w:sz w:val="16"/>
-                                <w:szCs w:val="16"/>
-                              </w:rPr>
-                              <w:t>fireEvent.change</w:t>
-                            </w:r>
-                            <w:proofErr w:type="spellEnd"/>
-                            <w:r>
-                              <w:rPr>
-                                <w:sz w:val="16"/>
-                                <w:szCs w:val="16"/>
-                              </w:rPr>
-                              <w:t>(</w:t>
-                            </w:r>
-                            <w:proofErr w:type="spellStart"/>
-                            <w:proofErr w:type="gramStart"/>
-                            <w:r>
-                              <w:rPr>
-                                <w:sz w:val="16"/>
-                                <w:szCs w:val="16"/>
-                              </w:rPr>
-                              <w:t>screen.getByLabelText</w:t>
-                            </w:r>
-                            <w:proofErr w:type="spellEnd"/>
-                            <w:proofErr w:type="gramEnd"/>
-                            <w:r>
-                              <w:rPr>
-                                <w:sz w:val="16"/>
-                                <w:szCs w:val="16"/>
-                              </w:rPr>
-                              <w:t>(/^password$/</w:t>
-                            </w:r>
-                            <w:proofErr w:type="spellStart"/>
-                            <w:r>
-                              <w:rPr>
-                                <w:sz w:val="16"/>
-                                <w:szCs w:val="16"/>
-                              </w:rPr>
-                              <w:t>i</w:t>
-                            </w:r>
-                            <w:proofErr w:type="spellEnd"/>
-                            <w:r>
-                              <w:rPr>
-                                <w:sz w:val="16"/>
-                                <w:szCs w:val="16"/>
-                              </w:rPr>
-                              <w:t xml:space="preserve">), </w:t>
-                            </w:r>
-                            <w:proofErr w:type="gramStart"/>
-                            <w:r>
-                              <w:rPr>
-                                <w:sz w:val="16"/>
-                                <w:szCs w:val="16"/>
-                              </w:rPr>
-                              <w:t>{ target</w:t>
-                            </w:r>
-                            <w:proofErr w:type="gramEnd"/>
-                            <w:r>
-                              <w:rPr>
-                                <w:sz w:val="16"/>
-                                <w:szCs w:val="16"/>
-                              </w:rPr>
-                              <w:t xml:space="preserve">: </w:t>
-                            </w:r>
-                            <w:proofErr w:type="gramStart"/>
-                            <w:r>
-                              <w:rPr>
-                                <w:sz w:val="16"/>
-                                <w:szCs w:val="16"/>
-                              </w:rPr>
-                              <w:t>{ value</w:t>
-                            </w:r>
-                            <w:proofErr w:type="gramEnd"/>
-                            <w:r>
-                              <w:rPr>
-                                <w:sz w:val="16"/>
-                                <w:szCs w:val="16"/>
-                              </w:rPr>
-                              <w:t>: 'Strong@123</w:t>
-                            </w:r>
-                            <w:proofErr w:type="gramStart"/>
-                            <w:r>
-                              <w:rPr>
-                                <w:sz w:val="16"/>
-                                <w:szCs w:val="16"/>
-                              </w:rPr>
-                              <w:t>' }</w:t>
-                            </w:r>
-                            <w:proofErr w:type="gramEnd"/>
-                            <w:r>
-                              <w:rPr>
-                                <w:sz w:val="16"/>
-                                <w:szCs w:val="16"/>
-                              </w:rPr>
-                              <w:t xml:space="preserve"> }</w:t>
-                            </w:r>
-                            <w:proofErr w:type="gramStart"/>
-                            <w:r>
-                              <w:rPr>
-                                <w:sz w:val="16"/>
-                                <w:szCs w:val="16"/>
-                              </w:rPr>
-                              <w:t>);</w:t>
-                            </w:r>
-                            <w:proofErr w:type="gramEnd"/>
+                              <w:t>    fireEvent.change(screen.getByLabelText(/^password$/i), { target: { value: 'Strong@123' } });</w:t>
+                            </w:r>
                           </w:p>
                           <w:p>
                             <w:pPr>
@@ -39478,115 +38895,8 @@
                                 <w:sz w:val="16"/>
                                 <w:szCs w:val="16"/>
                               </w:rPr>
-                              <w:t xml:space="preserve">    </w:t>
-                            </w:r>
-                            <w:proofErr w:type="spellStart"/>
-                            <w:r>
-                              <w:rPr>
-                                <w:sz w:val="16"/>
-                                <w:szCs w:val="16"/>
-                              </w:rPr>
-                              <w:t>fireEvent.change</w:t>
-                            </w:r>
-                            <w:proofErr w:type="spellEnd"/>
-                            <w:r>
-                              <w:rPr>
-                                <w:sz w:val="16"/>
-                                <w:szCs w:val="16"/>
-                              </w:rPr>
-                              <w:t>(</w:t>
-                            </w:r>
-                            <w:proofErr w:type="spellStart"/>
-                            <w:proofErr w:type="gramStart"/>
-                            <w:r>
-                              <w:rPr>
-                                <w:sz w:val="16"/>
-                                <w:szCs w:val="16"/>
-                              </w:rPr>
-                              <w:t>screen.getByLabelText</w:t>
-                            </w:r>
-                            <w:proofErr w:type="spellEnd"/>
-                            <w:proofErr w:type="gramEnd"/>
-                            <w:r>
-                              <w:rPr>
-                                <w:sz w:val="16"/>
-                                <w:szCs w:val="16"/>
-                              </w:rPr>
-                              <w:t>(/confirm password/</w:t>
-                            </w:r>
-                            <w:proofErr w:type="spellStart"/>
-                            <w:r>
-                              <w:rPr>
-                                <w:sz w:val="16"/>
-                                <w:szCs w:val="16"/>
-                              </w:rPr>
-                              <w:t>i</w:t>
-                            </w:r>
-                            <w:proofErr w:type="spellEnd"/>
-                            <w:r>
-                              <w:rPr>
-                                <w:sz w:val="16"/>
-                                <w:szCs w:val="16"/>
-                              </w:rPr>
-                              <w:t xml:space="preserve">), </w:t>
-                            </w:r>
-                            <w:proofErr w:type="gramStart"/>
-                            <w:r>
-                              <w:rPr>
-                                <w:sz w:val="16"/>
-                                <w:szCs w:val="16"/>
-                              </w:rPr>
-                              <w:t>{ target</w:t>
-                            </w:r>
-                            <w:proofErr w:type="gramEnd"/>
-                            <w:r>
-                              <w:rPr>
-                                <w:sz w:val="16"/>
-                                <w:szCs w:val="16"/>
-                              </w:rPr>
-                              <w:t xml:space="preserve">: </w:t>
-                            </w:r>
-                            <w:proofErr w:type="gramStart"/>
-                            <w:r>
-                              <w:rPr>
-                                <w:sz w:val="16"/>
-                                <w:szCs w:val="16"/>
-                              </w:rPr>
-                              <w:t>{ value</w:t>
-                            </w:r>
-                            <w:proofErr w:type="gramEnd"/>
-                            <w:r>
-                              <w:rPr>
-                                <w:sz w:val="16"/>
-                                <w:szCs w:val="16"/>
-                              </w:rPr>
-                              <w:t>: 'Strong@123</w:t>
-                            </w:r>
-                            <w:proofErr w:type="gramStart"/>
-                            <w:r>
-                              <w:rPr>
-                                <w:sz w:val="16"/>
-                                <w:szCs w:val="16"/>
-                              </w:rPr>
-                              <w:t>' }</w:t>
-                            </w:r>
-                            <w:proofErr w:type="gramEnd"/>
-                            <w:r>
-                              <w:rPr>
-                                <w:sz w:val="16"/>
-                                <w:szCs w:val="16"/>
-                              </w:rPr>
-                              <w:t xml:space="preserve"> }</w:t>
-                            </w:r>
-                            <w:proofErr w:type="gramStart"/>
-                            <w:r>
-                              <w:rPr>
-                                <w:sz w:val="16"/>
-                                <w:szCs w:val="16"/>
-                              </w:rPr>
-                              <w:t>);</w:t>
-                            </w:r>
-                            <w:proofErr w:type="gramEnd"/>
+                              <w:t>    fireEvent.change(screen.getByLabelText(/confirm password/i), { target: { value: 'Strong@123' } });</w:t>
+                            </w:r>
                           </w:p>
                           <w:p>
                             <w:pPr>
@@ -39600,92 +38910,8 @@
                                 <w:sz w:val="16"/>
                                 <w:szCs w:val="16"/>
                               </w:rPr>
-                              <w:t xml:space="preserve">    </w:t>
-                            </w:r>
-                            <w:proofErr w:type="spellStart"/>
-                            <w:r>
-                              <w:rPr>
-                                <w:sz w:val="16"/>
-                                <w:szCs w:val="16"/>
-                              </w:rPr>
-                              <w:t>fireEvent.click</w:t>
-                            </w:r>
-                            <w:proofErr w:type="spellEnd"/>
-                            <w:r>
-                              <w:rPr>
-                                <w:sz w:val="16"/>
-                                <w:szCs w:val="16"/>
-                              </w:rPr>
-                              <w:t>(</w:t>
-                            </w:r>
-                            <w:proofErr w:type="spellStart"/>
-                            <w:proofErr w:type="gramStart"/>
-                            <w:r>
-                              <w:rPr>
-                                <w:sz w:val="16"/>
-                                <w:szCs w:val="16"/>
-                              </w:rPr>
-                              <w:t>screen.getByRole</w:t>
-                            </w:r>
-                            <w:proofErr w:type="spellEnd"/>
-                            <w:proofErr w:type="gramEnd"/>
-                            <w:r>
-                              <w:rPr>
-                                <w:sz w:val="16"/>
-                                <w:szCs w:val="16"/>
-                              </w:rPr>
-                              <w:t xml:space="preserve">('button', </w:t>
-                            </w:r>
-                            <w:proofErr w:type="gramStart"/>
-                            <w:r>
-                              <w:rPr>
-                                <w:sz w:val="16"/>
-                                <w:szCs w:val="16"/>
-                              </w:rPr>
-                              <w:t>{ name</w:t>
-                            </w:r>
-                            <w:proofErr w:type="gramEnd"/>
-                            <w:r>
-                              <w:rPr>
-                                <w:sz w:val="16"/>
-                                <w:szCs w:val="16"/>
-                              </w:rPr>
-                              <w:t>: /create account/</w:t>
-                            </w:r>
-                            <w:proofErr w:type="spellStart"/>
-                            <w:proofErr w:type="gramStart"/>
-                            <w:r>
-                              <w:rPr>
-                                <w:sz w:val="16"/>
-                                <w:szCs w:val="16"/>
-                              </w:rPr>
-                              <w:t>i</w:t>
-                            </w:r>
-                            <w:proofErr w:type="spellEnd"/>
-                            <w:r>
-                              <w:rPr>
-                                <w:sz w:val="16"/>
-                                <w:szCs w:val="16"/>
-                              </w:rPr>
-                              <w:t xml:space="preserve"> }</w:t>
-                            </w:r>
-                            <w:proofErr w:type="gramEnd"/>
-                            <w:r>
-                              <w:rPr>
-                                <w:sz w:val="16"/>
-                                <w:szCs w:val="16"/>
-                              </w:rPr>
-                              <w:t>)</w:t>
-                            </w:r>
-                            <w:proofErr w:type="gramStart"/>
-                            <w:r>
-                              <w:rPr>
-                                <w:sz w:val="16"/>
-                                <w:szCs w:val="16"/>
-                              </w:rPr>
-                              <w:t>);</w:t>
-                            </w:r>
-                            <w:proofErr w:type="gramEnd"/>
+                              <w:t>    fireEvent.click(screen.getByRole('button', { name: /create account/i }));</w:t>
+                            </w:r>
                           </w:p>
                           <w:p>
                             <w:pPr>
@@ -39699,48 +38925,7 @@
                                 <w:sz w:val="16"/>
                                 <w:szCs w:val="16"/>
                               </w:rPr>
-                              <w:t xml:space="preserve">    </w:t>
-                            </w:r>
-                            <w:proofErr w:type="gramStart"/>
-                            <w:r>
-                              <w:rPr>
-                                <w:sz w:val="16"/>
-                                <w:szCs w:val="16"/>
-                              </w:rPr>
-                              <w:t>await</w:t>
-                            </w:r>
-                            <w:proofErr w:type="gramEnd"/>
-                            <w:r>
-                              <w:rPr>
-                                <w:sz w:val="16"/>
-                                <w:szCs w:val="16"/>
-                              </w:rPr>
-                              <w:t xml:space="preserve"> </w:t>
-                            </w:r>
-                            <w:proofErr w:type="spellStart"/>
-                            <w:proofErr w:type="gramStart"/>
-                            <w:r>
-                              <w:rPr>
-                                <w:sz w:val="16"/>
-                                <w:szCs w:val="16"/>
-                              </w:rPr>
-                              <w:t>waitFor</w:t>
-                            </w:r>
-                            <w:proofErr w:type="spellEnd"/>
-                            <w:r>
-                              <w:rPr>
-                                <w:sz w:val="16"/>
-                                <w:szCs w:val="16"/>
-                              </w:rPr>
-                              <w:t>(</w:t>
-                            </w:r>
-                            <w:proofErr w:type="gramEnd"/>
-                            <w:r>
-                              <w:rPr>
-                                <w:sz w:val="16"/>
-                                <w:szCs w:val="16"/>
-                              </w:rPr>
-                              <w:t>() =&gt; {</w:t>
+                              <w:t>    await waitFor(() =&gt; {</w:t>
                             </w:r>
                           </w:p>
                           <w:p>
@@ -39755,41 +38940,7 @@
                                 <w:sz w:val="16"/>
                                 <w:szCs w:val="16"/>
                               </w:rPr>
-                              <w:t>      expect(</w:t>
-                            </w:r>
-                            <w:proofErr w:type="spellStart"/>
-                            <w:r>
-                              <w:rPr>
-                                <w:sz w:val="16"/>
-                                <w:szCs w:val="16"/>
-                              </w:rPr>
-                              <w:t>onLogin</w:t>
-                            </w:r>
-                            <w:proofErr w:type="spellEnd"/>
-                            <w:proofErr w:type="gramStart"/>
-                            <w:r>
-                              <w:rPr>
-                                <w:sz w:val="16"/>
-                                <w:szCs w:val="16"/>
-                              </w:rPr>
-                              <w:t>).</w:t>
-                            </w:r>
-                            <w:proofErr w:type="spellStart"/>
-                            <w:r>
-                              <w:rPr>
-                                <w:sz w:val="16"/>
-                                <w:szCs w:val="16"/>
-                              </w:rPr>
-                              <w:t>toHaveBeenCalledWith</w:t>
-                            </w:r>
-                            <w:proofErr w:type="spellEnd"/>
-                            <w:proofErr w:type="gramEnd"/>
-                            <w:r>
-                              <w:rPr>
-                                <w:sz w:val="16"/>
-                                <w:szCs w:val="16"/>
-                              </w:rPr>
-                              <w:t>(</w:t>
+                              <w:t>      expect(onLogin).toHaveBeenCalledWith(</w:t>
                             </w:r>
                           </w:p>
                           <w:p>
@@ -39804,48 +38955,7 @@
                                 <w:sz w:val="16"/>
                                 <w:szCs w:val="16"/>
                               </w:rPr>
-                              <w:t xml:space="preserve">        </w:t>
-                            </w:r>
-                            <w:proofErr w:type="spellStart"/>
-                            <w:proofErr w:type="gramStart"/>
-                            <w:r>
-                              <w:rPr>
-                                <w:sz w:val="16"/>
-                                <w:szCs w:val="16"/>
-                              </w:rPr>
-                              <w:t>expect.objectContaining</w:t>
-                            </w:r>
-                            <w:proofErr w:type="spellEnd"/>
-                            <w:r>
-                              <w:rPr>
-                                <w:sz w:val="16"/>
-                                <w:szCs w:val="16"/>
-                              </w:rPr>
-                              <w:t>({ email</w:t>
-                            </w:r>
-                            <w:proofErr w:type="gramEnd"/>
-                            <w:r>
-                              <w:rPr>
-                                <w:sz w:val="16"/>
-                                <w:szCs w:val="16"/>
-                              </w:rPr>
-                              <w:t>: 'new@test.com</w:t>
-                            </w:r>
-                            <w:proofErr w:type="gramStart"/>
-                            <w:r>
-                              <w:rPr>
-                                <w:sz w:val="16"/>
-                                <w:szCs w:val="16"/>
-                              </w:rPr>
-                              <w:t>' }</w:t>
-                            </w:r>
-                            <w:proofErr w:type="gramEnd"/>
-                            <w:r>
-                              <w:rPr>
-                                <w:sz w:val="16"/>
-                                <w:szCs w:val="16"/>
-                              </w:rPr>
-                              <w:t>),</w:t>
+                              <w:t>        expect.objectContaining({ email: 'new@test.com' }),</w:t>
                             </w:r>
                           </w:p>
                           <w:p>
@@ -39860,23 +38970,7 @@
                                 <w:sz w:val="16"/>
                                 <w:szCs w:val="16"/>
                               </w:rPr>
-                              <w:t>        '</w:t>
-                            </w:r>
-                            <w:proofErr w:type="gramStart"/>
-                            <w:r>
-                              <w:rPr>
-                                <w:sz w:val="16"/>
-                                <w:szCs w:val="16"/>
-                              </w:rPr>
-                              <w:t>register</w:t>
-                            </w:r>
-                            <w:proofErr w:type="gramEnd"/>
-                            <w:r>
-                              <w:rPr>
-                                <w:sz w:val="16"/>
-                                <w:szCs w:val="16"/>
-                              </w:rPr>
-                              <w:t>-token'</w:t>
+                              <w:t>        'register-token'</w:t>
                             </w:r>
                           </w:p>
                         </w:txbxContent>
@@ -42097,13 +41191,7 @@
                               <w:jc w:val="left"/>
                             </w:pPr>
                             <w:r>
-                              <w:t xml:space="preserve">Code Listing </w:t>
-                            </w:r>
-                            <w:r>
-                              <w:t>5</w:t>
-                            </w:r>
-                            <w:r>
-                              <w:t xml:space="preserve"> Registration Test</w:t>
+                              <w:t>Code Listing 5 Registration Test</w:t>
                             </w:r>
                           </w:p>
                           <w:p/>
@@ -42190,6 +41278,9 @@
         <w:t xml:space="preserve"> The test verifies the behaviour of the React component by mimicking its Hook so that the test can focus on the UI logic. The first of section checks whether the “Upload Document” button remains disabled when the no file is selected. This ensures that the user cannot submit an empty form. The second part of this section confirms that the upload function works as expected when the upload button is clicked. Combined these ensure that the component enables or disables the upload button depending on the state and trigger the upload action when appropriate. </w:t>
       </w:r>
       <w:r>
+        <w:rPr>
+          <w:noProof/>
+        </w:rPr>
         <w:drawing>
           <wp:inline distT="0" distB="0" distL="0" distR="0" wp14:anchorId="1067F972" wp14:editId="2E5145CD">
             <wp:extent cx="5731510" cy="1172845"/>
@@ -42560,6 +41651,7 @@
       </w:pPr>
       <w:r>
         <w:rPr>
+          <w:noProof/>
           <w:sz w:val="24"/>
           <w:szCs w:val="24"/>
         </w:rPr>
@@ -42689,6 +41781,7 @@
       </w:pPr>
       <w:r>
         <w:rPr>
+          <w:noProof/>
           <w:sz w:val="24"/>
           <w:szCs w:val="24"/>
         </w:rPr>
@@ -43066,23 +42159,7 @@
                                 <w:sz w:val="16"/>
                                 <w:szCs w:val="16"/>
                               </w:rPr>
-                              <w:t xml:space="preserve">  </w:t>
-                            </w:r>
-                            <w:proofErr w:type="gramStart"/>
-                            <w:r>
-                              <w:rPr>
-                                <w:sz w:val="16"/>
-                                <w:szCs w:val="16"/>
-                              </w:rPr>
-                              <w:t>test(</w:t>
-                            </w:r>
-                            <w:proofErr w:type="gramEnd"/>
-                            <w:r>
-                              <w:rPr>
-                                <w:sz w:val="16"/>
-                                <w:szCs w:val="16"/>
-                              </w:rPr>
-                              <w:t>'Regular user should NOT be able to get all users', async () =&gt; {</w:t>
+                              <w:t>  test('Regular user should NOT be able to get all users', async () =&gt; {</w:t>
                             </w:r>
                           </w:p>
                           <w:p>
@@ -43097,23 +42174,7 @@
                                 <w:sz w:val="16"/>
                                 <w:szCs w:val="16"/>
                               </w:rPr>
-                              <w:t xml:space="preserve">    </w:t>
-                            </w:r>
-                            <w:proofErr w:type="spellStart"/>
-                            <w:r>
-                              <w:rPr>
-                                <w:sz w:val="16"/>
-                                <w:szCs w:val="16"/>
-                              </w:rPr>
-                              <w:t>const</w:t>
-                            </w:r>
-                            <w:proofErr w:type="spellEnd"/>
-                            <w:r>
-                              <w:rPr>
-                                <w:sz w:val="16"/>
-                                <w:szCs w:val="16"/>
-                              </w:rPr>
-                              <w:t xml:space="preserve"> response = await request(app)</w:t>
+                              <w:t>    const response = await request(app)</w:t>
                             </w:r>
                           </w:p>
                           <w:p>
@@ -43128,39 +42189,7 @@
                                 <w:sz w:val="16"/>
                                 <w:szCs w:val="16"/>
                               </w:rPr>
-                              <w:t xml:space="preserve">      </w:t>
-                            </w:r>
-                            <w:proofErr w:type="gramStart"/>
-                            <w:r>
-                              <w:rPr>
-                                <w:sz w:val="16"/>
-                                <w:szCs w:val="16"/>
-                              </w:rPr>
-                              <w:t>.get</w:t>
-                            </w:r>
-                            <w:proofErr w:type="gramEnd"/>
-                            <w:r>
-                              <w:rPr>
-                                <w:sz w:val="16"/>
-                                <w:szCs w:val="16"/>
-                              </w:rPr>
-                              <w:t>('/</w:t>
-                            </w:r>
-                            <w:proofErr w:type="spellStart"/>
-                            <w:r>
-                              <w:rPr>
-                                <w:sz w:val="16"/>
-                                <w:szCs w:val="16"/>
-                              </w:rPr>
-                              <w:t>api</w:t>
-                            </w:r>
-                            <w:proofErr w:type="spellEnd"/>
-                            <w:r>
-                              <w:rPr>
-                                <w:sz w:val="16"/>
-                                <w:szCs w:val="16"/>
-                              </w:rPr>
-                              <w:t>/users')</w:t>
+                              <w:t>      .get('/api/users')</w:t>
                             </w:r>
                           </w:p>
                           <w:p>
@@ -43175,39 +42204,7 @@
                                 <w:sz w:val="16"/>
                                 <w:szCs w:val="16"/>
                               </w:rPr>
-                              <w:t xml:space="preserve">      </w:t>
-                            </w:r>
-                            <w:proofErr w:type="gramStart"/>
-                            <w:r>
-                              <w:rPr>
-                                <w:sz w:val="16"/>
-                                <w:szCs w:val="16"/>
-                              </w:rPr>
-                              <w:t>.set</w:t>
-                            </w:r>
-                            <w:proofErr w:type="gramEnd"/>
-                            <w:r>
-                              <w:rPr>
-                                <w:sz w:val="16"/>
-                                <w:szCs w:val="16"/>
-                              </w:rPr>
-                              <w:t>('Authorization', `Bearer ${</w:t>
-                            </w:r>
-                            <w:proofErr w:type="spellStart"/>
-                            <w:r>
-                              <w:rPr>
-                                <w:sz w:val="16"/>
-                                <w:szCs w:val="16"/>
-                              </w:rPr>
-                              <w:t>regularUserToken</w:t>
-                            </w:r>
-                            <w:proofErr w:type="spellEnd"/>
-                            <w:r>
-                              <w:rPr>
-                                <w:sz w:val="16"/>
-                                <w:szCs w:val="16"/>
-                              </w:rPr>
-                              <w:t>}`); // Send regular user token</w:t>
+                              <w:t>      .set('Authorization', `Bearer ${regularUserToken}`); // Send regular user token</w:t>
                             </w:r>
                           </w:p>
                           <w:p>
@@ -43237,51 +42234,8 @@
                                 <w:sz w:val="16"/>
                                 <w:szCs w:val="16"/>
                               </w:rPr>
-                              <w:t>    expect(</w:t>
-                            </w:r>
-                            <w:proofErr w:type="spellStart"/>
-                            <w:proofErr w:type="gramStart"/>
-                            <w:r>
-                              <w:rPr>
-                                <w:sz w:val="16"/>
-                                <w:szCs w:val="16"/>
-                              </w:rPr>
-                              <w:t>response.status</w:t>
-                            </w:r>
-                            <w:proofErr w:type="spellEnd"/>
-                            <w:r>
-                              <w:rPr>
-                                <w:sz w:val="16"/>
-                                <w:szCs w:val="16"/>
-                              </w:rPr>
-                              <w:t>).</w:t>
-                            </w:r>
-                            <w:proofErr w:type="spellStart"/>
-                            <w:r>
-                              <w:rPr>
-                                <w:sz w:val="16"/>
-                                <w:szCs w:val="16"/>
-                              </w:rPr>
-                              <w:t>toBe</w:t>
-                            </w:r>
-                            <w:proofErr w:type="spellEnd"/>
-                            <w:proofErr w:type="gramEnd"/>
-                            <w:r>
-                              <w:rPr>
-                                <w:sz w:val="16"/>
-                                <w:szCs w:val="16"/>
-                              </w:rPr>
-                              <w:t>(403</w:t>
-                            </w:r>
-                            <w:proofErr w:type="gramStart"/>
-                            <w:r>
-                              <w:rPr>
-                                <w:sz w:val="16"/>
-                                <w:szCs w:val="16"/>
-                              </w:rPr>
-                              <w:t>);</w:t>
-                            </w:r>
-                            <w:proofErr w:type="gramEnd"/>
+                              <w:t>    expect(response.status).toBe(403);</w:t>
+                            </w:r>
                           </w:p>
                           <w:p>
                             <w:pPr>
@@ -43295,60 +42249,8 @@
                                 <w:sz w:val="16"/>
                                 <w:szCs w:val="16"/>
                               </w:rPr>
-                              <w:t>    expect(</w:t>
-                            </w:r>
-                            <w:proofErr w:type="spellStart"/>
-                            <w:proofErr w:type="gramStart"/>
-                            <w:r>
-                              <w:rPr>
-                                <w:sz w:val="16"/>
-                                <w:szCs w:val="16"/>
-                              </w:rPr>
-                              <w:t>response.body</w:t>
-                            </w:r>
-                            <w:proofErr w:type="gramEnd"/>
-                            <w:r>
-                              <w:rPr>
-                                <w:sz w:val="16"/>
-                                <w:szCs w:val="16"/>
-                              </w:rPr>
-                              <w:t>.message</w:t>
-                            </w:r>
-                            <w:proofErr w:type="spellEnd"/>
-                            <w:proofErr w:type="gramStart"/>
-                            <w:r>
-                              <w:rPr>
-                                <w:sz w:val="16"/>
-                                <w:szCs w:val="16"/>
-                              </w:rPr>
-                              <w:t>).</w:t>
-                            </w:r>
-                            <w:proofErr w:type="spellStart"/>
-                            <w:r>
-                              <w:rPr>
-                                <w:sz w:val="16"/>
-                                <w:szCs w:val="16"/>
-                              </w:rPr>
-                              <w:t>toContain</w:t>
-                            </w:r>
-                            <w:proofErr w:type="spellEnd"/>
-                            <w:proofErr w:type="gramEnd"/>
-                            <w:r>
-                              <w:rPr>
-                                <w:sz w:val="16"/>
-                                <w:szCs w:val="16"/>
-                              </w:rPr>
-                              <w:t>('Admin only'</w:t>
-                            </w:r>
-                            <w:proofErr w:type="gramStart"/>
-                            <w:r>
-                              <w:rPr>
-                                <w:sz w:val="16"/>
-                                <w:szCs w:val="16"/>
-                              </w:rPr>
-                              <w:t>);</w:t>
-                            </w:r>
-                            <w:proofErr w:type="gramEnd"/>
+                              <w:t>    expect(response.body.message).toContain('Admin only');</w:t>
+                            </w:r>
                           </w:p>
                           <w:p>
                             <w:pPr>
@@ -43362,17 +42264,8 @@
                                 <w:sz w:val="16"/>
                                 <w:szCs w:val="16"/>
                               </w:rPr>
-                              <w:t>  }</w:t>
-                            </w:r>
-                            <w:proofErr w:type="gramStart"/>
-                            <w:r>
-                              <w:rPr>
-                                <w:sz w:val="16"/>
-                                <w:szCs w:val="16"/>
-                              </w:rPr>
-                              <w:t>);</w:t>
-                            </w:r>
-                            <w:proofErr w:type="gramEnd"/>
+                              <w:t>  });</w:t>
+                            </w:r>
                           </w:p>
                           <w:p>
                             <w:pPr>
@@ -43401,23 +42294,7 @@
                                 <w:sz w:val="16"/>
                                 <w:szCs w:val="16"/>
                               </w:rPr>
-                              <w:t xml:space="preserve">  </w:t>
-                            </w:r>
-                            <w:proofErr w:type="gramStart"/>
-                            <w:r>
-                              <w:rPr>
-                                <w:sz w:val="16"/>
-                                <w:szCs w:val="16"/>
-                              </w:rPr>
-                              <w:t>test(</w:t>
-                            </w:r>
-                            <w:proofErr w:type="gramEnd"/>
-                            <w:r>
-                              <w:rPr>
-                                <w:sz w:val="16"/>
-                                <w:szCs w:val="16"/>
-                              </w:rPr>
-                              <w:t>'Should deny access without authentication token', async () =&gt; {</w:t>
+                              <w:t>  test('Should deny access without authentication token', async () =&gt; {</w:t>
                             </w:r>
                           </w:p>
                           <w:p>
@@ -43432,23 +42309,7 @@
                                 <w:sz w:val="16"/>
                                 <w:szCs w:val="16"/>
                               </w:rPr>
-                              <w:t xml:space="preserve">    </w:t>
-                            </w:r>
-                            <w:proofErr w:type="spellStart"/>
-                            <w:r>
-                              <w:rPr>
-                                <w:sz w:val="16"/>
-                                <w:szCs w:val="16"/>
-                              </w:rPr>
-                              <w:t>const</w:t>
-                            </w:r>
-                            <w:proofErr w:type="spellEnd"/>
-                            <w:r>
-                              <w:rPr>
-                                <w:sz w:val="16"/>
-                                <w:szCs w:val="16"/>
-                              </w:rPr>
-                              <w:t xml:space="preserve"> response = await request(app)</w:t>
+                              <w:t>    const response = await request(app)</w:t>
                             </w:r>
                           </w:p>
                           <w:p>
@@ -43463,49 +42324,8 @@
                                 <w:sz w:val="16"/>
                                 <w:szCs w:val="16"/>
                               </w:rPr>
-                              <w:t xml:space="preserve">      </w:t>
-                            </w:r>
-                            <w:proofErr w:type="gramStart"/>
-                            <w:r>
-                              <w:rPr>
-                                <w:sz w:val="16"/>
-                                <w:szCs w:val="16"/>
-                              </w:rPr>
-                              <w:t>.get</w:t>
-                            </w:r>
-                            <w:proofErr w:type="gramEnd"/>
-                            <w:r>
-                              <w:rPr>
-                                <w:sz w:val="16"/>
-                                <w:szCs w:val="16"/>
-                              </w:rPr>
-                              <w:t>('/</w:t>
-                            </w:r>
-                            <w:proofErr w:type="spellStart"/>
-                            <w:r>
-                              <w:rPr>
-                                <w:sz w:val="16"/>
-                                <w:szCs w:val="16"/>
-                              </w:rPr>
-                              <w:t>api</w:t>
-                            </w:r>
-                            <w:proofErr w:type="spellEnd"/>
-                            <w:r>
-                              <w:rPr>
-                                <w:sz w:val="16"/>
-                                <w:szCs w:val="16"/>
-                              </w:rPr>
-                              <w:t>/users'</w:t>
-                            </w:r>
-                            <w:proofErr w:type="gramStart"/>
-                            <w:r>
-                              <w:rPr>
-                                <w:sz w:val="16"/>
-                                <w:szCs w:val="16"/>
-                              </w:rPr>
-                              <w:t>);</w:t>
-                            </w:r>
-                            <w:proofErr w:type="gramEnd"/>
+                              <w:t>      .get('/api/users');</w:t>
+                            </w:r>
                           </w:p>
                           <w:p>
                             <w:pPr>
@@ -43549,51 +42369,8 @@
                                 <w:sz w:val="16"/>
                                 <w:szCs w:val="16"/>
                               </w:rPr>
-                              <w:t>    expect(</w:t>
-                            </w:r>
-                            <w:proofErr w:type="spellStart"/>
-                            <w:proofErr w:type="gramStart"/>
-                            <w:r>
-                              <w:rPr>
-                                <w:sz w:val="16"/>
-                                <w:szCs w:val="16"/>
-                              </w:rPr>
-                              <w:t>response.status</w:t>
-                            </w:r>
-                            <w:proofErr w:type="spellEnd"/>
-                            <w:r>
-                              <w:rPr>
-                                <w:sz w:val="16"/>
-                                <w:szCs w:val="16"/>
-                              </w:rPr>
-                              <w:t>).</w:t>
-                            </w:r>
-                            <w:proofErr w:type="spellStart"/>
-                            <w:r>
-                              <w:rPr>
-                                <w:sz w:val="16"/>
-                                <w:szCs w:val="16"/>
-                              </w:rPr>
-                              <w:t>toBe</w:t>
-                            </w:r>
-                            <w:proofErr w:type="spellEnd"/>
-                            <w:proofErr w:type="gramEnd"/>
-                            <w:r>
-                              <w:rPr>
-                                <w:sz w:val="16"/>
-                                <w:szCs w:val="16"/>
-                              </w:rPr>
-                              <w:t>(401</w:t>
-                            </w:r>
-                            <w:proofErr w:type="gramStart"/>
-                            <w:r>
-                              <w:rPr>
-                                <w:sz w:val="16"/>
-                                <w:szCs w:val="16"/>
-                              </w:rPr>
-                              <w:t>);</w:t>
-                            </w:r>
-                            <w:proofErr w:type="gramEnd"/>
+                              <w:t>    expect(response.status).toBe(401);</w:t>
+                            </w:r>
                           </w:p>
                           <w:p>
                             <w:pPr>
@@ -43607,17 +42384,8 @@
                                 <w:sz w:val="16"/>
                                 <w:szCs w:val="16"/>
                               </w:rPr>
-                              <w:t>  }</w:t>
-                            </w:r>
-                            <w:proofErr w:type="gramStart"/>
-                            <w:r>
-                              <w:rPr>
-                                <w:sz w:val="16"/>
-                                <w:szCs w:val="16"/>
-                              </w:rPr>
-                              <w:t>);</w:t>
-                            </w:r>
-                            <w:proofErr w:type="gramEnd"/>
+                              <w:t>  });</w:t>
+                            </w:r>
                           </w:p>
                           <w:p>
                             <w:pPr>
@@ -43646,23 +42414,7 @@
                                 <w:sz w:val="16"/>
                                 <w:szCs w:val="16"/>
                               </w:rPr>
-                              <w:t xml:space="preserve">  </w:t>
-                            </w:r>
-                            <w:proofErr w:type="gramStart"/>
-                            <w:r>
-                              <w:rPr>
-                                <w:sz w:val="16"/>
-                                <w:szCs w:val="16"/>
-                              </w:rPr>
-                              <w:t>test(</w:t>
-                            </w:r>
-                            <w:proofErr w:type="gramEnd"/>
-                            <w:r>
-                              <w:rPr>
-                                <w:sz w:val="16"/>
-                                <w:szCs w:val="16"/>
-                              </w:rPr>
-                              <w:t>'Regular user should NOT be able to delete users', async () =&gt; {</w:t>
+                              <w:t>  test('Regular user should NOT be able to delete users', async () =&gt; {</w:t>
                             </w:r>
                           </w:p>
                           <w:p>
@@ -43692,55 +42444,7 @@
                                 <w:sz w:val="16"/>
                                 <w:szCs w:val="16"/>
                               </w:rPr>
-                              <w:t xml:space="preserve">    </w:t>
-                            </w:r>
-                            <w:proofErr w:type="spellStart"/>
-                            <w:r>
-                              <w:rPr>
-                                <w:sz w:val="16"/>
-                                <w:szCs w:val="16"/>
-                              </w:rPr>
-                              <w:t>const</w:t>
-                            </w:r>
-                            <w:proofErr w:type="spellEnd"/>
-                            <w:r>
-                              <w:rPr>
-                                <w:sz w:val="16"/>
-                                <w:szCs w:val="16"/>
-                              </w:rPr>
-                              <w:t xml:space="preserve"> </w:t>
-                            </w:r>
-                            <w:proofErr w:type="spellStart"/>
-                            <w:r>
-                              <w:rPr>
-                                <w:sz w:val="16"/>
-                                <w:szCs w:val="16"/>
-                              </w:rPr>
-                              <w:t>testUser</w:t>
-                            </w:r>
-                            <w:proofErr w:type="spellEnd"/>
-                            <w:r>
-                              <w:rPr>
-                                <w:sz w:val="16"/>
-                                <w:szCs w:val="16"/>
-                              </w:rPr>
-                              <w:t xml:space="preserve"> = await </w:t>
-                            </w:r>
-                            <w:proofErr w:type="spellStart"/>
-                            <w:r>
-                              <w:rPr>
-                                <w:sz w:val="16"/>
-                                <w:szCs w:val="16"/>
-                              </w:rPr>
-                              <w:t>User.create</w:t>
-                            </w:r>
-                            <w:proofErr w:type="spellEnd"/>
-                            <w:r>
-                              <w:rPr>
-                                <w:sz w:val="16"/>
-                                <w:szCs w:val="16"/>
-                              </w:rPr>
-                              <w:t>({</w:t>
+                              <w:t>    const testUser = await User.create({</w:t>
                             </w:r>
                           </w:p>
                           <w:p>
@@ -43755,23 +42459,7 @@
                                 <w:sz w:val="16"/>
                                 <w:szCs w:val="16"/>
                               </w:rPr>
-                              <w:t>      username: '</w:t>
-                            </w:r>
-                            <w:proofErr w:type="spellStart"/>
-                            <w:r>
-                              <w:rPr>
-                                <w:sz w:val="16"/>
-                                <w:szCs w:val="16"/>
-                              </w:rPr>
-                              <w:t>todelete</w:t>
-                            </w:r>
-                            <w:proofErr w:type="spellEnd"/>
-                            <w:r>
-                              <w:rPr>
-                                <w:sz w:val="16"/>
-                                <w:szCs w:val="16"/>
-                              </w:rPr>
-                              <w:t>',</w:t>
+                              <w:t>      username: 'todelete',</w:t>
                             </w:r>
                           </w:p>
                           <w:p>
@@ -43831,17 +42519,8 @@
                                 <w:sz w:val="16"/>
                                 <w:szCs w:val="16"/>
                               </w:rPr>
-                              <w:t>    }</w:t>
-                            </w:r>
-                            <w:proofErr w:type="gramStart"/>
-                            <w:r>
-                              <w:rPr>
-                                <w:sz w:val="16"/>
-                                <w:szCs w:val="16"/>
-                              </w:rPr>
-                              <w:t>);</w:t>
-                            </w:r>
-                            <w:proofErr w:type="gramEnd"/>
+                              <w:t>    });</w:t>
+                            </w:r>
                           </w:p>
                           <w:p>
                             <w:pPr>
@@ -43855,23 +42534,7 @@
                                 <w:sz w:val="16"/>
                                 <w:szCs w:val="16"/>
                               </w:rPr>
-                              <w:t xml:space="preserve">    </w:t>
-                            </w:r>
-                            <w:proofErr w:type="spellStart"/>
-                            <w:r>
-                              <w:rPr>
-                                <w:sz w:val="16"/>
-                                <w:szCs w:val="16"/>
-                              </w:rPr>
-                              <w:t>const</w:t>
-                            </w:r>
-                            <w:proofErr w:type="spellEnd"/>
-                            <w:r>
-                              <w:rPr>
-                                <w:sz w:val="16"/>
-                                <w:szCs w:val="16"/>
-                              </w:rPr>
-                              <w:t xml:space="preserve"> response = await request(app)</w:t>
+                              <w:t>    const response = await request(app)</w:t>
                             </w:r>
                           </w:p>
                           <w:p>
@@ -43886,55 +42549,7 @@
                                 <w:sz w:val="16"/>
                                 <w:szCs w:val="16"/>
                               </w:rPr>
-                              <w:t xml:space="preserve">      </w:t>
-                            </w:r>
-                            <w:proofErr w:type="gramStart"/>
-                            <w:r>
-                              <w:rPr>
-                                <w:sz w:val="16"/>
-                                <w:szCs w:val="16"/>
-                              </w:rPr>
-                              <w:t>.delete</w:t>
-                            </w:r>
-                            <w:proofErr w:type="gramEnd"/>
-                            <w:r>
-                              <w:rPr>
-                                <w:sz w:val="16"/>
-                                <w:szCs w:val="16"/>
-                              </w:rPr>
-                              <w:t>(`/</w:t>
-                            </w:r>
-                            <w:proofErr w:type="spellStart"/>
-                            <w:r>
-                              <w:rPr>
-                                <w:sz w:val="16"/>
-                                <w:szCs w:val="16"/>
-                              </w:rPr>
-                              <w:t>api</w:t>
-                            </w:r>
-                            <w:proofErr w:type="spellEnd"/>
-                            <w:r>
-                              <w:rPr>
-                                <w:sz w:val="16"/>
-                                <w:szCs w:val="16"/>
-                              </w:rPr>
-                              <w:t>/users/${</w:t>
-                            </w:r>
-                            <w:proofErr w:type="gramStart"/>
-                            <w:r>
-                              <w:rPr>
-                                <w:sz w:val="16"/>
-                                <w:szCs w:val="16"/>
-                              </w:rPr>
-                              <w:t>testUser.id}`</w:t>
-                            </w:r>
-                            <w:proofErr w:type="gramEnd"/>
-                            <w:r>
-                              <w:rPr>
-                                <w:sz w:val="16"/>
-                                <w:szCs w:val="16"/>
-                              </w:rPr>
-                              <w:t>)</w:t>
+                              <w:t>      .delete(`/api/users/${testUser.id}`)</w:t>
                             </w:r>
                           </w:p>
                           <w:p>
@@ -43949,49 +42564,8 @@
                                 <w:sz w:val="16"/>
                                 <w:szCs w:val="16"/>
                               </w:rPr>
-                              <w:t xml:space="preserve">      </w:t>
-                            </w:r>
-                            <w:proofErr w:type="gramStart"/>
-                            <w:r>
-                              <w:rPr>
-                                <w:sz w:val="16"/>
-                                <w:szCs w:val="16"/>
-                              </w:rPr>
-                              <w:t>.set</w:t>
-                            </w:r>
-                            <w:proofErr w:type="gramEnd"/>
-                            <w:r>
-                              <w:rPr>
-                                <w:sz w:val="16"/>
-                                <w:szCs w:val="16"/>
-                              </w:rPr>
-                              <w:t>('Authorization', `Bearer ${</w:t>
-                            </w:r>
-                            <w:proofErr w:type="spellStart"/>
-                            <w:r>
-                              <w:rPr>
-                                <w:sz w:val="16"/>
-                                <w:szCs w:val="16"/>
-                              </w:rPr>
-                              <w:t>regularUserToken</w:t>
-                            </w:r>
-                            <w:proofErr w:type="spellEnd"/>
-                            <w:r>
-                              <w:rPr>
-                                <w:sz w:val="16"/>
-                                <w:szCs w:val="16"/>
-                              </w:rPr>
-                              <w:t>}`</w:t>
-                            </w:r>
-                            <w:proofErr w:type="gramStart"/>
-                            <w:r>
-                              <w:rPr>
-                                <w:sz w:val="16"/>
-                                <w:szCs w:val="16"/>
-                              </w:rPr>
-                              <w:t>);</w:t>
-                            </w:r>
-                            <w:proofErr w:type="gramEnd"/>
+                              <w:t>      .set('Authorization', `Bearer ${regularUserToken}`);</w:t>
+                            </w:r>
                           </w:p>
                           <w:p>
                             <w:pPr>
@@ -44020,51 +42594,8 @@
                                 <w:sz w:val="16"/>
                                 <w:szCs w:val="16"/>
                               </w:rPr>
-                              <w:t>    expect(</w:t>
-                            </w:r>
-                            <w:proofErr w:type="spellStart"/>
-                            <w:proofErr w:type="gramStart"/>
-                            <w:r>
-                              <w:rPr>
-                                <w:sz w:val="16"/>
-                                <w:szCs w:val="16"/>
-                              </w:rPr>
-                              <w:t>response.status</w:t>
-                            </w:r>
-                            <w:proofErr w:type="spellEnd"/>
-                            <w:r>
-                              <w:rPr>
-                                <w:sz w:val="16"/>
-                                <w:szCs w:val="16"/>
-                              </w:rPr>
-                              <w:t>).</w:t>
-                            </w:r>
-                            <w:proofErr w:type="spellStart"/>
-                            <w:r>
-                              <w:rPr>
-                                <w:sz w:val="16"/>
-                                <w:szCs w:val="16"/>
-                              </w:rPr>
-                              <w:t>toBe</w:t>
-                            </w:r>
-                            <w:proofErr w:type="spellEnd"/>
-                            <w:proofErr w:type="gramEnd"/>
-                            <w:r>
-                              <w:rPr>
-                                <w:sz w:val="16"/>
-                                <w:szCs w:val="16"/>
-                              </w:rPr>
-                              <w:t>(403</w:t>
-                            </w:r>
-                            <w:proofErr w:type="gramStart"/>
-                            <w:r>
-                              <w:rPr>
-                                <w:sz w:val="16"/>
-                                <w:szCs w:val="16"/>
-                              </w:rPr>
-                              <w:t>);</w:t>
-                            </w:r>
-                            <w:proofErr w:type="gramEnd"/>
+                              <w:t>    expect(response.status).toBe(403);</w:t>
+                            </w:r>
                           </w:p>
                           <w:p>
                             <w:pPr>
@@ -44093,65 +42624,8 @@
                                 <w:sz w:val="16"/>
                                 <w:szCs w:val="16"/>
                               </w:rPr>
-                              <w:t xml:space="preserve">    </w:t>
-                            </w:r>
-                            <w:proofErr w:type="spellStart"/>
-                            <w:r>
-                              <w:rPr>
-                                <w:sz w:val="16"/>
-                                <w:szCs w:val="16"/>
-                              </w:rPr>
-                              <w:t>const</w:t>
-                            </w:r>
-                            <w:proofErr w:type="spellEnd"/>
-                            <w:r>
-                              <w:rPr>
-                                <w:sz w:val="16"/>
-                                <w:szCs w:val="16"/>
-                              </w:rPr>
-                              <w:t xml:space="preserve"> </w:t>
-                            </w:r>
-                            <w:proofErr w:type="spellStart"/>
-                            <w:r>
-                              <w:rPr>
-                                <w:sz w:val="16"/>
-                                <w:szCs w:val="16"/>
-                              </w:rPr>
-                              <w:t>stillExists</w:t>
-                            </w:r>
-                            <w:proofErr w:type="spellEnd"/>
-                            <w:r>
-                              <w:rPr>
-                                <w:sz w:val="16"/>
-                                <w:szCs w:val="16"/>
-                              </w:rPr>
-                              <w:t xml:space="preserve"> = await </w:t>
-                            </w:r>
-                            <w:proofErr w:type="spellStart"/>
-                            <w:r>
-                              <w:rPr>
-                                <w:sz w:val="16"/>
-                                <w:szCs w:val="16"/>
-                              </w:rPr>
-                              <w:t>User.findByPk</w:t>
-                            </w:r>
-                            <w:proofErr w:type="spellEnd"/>
-                            <w:r>
-                              <w:rPr>
-                                <w:sz w:val="16"/>
-                                <w:szCs w:val="16"/>
-                              </w:rPr>
-                              <w:t>(testUser.id</w:t>
-                            </w:r>
-                            <w:proofErr w:type="gramStart"/>
-                            <w:r>
-                              <w:rPr>
-                                <w:sz w:val="16"/>
-                                <w:szCs w:val="16"/>
-                              </w:rPr>
-                              <w:t>);</w:t>
-                            </w:r>
-                            <w:proofErr w:type="gramEnd"/>
+                              <w:t>    const stillExists = await User.findByPk(testUser.id);</w:t>
+                            </w:r>
                           </w:p>
                           <w:p>
                             <w:pPr>
@@ -44165,58 +42639,8 @@
                                 <w:sz w:val="16"/>
                                 <w:szCs w:val="16"/>
                               </w:rPr>
-                              <w:t>    expect(</w:t>
-                            </w:r>
-                            <w:proofErr w:type="spellStart"/>
-                            <w:r>
-                              <w:rPr>
-                                <w:sz w:val="16"/>
-                                <w:szCs w:val="16"/>
-                              </w:rPr>
-                              <w:t>stillExists</w:t>
-                            </w:r>
-                            <w:proofErr w:type="spellEnd"/>
-                            <w:proofErr w:type="gramStart"/>
-                            <w:r>
-                              <w:rPr>
-                                <w:sz w:val="16"/>
-                                <w:szCs w:val="16"/>
-                              </w:rPr>
-                              <w:t>).</w:t>
-                            </w:r>
-                            <w:proofErr w:type="spellStart"/>
-                            <w:r>
-                              <w:rPr>
-                                <w:sz w:val="16"/>
-                                <w:szCs w:val="16"/>
-                              </w:rPr>
-                              <w:t>not</w:t>
-                            </w:r>
-                            <w:proofErr w:type="gramEnd"/>
-                            <w:r>
-                              <w:rPr>
-                                <w:sz w:val="16"/>
-                                <w:szCs w:val="16"/>
-                              </w:rPr>
-                              <w:t>.</w:t>
-                            </w:r>
-                            <w:proofErr w:type="gramStart"/>
-                            <w:r>
-                              <w:rPr>
-                                <w:sz w:val="16"/>
-                                <w:szCs w:val="16"/>
-                              </w:rPr>
-                              <w:t>toBeNull</w:t>
-                            </w:r>
-                            <w:proofErr w:type="spellEnd"/>
-                            <w:r>
-                              <w:rPr>
-                                <w:sz w:val="16"/>
-                                <w:szCs w:val="16"/>
-                              </w:rPr>
-                              <w:t>();</w:t>
-                            </w:r>
-                            <w:proofErr w:type="gramEnd"/>
+                              <w:t>    expect(stillExists).not.toBeNull();</w:t>
+                            </w:r>
                           </w:p>
                           <w:p>
                             <w:pPr>
@@ -44230,17 +42654,8 @@
                                 <w:sz w:val="16"/>
                                 <w:szCs w:val="16"/>
                               </w:rPr>
-                              <w:t>  }</w:t>
-                            </w:r>
-                            <w:proofErr w:type="gramStart"/>
-                            <w:r>
-                              <w:rPr>
-                                <w:sz w:val="16"/>
-                                <w:szCs w:val="16"/>
-                              </w:rPr>
-                              <w:t>);</w:t>
-                            </w:r>
-                            <w:proofErr w:type="gramEnd"/>
+                              <w:t>  });</w:t>
+                            </w:r>
                           </w:p>
                           <w:p>
                             <w:pPr>
@@ -45664,19 +44079,7 @@
                               <w:jc w:val="left"/>
                             </w:pPr>
                             <w:r>
-                              <w:t xml:space="preserve">Code Listing </w:t>
-                            </w:r>
-                            <w:r>
-                              <w:t>6</w:t>
-                            </w:r>
-                            <w:r>
-                              <w:t xml:space="preserve"> </w:t>
-                            </w:r>
-                            <w:r>
-                              <w:t>User Management</w:t>
-                            </w:r>
-                            <w:r>
-                              <w:t xml:space="preserve"> Test</w:t>
+                              <w:t>Code Listing 6 User Management Test</w:t>
                             </w:r>
                           </w:p>
                           <w:p/>
@@ -45851,6 +44254,7 @@
       </w:pPr>
       <w:r>
         <w:rPr>
+          <w:noProof/>
           <w:sz w:val="24"/>
           <w:szCs w:val="24"/>
         </w:rPr>
@@ -45997,21 +44401,12 @@
                                 <w:szCs w:val="16"/>
                               </w:rPr>
                             </w:pPr>
-                            <w:proofErr w:type="gramStart"/>
                             <w:r>
                               <w:rPr>
                                 <w:sz w:val="16"/>
                                 <w:szCs w:val="16"/>
                               </w:rPr>
-                              <w:t>describe(</w:t>
-                            </w:r>
-                            <w:proofErr w:type="gramEnd"/>
-                            <w:r>
-                              <w:rPr>
-                                <w:sz w:val="16"/>
-                                <w:szCs w:val="16"/>
-                              </w:rPr>
-                              <w:t>'Document Upload Tests', () =&gt; {</w:t>
+                              <w:t>describe('Document Upload Tests', () =&gt; {</w:t>
                             </w:r>
                           </w:p>
                           <w:p>
@@ -46026,23 +44421,7 @@
                                 <w:sz w:val="16"/>
                                 <w:szCs w:val="16"/>
                               </w:rPr>
-                              <w:t xml:space="preserve">  </w:t>
-                            </w:r>
-                            <w:proofErr w:type="gramStart"/>
-                            <w:r>
-                              <w:rPr>
-                                <w:sz w:val="16"/>
-                                <w:szCs w:val="16"/>
-                              </w:rPr>
-                              <w:t>test(</w:t>
-                            </w:r>
-                            <w:proofErr w:type="gramEnd"/>
-                            <w:r>
-                              <w:rPr>
-                                <w:sz w:val="16"/>
-                                <w:szCs w:val="16"/>
-                              </w:rPr>
-                              <w:t>'Should reject upload without authentication', async () =&gt; {</w:t>
+                              <w:t xml:space="preserve">  test('Should reject upload without authentication', async () =&gt; {</w:t>
                             </w:r>
                           </w:p>
                           <w:p>
@@ -46057,23 +44436,7 @@
                                 <w:sz w:val="16"/>
                                 <w:szCs w:val="16"/>
                               </w:rPr>
-                              <w:t xml:space="preserve">    </w:t>
-                            </w:r>
-                            <w:proofErr w:type="spellStart"/>
-                            <w:r>
-                              <w:rPr>
-                                <w:sz w:val="16"/>
-                                <w:szCs w:val="16"/>
-                              </w:rPr>
-                              <w:t>const</w:t>
-                            </w:r>
-                            <w:proofErr w:type="spellEnd"/>
-                            <w:r>
-                              <w:rPr>
-                                <w:sz w:val="16"/>
-                                <w:szCs w:val="16"/>
-                              </w:rPr>
-                              <w:t xml:space="preserve"> response = await request(app)</w:t>
+                              <w:t xml:space="preserve">    const response = await request(app)</w:t>
                             </w:r>
                           </w:p>
                           <w:p>
@@ -46088,39 +44451,7 @@
                                 <w:sz w:val="16"/>
                                 <w:szCs w:val="16"/>
                               </w:rPr>
-                              <w:t xml:space="preserve">      </w:t>
-                            </w:r>
-                            <w:proofErr w:type="gramStart"/>
-                            <w:r>
-                              <w:rPr>
-                                <w:sz w:val="16"/>
-                                <w:szCs w:val="16"/>
-                              </w:rPr>
-                              <w:t>.post</w:t>
-                            </w:r>
-                            <w:proofErr w:type="gramEnd"/>
-                            <w:r>
-                              <w:rPr>
-                                <w:sz w:val="16"/>
-                                <w:szCs w:val="16"/>
-                              </w:rPr>
-                              <w:t>('/</w:t>
-                            </w:r>
-                            <w:proofErr w:type="spellStart"/>
-                            <w:r>
-                              <w:rPr>
-                                <w:sz w:val="16"/>
-                                <w:szCs w:val="16"/>
-                              </w:rPr>
-                              <w:t>api</w:t>
-                            </w:r>
-                            <w:proofErr w:type="spellEnd"/>
-                            <w:r>
-                              <w:rPr>
-                                <w:sz w:val="16"/>
-                                <w:szCs w:val="16"/>
-                              </w:rPr>
-                              <w:t>/documents/upload')</w:t>
+                              <w:t xml:space="preserve">      .post('/api/documents/upload')</w:t>
                             </w:r>
                           </w:p>
                           <w:p>
@@ -46135,49 +44466,8 @@
                                 <w:sz w:val="16"/>
                                 <w:szCs w:val="16"/>
                               </w:rPr>
-                              <w:t xml:space="preserve">      </w:t>
-                            </w:r>
-                            <w:proofErr w:type="gramStart"/>
-                            <w:r>
-                              <w:rPr>
-                                <w:sz w:val="16"/>
-                                <w:szCs w:val="16"/>
-                              </w:rPr>
-                              <w:t>.attach</w:t>
-                            </w:r>
-                            <w:proofErr w:type="gramEnd"/>
-                            <w:r>
-                              <w:rPr>
-                                <w:sz w:val="16"/>
-                                <w:szCs w:val="16"/>
-                              </w:rPr>
-                              <w:t xml:space="preserve">('document', </w:t>
-                            </w:r>
-                            <w:proofErr w:type="spellStart"/>
-                            <w:r>
-                              <w:rPr>
-                                <w:sz w:val="16"/>
-                                <w:szCs w:val="16"/>
-                              </w:rPr>
-                              <w:t>Buffer.from</w:t>
-                            </w:r>
-                            <w:proofErr w:type="spellEnd"/>
-                            <w:r>
-                              <w:rPr>
-                                <w:sz w:val="16"/>
-                                <w:szCs w:val="16"/>
-                              </w:rPr>
-                              <w:t>('fake pdf content'), 'test.pdf'</w:t>
-                            </w:r>
-                            <w:proofErr w:type="gramStart"/>
-                            <w:r>
-                              <w:rPr>
-                                <w:sz w:val="16"/>
-                                <w:szCs w:val="16"/>
-                              </w:rPr>
-                              <w:t>);</w:t>
-                            </w:r>
-                            <w:proofErr w:type="gramEnd"/>
+                              <w:t xml:space="preserve">      .attach('document', Buffer.from('fake pdf content'), 'test.pdf');</w:t>
+                            </w:r>
                           </w:p>
                           <w:p>
                             <w:pPr>
@@ -46191,51 +44481,8 @@
                                 <w:sz w:val="16"/>
                                 <w:szCs w:val="16"/>
                               </w:rPr>
-                              <w:t xml:space="preserve">    expect(</w:t>
-                            </w:r>
-                            <w:proofErr w:type="spellStart"/>
-                            <w:proofErr w:type="gramStart"/>
-                            <w:r>
-                              <w:rPr>
-                                <w:sz w:val="16"/>
-                                <w:szCs w:val="16"/>
-                              </w:rPr>
-                              <w:t>response.status</w:t>
-                            </w:r>
-                            <w:proofErr w:type="spellEnd"/>
-                            <w:r>
-                              <w:rPr>
-                                <w:sz w:val="16"/>
-                                <w:szCs w:val="16"/>
-                              </w:rPr>
-                              <w:t>).</w:t>
-                            </w:r>
-                            <w:proofErr w:type="spellStart"/>
-                            <w:r>
-                              <w:rPr>
-                                <w:sz w:val="16"/>
-                                <w:szCs w:val="16"/>
-                              </w:rPr>
-                              <w:t>toBe</w:t>
-                            </w:r>
-                            <w:proofErr w:type="spellEnd"/>
-                            <w:proofErr w:type="gramEnd"/>
-                            <w:r>
-                              <w:rPr>
-                                <w:sz w:val="16"/>
-                                <w:szCs w:val="16"/>
-                              </w:rPr>
-                              <w:t>(401</w:t>
-                            </w:r>
-                            <w:proofErr w:type="gramStart"/>
-                            <w:r>
-                              <w:rPr>
-                                <w:sz w:val="16"/>
-                                <w:szCs w:val="16"/>
-                              </w:rPr>
-                              <w:t>);</w:t>
-                            </w:r>
-                            <w:proofErr w:type="gramEnd"/>
+                              <w:t xml:space="preserve">    expect(response.status).toBe(401);</w:t>
+                            </w:r>
                           </w:p>
                           <w:p>
                             <w:pPr>
@@ -46249,60 +44496,8 @@
                                 <w:sz w:val="16"/>
                                 <w:szCs w:val="16"/>
                               </w:rPr>
-                              <w:t xml:space="preserve">    expect(</w:t>
-                            </w:r>
-                            <w:proofErr w:type="spellStart"/>
-                            <w:proofErr w:type="gramStart"/>
-                            <w:r>
-                              <w:rPr>
-                                <w:sz w:val="16"/>
-                                <w:szCs w:val="16"/>
-                              </w:rPr>
-                              <w:t>response.body</w:t>
-                            </w:r>
-                            <w:proofErr w:type="gramEnd"/>
-                            <w:r>
-                              <w:rPr>
-                                <w:sz w:val="16"/>
-                                <w:szCs w:val="16"/>
-                              </w:rPr>
-                              <w:t>.message</w:t>
-                            </w:r>
-                            <w:proofErr w:type="spellEnd"/>
-                            <w:proofErr w:type="gramStart"/>
-                            <w:r>
-                              <w:rPr>
-                                <w:sz w:val="16"/>
-                                <w:szCs w:val="16"/>
-                              </w:rPr>
-                              <w:t>).</w:t>
-                            </w:r>
-                            <w:proofErr w:type="spellStart"/>
-                            <w:r>
-                              <w:rPr>
-                                <w:sz w:val="16"/>
-                                <w:szCs w:val="16"/>
-                              </w:rPr>
-                              <w:t>toContain</w:t>
-                            </w:r>
-                            <w:proofErr w:type="spellEnd"/>
-                            <w:proofErr w:type="gramEnd"/>
-                            <w:r>
-                              <w:rPr>
-                                <w:sz w:val="16"/>
-                                <w:szCs w:val="16"/>
-                              </w:rPr>
-                              <w:t>('authentication'</w:t>
-                            </w:r>
-                            <w:proofErr w:type="gramStart"/>
-                            <w:r>
-                              <w:rPr>
-                                <w:sz w:val="16"/>
-                                <w:szCs w:val="16"/>
-                              </w:rPr>
-                              <w:t>);</w:t>
-                            </w:r>
-                            <w:proofErr w:type="gramEnd"/>
+                              <w:t xml:space="preserve">    expect(response.body.message).toContain('authentication');</w:t>
+                            </w:r>
                           </w:p>
                           <w:p>
                             <w:pPr>
@@ -46316,17 +44511,8 @@
                                 <w:sz w:val="16"/>
                                 <w:szCs w:val="16"/>
                               </w:rPr>
-                              <w:t xml:space="preserve">  }</w:t>
-                            </w:r>
-                            <w:proofErr w:type="gramStart"/>
-                            <w:r>
-                              <w:rPr>
-                                <w:sz w:val="16"/>
-                                <w:szCs w:val="16"/>
-                              </w:rPr>
-                              <w:t>);</w:t>
-                            </w:r>
-                            <w:proofErr w:type="gramEnd"/>
+                              <w:t xml:space="preserve">  });</w:t>
+                            </w:r>
                           </w:p>
                           <w:p>
                             <w:pPr>
@@ -46369,23 +44555,7 @@
                                 <w:sz w:val="16"/>
                                 <w:szCs w:val="16"/>
                               </w:rPr>
-                              <w:t xml:space="preserve">    </w:t>
-                            </w:r>
-                            <w:proofErr w:type="gramStart"/>
-                            <w:r>
-                              <w:rPr>
-                                <w:sz w:val="16"/>
-                                <w:szCs w:val="16"/>
-                              </w:rPr>
-                              <w:t>test(</w:t>
-                            </w:r>
-                            <w:proofErr w:type="gramEnd"/>
-                            <w:r>
-                              <w:rPr>
-                                <w:sz w:val="16"/>
-                                <w:szCs w:val="16"/>
-                              </w:rPr>
-                              <w:t>'Should reject upload without file', async () =&gt; {</w:t>
+                              <w:t xml:space="preserve">    test('Should reject upload without file', async () =&gt; {</w:t>
                             </w:r>
                           </w:p>
                           <w:p>
@@ -46400,23 +44570,7 @@
                                 <w:sz w:val="16"/>
                                 <w:szCs w:val="16"/>
                               </w:rPr>
-                              <w:t xml:space="preserve">    </w:t>
-                            </w:r>
-                            <w:proofErr w:type="spellStart"/>
-                            <w:r>
-                              <w:rPr>
-                                <w:sz w:val="16"/>
-                                <w:szCs w:val="16"/>
-                              </w:rPr>
-                              <w:t>const</w:t>
-                            </w:r>
-                            <w:proofErr w:type="spellEnd"/>
-                            <w:r>
-                              <w:rPr>
-                                <w:sz w:val="16"/>
-                                <w:szCs w:val="16"/>
-                              </w:rPr>
-                              <w:t xml:space="preserve"> response = await request(app)</w:t>
+                              <w:t xml:space="preserve">    const response = await request(app)</w:t>
                             </w:r>
                           </w:p>
                           <w:p>
@@ -46431,39 +44585,7 @@
                                 <w:sz w:val="16"/>
                                 <w:szCs w:val="16"/>
                               </w:rPr>
-                              <w:t xml:space="preserve">      </w:t>
-                            </w:r>
-                            <w:proofErr w:type="gramStart"/>
-                            <w:r>
-                              <w:rPr>
-                                <w:sz w:val="16"/>
-                                <w:szCs w:val="16"/>
-                              </w:rPr>
-                              <w:t>.post</w:t>
-                            </w:r>
-                            <w:proofErr w:type="gramEnd"/>
-                            <w:r>
-                              <w:rPr>
-                                <w:sz w:val="16"/>
-                                <w:szCs w:val="16"/>
-                              </w:rPr>
-                              <w:t>('/</w:t>
-                            </w:r>
-                            <w:proofErr w:type="spellStart"/>
-                            <w:r>
-                              <w:rPr>
-                                <w:sz w:val="16"/>
-                                <w:szCs w:val="16"/>
-                              </w:rPr>
-                              <w:t>api</w:t>
-                            </w:r>
-                            <w:proofErr w:type="spellEnd"/>
-                            <w:r>
-                              <w:rPr>
-                                <w:sz w:val="16"/>
-                                <w:szCs w:val="16"/>
-                              </w:rPr>
-                              <w:t>/documents/upload')</w:t>
+                              <w:t xml:space="preserve">      .post('/api/documents/upload')</w:t>
                             </w:r>
                           </w:p>
                           <w:p>
@@ -46478,49 +44600,8 @@
                                 <w:sz w:val="16"/>
                                 <w:szCs w:val="16"/>
                               </w:rPr>
-                              <w:t xml:space="preserve">      </w:t>
-                            </w:r>
-                            <w:proofErr w:type="gramStart"/>
-                            <w:r>
-                              <w:rPr>
-                                <w:sz w:val="16"/>
-                                <w:szCs w:val="16"/>
-                              </w:rPr>
-                              <w:t>.set</w:t>
-                            </w:r>
-                            <w:proofErr w:type="gramEnd"/>
-                            <w:r>
-                              <w:rPr>
-                                <w:sz w:val="16"/>
-                                <w:szCs w:val="16"/>
-                              </w:rPr>
-                              <w:t>('Authorization', `Bearer ${</w:t>
-                            </w:r>
-                            <w:proofErr w:type="spellStart"/>
-                            <w:r>
-                              <w:rPr>
-                                <w:sz w:val="16"/>
-                                <w:szCs w:val="16"/>
-                              </w:rPr>
-                              <w:t>testToken</w:t>
-                            </w:r>
-                            <w:proofErr w:type="spellEnd"/>
-                            <w:r>
-                              <w:rPr>
-                                <w:sz w:val="16"/>
-                                <w:szCs w:val="16"/>
-                              </w:rPr>
-                              <w:t>}`</w:t>
-                            </w:r>
-                            <w:proofErr w:type="gramStart"/>
-                            <w:r>
-                              <w:rPr>
-                                <w:sz w:val="16"/>
-                                <w:szCs w:val="16"/>
-                              </w:rPr>
-                              <w:t>);</w:t>
-                            </w:r>
-                            <w:proofErr w:type="gramEnd"/>
+                              <w:t xml:space="preserve">      .set('Authorization', `Bearer ${testToken}`);</w:t>
+                            </w:r>
                           </w:p>
                           <w:p>
                             <w:pPr>
@@ -46534,51 +44615,8 @@
                                 <w:sz w:val="16"/>
                                 <w:szCs w:val="16"/>
                               </w:rPr>
-                              <w:t xml:space="preserve">    expect(</w:t>
-                            </w:r>
-                            <w:proofErr w:type="spellStart"/>
-                            <w:proofErr w:type="gramStart"/>
-                            <w:r>
-                              <w:rPr>
-                                <w:sz w:val="16"/>
-                                <w:szCs w:val="16"/>
-                              </w:rPr>
-                              <w:t>response.status</w:t>
-                            </w:r>
-                            <w:proofErr w:type="spellEnd"/>
-                            <w:r>
-                              <w:rPr>
-                                <w:sz w:val="16"/>
-                                <w:szCs w:val="16"/>
-                              </w:rPr>
-                              <w:t>).</w:t>
-                            </w:r>
-                            <w:proofErr w:type="spellStart"/>
-                            <w:r>
-                              <w:rPr>
-                                <w:sz w:val="16"/>
-                                <w:szCs w:val="16"/>
-                              </w:rPr>
-                              <w:t>toBe</w:t>
-                            </w:r>
-                            <w:proofErr w:type="spellEnd"/>
-                            <w:proofErr w:type="gramEnd"/>
-                            <w:r>
-                              <w:rPr>
-                                <w:sz w:val="16"/>
-                                <w:szCs w:val="16"/>
-                              </w:rPr>
-                              <w:t>(400</w:t>
-                            </w:r>
-                            <w:proofErr w:type="gramStart"/>
-                            <w:r>
-                              <w:rPr>
-                                <w:sz w:val="16"/>
-                                <w:szCs w:val="16"/>
-                              </w:rPr>
-                              <w:t>);</w:t>
-                            </w:r>
-                            <w:proofErr w:type="gramEnd"/>
+                              <w:t xml:space="preserve">    expect(response.status).toBe(400);</w:t>
+                            </w:r>
                           </w:p>
                           <w:p>
                             <w:pPr>
@@ -46592,60 +44630,8 @@
                                 <w:sz w:val="16"/>
                                 <w:szCs w:val="16"/>
                               </w:rPr>
-                              <w:t xml:space="preserve">    expect(</w:t>
-                            </w:r>
-                            <w:proofErr w:type="spellStart"/>
-                            <w:proofErr w:type="gramStart"/>
-                            <w:r>
-                              <w:rPr>
-                                <w:sz w:val="16"/>
-                                <w:szCs w:val="16"/>
-                              </w:rPr>
-                              <w:t>response.body</w:t>
-                            </w:r>
-                            <w:proofErr w:type="gramEnd"/>
-                            <w:r>
-                              <w:rPr>
-                                <w:sz w:val="16"/>
-                                <w:szCs w:val="16"/>
-                              </w:rPr>
-                              <w:t>.error</w:t>
-                            </w:r>
-                            <w:proofErr w:type="spellEnd"/>
-                            <w:proofErr w:type="gramStart"/>
-                            <w:r>
-                              <w:rPr>
-                                <w:sz w:val="16"/>
-                                <w:szCs w:val="16"/>
-                              </w:rPr>
-                              <w:t>).</w:t>
-                            </w:r>
-                            <w:proofErr w:type="spellStart"/>
-                            <w:r>
-                              <w:rPr>
-                                <w:sz w:val="16"/>
-                                <w:szCs w:val="16"/>
-                              </w:rPr>
-                              <w:t>toContain</w:t>
-                            </w:r>
-                            <w:proofErr w:type="spellEnd"/>
-                            <w:proofErr w:type="gramEnd"/>
-                            <w:r>
-                              <w:rPr>
-                                <w:sz w:val="16"/>
-                                <w:szCs w:val="16"/>
-                              </w:rPr>
-                              <w:t>('No file uploaded'</w:t>
-                            </w:r>
-                            <w:proofErr w:type="gramStart"/>
-                            <w:r>
-                              <w:rPr>
-                                <w:sz w:val="16"/>
-                                <w:szCs w:val="16"/>
-                              </w:rPr>
-                              <w:t>);</w:t>
-                            </w:r>
-                            <w:proofErr w:type="gramEnd"/>
+                              <w:t xml:space="preserve">    expect(response.body.error).toContain('No file uploaded');</w:t>
+                            </w:r>
                           </w:p>
                           <w:p>
                             <w:pPr>
@@ -46659,17 +44645,8 @@
                                 <w:sz w:val="16"/>
                                 <w:szCs w:val="16"/>
                               </w:rPr>
-                              <w:t xml:space="preserve">  }</w:t>
-                            </w:r>
-                            <w:proofErr w:type="gramStart"/>
-                            <w:r>
-                              <w:rPr>
-                                <w:sz w:val="16"/>
-                                <w:szCs w:val="16"/>
-                              </w:rPr>
-                              <w:t>);</w:t>
-                            </w:r>
-                            <w:proofErr w:type="gramEnd"/>
+                              <w:t xml:space="preserve">  });</w:t>
+                            </w:r>
                           </w:p>
                           <w:p>
                             <w:pPr>
@@ -46704,23 +44681,7 @@
                                 <w:sz w:val="16"/>
                                 <w:szCs w:val="16"/>
                               </w:rPr>
-                              <w:t xml:space="preserve"> 500 </w:t>
-                            </w:r>
-                            <w:proofErr w:type="gramStart"/>
-                            <w:r>
-                              <w:rPr>
-                                <w:sz w:val="16"/>
-                                <w:szCs w:val="16"/>
-                              </w:rPr>
-                              <w:t>statue</w:t>
-                            </w:r>
-                            <w:proofErr w:type="gramEnd"/>
-                            <w:r>
-                              <w:rPr>
-                                <w:sz w:val="16"/>
-                                <w:szCs w:val="16"/>
-                              </w:rPr>
-                              <w:t xml:space="preserve"> = file-type error</w:t>
+                              <w:t xml:space="preserve"> 500 statue = file-type error</w:t>
                             </w:r>
                           </w:p>
                           <w:p>
@@ -46735,23 +44696,7 @@
                                 <w:sz w:val="16"/>
                                 <w:szCs w:val="16"/>
                               </w:rPr>
-                              <w:t xml:space="preserve">  </w:t>
-                            </w:r>
-                            <w:proofErr w:type="gramStart"/>
-                            <w:r>
-                              <w:rPr>
-                                <w:sz w:val="16"/>
-                                <w:szCs w:val="16"/>
-                              </w:rPr>
-                              <w:t>test(</w:t>
-                            </w:r>
-                            <w:proofErr w:type="gramEnd"/>
-                            <w:r>
-                              <w:rPr>
-                                <w:sz w:val="16"/>
-                                <w:szCs w:val="16"/>
-                              </w:rPr>
-                              <w:t>'Should reject non-PDF file', async () =&gt; {</w:t>
+                              <w:t xml:space="preserve">  test('Should reject non-PDF file', async () =&gt; {</w:t>
                             </w:r>
                           </w:p>
                           <w:p>
@@ -46766,23 +44711,7 @@
                                 <w:sz w:val="16"/>
                                 <w:szCs w:val="16"/>
                               </w:rPr>
-                              <w:t xml:space="preserve">    </w:t>
-                            </w:r>
-                            <w:proofErr w:type="spellStart"/>
-                            <w:r>
-                              <w:rPr>
-                                <w:sz w:val="16"/>
-                                <w:szCs w:val="16"/>
-                              </w:rPr>
-                              <w:t>const</w:t>
-                            </w:r>
-                            <w:proofErr w:type="spellEnd"/>
-                            <w:r>
-                              <w:rPr>
-                                <w:sz w:val="16"/>
-                                <w:szCs w:val="16"/>
-                              </w:rPr>
-                              <w:t xml:space="preserve"> response = await request(app)</w:t>
+                              <w:t xml:space="preserve">    const response = await request(app)</w:t>
                             </w:r>
                           </w:p>
                           <w:p>
@@ -46797,39 +44726,7 @@
                                 <w:sz w:val="16"/>
                                 <w:szCs w:val="16"/>
                               </w:rPr>
-                              <w:t xml:space="preserve">      </w:t>
-                            </w:r>
-                            <w:proofErr w:type="gramStart"/>
-                            <w:r>
-                              <w:rPr>
-                                <w:sz w:val="16"/>
-                                <w:szCs w:val="16"/>
-                              </w:rPr>
-                              <w:t>.post</w:t>
-                            </w:r>
-                            <w:proofErr w:type="gramEnd"/>
-                            <w:r>
-                              <w:rPr>
-                                <w:sz w:val="16"/>
-                                <w:szCs w:val="16"/>
-                              </w:rPr>
-                              <w:t>('/</w:t>
-                            </w:r>
-                            <w:proofErr w:type="spellStart"/>
-                            <w:r>
-                              <w:rPr>
-                                <w:sz w:val="16"/>
-                                <w:szCs w:val="16"/>
-                              </w:rPr>
-                              <w:t>api</w:t>
-                            </w:r>
-                            <w:proofErr w:type="spellEnd"/>
-                            <w:r>
-                              <w:rPr>
-                                <w:sz w:val="16"/>
-                                <w:szCs w:val="16"/>
-                              </w:rPr>
-                              <w:t>/documents/upload')</w:t>
+                              <w:t xml:space="preserve">      .post('/api/documents/upload')</w:t>
                             </w:r>
                           </w:p>
                           <w:p>
@@ -46844,39 +44741,7 @@
                                 <w:sz w:val="16"/>
                                 <w:szCs w:val="16"/>
                               </w:rPr>
-                              <w:t xml:space="preserve">      </w:t>
-                            </w:r>
-                            <w:proofErr w:type="gramStart"/>
-                            <w:r>
-                              <w:rPr>
-                                <w:sz w:val="16"/>
-                                <w:szCs w:val="16"/>
-                              </w:rPr>
-                              <w:t>.set</w:t>
-                            </w:r>
-                            <w:proofErr w:type="gramEnd"/>
-                            <w:r>
-                              <w:rPr>
-                                <w:sz w:val="16"/>
-                                <w:szCs w:val="16"/>
-                              </w:rPr>
-                              <w:t>('Authorization', `Bearer ${</w:t>
-                            </w:r>
-                            <w:proofErr w:type="spellStart"/>
-                            <w:r>
-                              <w:rPr>
-                                <w:sz w:val="16"/>
-                                <w:szCs w:val="16"/>
-                              </w:rPr>
-                              <w:t>testToken</w:t>
-                            </w:r>
-                            <w:proofErr w:type="spellEnd"/>
-                            <w:r>
-                              <w:rPr>
-                                <w:sz w:val="16"/>
-                                <w:szCs w:val="16"/>
-                              </w:rPr>
-                              <w:t>}`)</w:t>
+                              <w:t xml:space="preserve">      .set('Authorization', `Bearer ${testToken}`)</w:t>
                             </w:r>
                           </w:p>
                           <w:p>
@@ -46891,49 +44756,8 @@
                                 <w:sz w:val="16"/>
                                 <w:szCs w:val="16"/>
                               </w:rPr>
-                              <w:t xml:space="preserve">      </w:t>
-                            </w:r>
-                            <w:proofErr w:type="gramStart"/>
-                            <w:r>
-                              <w:rPr>
-                                <w:sz w:val="16"/>
-                                <w:szCs w:val="16"/>
-                              </w:rPr>
-                              <w:t>.attach</w:t>
-                            </w:r>
-                            <w:proofErr w:type="gramEnd"/>
-                            <w:r>
-                              <w:rPr>
-                                <w:sz w:val="16"/>
-                                <w:szCs w:val="16"/>
-                              </w:rPr>
-                              <w:t xml:space="preserve">('document', </w:t>
-                            </w:r>
-                            <w:proofErr w:type="spellStart"/>
-                            <w:r>
-                              <w:rPr>
-                                <w:sz w:val="16"/>
-                                <w:szCs w:val="16"/>
-                              </w:rPr>
-                              <w:t>Buffer.from</w:t>
-                            </w:r>
-                            <w:proofErr w:type="spellEnd"/>
-                            <w:r>
-                              <w:rPr>
-                                <w:sz w:val="16"/>
-                                <w:szCs w:val="16"/>
-                              </w:rPr>
-                              <w:t>('not a pdf'), 'test.txt'</w:t>
-                            </w:r>
-                            <w:proofErr w:type="gramStart"/>
-                            <w:r>
-                              <w:rPr>
-                                <w:sz w:val="16"/>
-                                <w:szCs w:val="16"/>
-                              </w:rPr>
-                              <w:t>);</w:t>
-                            </w:r>
-                            <w:proofErr w:type="gramEnd"/>
+                              <w:t xml:space="preserve">      .attach('document', Buffer.from('not a pdf'), 'test.txt');</w:t>
+                            </w:r>
                           </w:p>
                           <w:p>
                             <w:pPr>
@@ -46947,51 +44771,8 @@
                                 <w:sz w:val="16"/>
                                 <w:szCs w:val="16"/>
                               </w:rPr>
-                              <w:t xml:space="preserve">    expect(</w:t>
-                            </w:r>
-                            <w:proofErr w:type="spellStart"/>
-                            <w:proofErr w:type="gramStart"/>
-                            <w:r>
-                              <w:rPr>
-                                <w:sz w:val="16"/>
-                                <w:szCs w:val="16"/>
-                              </w:rPr>
-                              <w:t>response.status</w:t>
-                            </w:r>
-                            <w:proofErr w:type="spellEnd"/>
-                            <w:r>
-                              <w:rPr>
-                                <w:sz w:val="16"/>
-                                <w:szCs w:val="16"/>
-                              </w:rPr>
-                              <w:t>).</w:t>
-                            </w:r>
-                            <w:proofErr w:type="spellStart"/>
-                            <w:r>
-                              <w:rPr>
-                                <w:sz w:val="16"/>
-                                <w:szCs w:val="16"/>
-                              </w:rPr>
-                              <w:t>toBe</w:t>
-                            </w:r>
-                            <w:proofErr w:type="spellEnd"/>
-                            <w:proofErr w:type="gramEnd"/>
-                            <w:r>
-                              <w:rPr>
-                                <w:sz w:val="16"/>
-                                <w:szCs w:val="16"/>
-                              </w:rPr>
-                              <w:t>(500</w:t>
-                            </w:r>
-                            <w:proofErr w:type="gramStart"/>
-                            <w:r>
-                              <w:rPr>
-                                <w:sz w:val="16"/>
-                                <w:szCs w:val="16"/>
-                              </w:rPr>
-                              <w:t>);</w:t>
-                            </w:r>
-                            <w:proofErr w:type="gramEnd"/>
+                              <w:t xml:space="preserve">    expect(response.status).toBe(500);</w:t>
+                            </w:r>
                           </w:p>
                           <w:p>
                             <w:pPr>
@@ -47005,17 +44786,8 @@
                                 <w:sz w:val="16"/>
                                 <w:szCs w:val="16"/>
                               </w:rPr>
-                              <w:t xml:space="preserve">  }</w:t>
-                            </w:r>
-                            <w:proofErr w:type="gramStart"/>
-                            <w:r>
-                              <w:rPr>
-                                <w:sz w:val="16"/>
-                                <w:szCs w:val="16"/>
-                              </w:rPr>
-                              <w:t>);</w:t>
-                            </w:r>
-                            <w:proofErr w:type="gramEnd"/>
+                              <w:t xml:space="preserve">  });</w:t>
+                            </w:r>
                           </w:p>
                           <w:p>
                             <w:pPr>
@@ -47059,23 +44831,7 @@
                                 <w:sz w:val="16"/>
                                 <w:szCs w:val="16"/>
                               </w:rPr>
-                              <w:t xml:space="preserve">  </w:t>
-                            </w:r>
-                            <w:proofErr w:type="gramStart"/>
-                            <w:r>
-                              <w:rPr>
-                                <w:sz w:val="16"/>
-                                <w:szCs w:val="16"/>
-                              </w:rPr>
-                              <w:t>test(</w:t>
-                            </w:r>
-                            <w:proofErr w:type="gramEnd"/>
-                            <w:r>
-                              <w:rPr>
-                                <w:sz w:val="16"/>
-                                <w:szCs w:val="16"/>
-                              </w:rPr>
-                              <w:t>'Should upload PDF successfully', async () =&gt; {</w:t>
+                              <w:t xml:space="preserve">  test('Should upload PDF successfully', async () =&gt; {</w:t>
                             </w:r>
                           </w:p>
                           <w:p>
@@ -47105,65 +44861,8 @@
                                 <w:sz w:val="16"/>
                                 <w:szCs w:val="16"/>
                               </w:rPr>
-                              <w:t xml:space="preserve">    </w:t>
-                            </w:r>
-                            <w:proofErr w:type="spellStart"/>
-                            <w:r>
-                              <w:rPr>
-                                <w:sz w:val="16"/>
-                                <w:szCs w:val="16"/>
-                              </w:rPr>
-                              <w:t>const</w:t>
-                            </w:r>
-                            <w:proofErr w:type="spellEnd"/>
-                            <w:r>
-                              <w:rPr>
-                                <w:sz w:val="16"/>
-                                <w:szCs w:val="16"/>
-                              </w:rPr>
-                              <w:t xml:space="preserve"> </w:t>
-                            </w:r>
-                            <w:proofErr w:type="spellStart"/>
-                            <w:r>
-                              <w:rPr>
-                                <w:sz w:val="16"/>
-                                <w:szCs w:val="16"/>
-                              </w:rPr>
-                              <w:t>pdfBuffer</w:t>
-                            </w:r>
-                            <w:proofErr w:type="spellEnd"/>
-                            <w:r>
-                              <w:rPr>
-                                <w:sz w:val="16"/>
-                                <w:szCs w:val="16"/>
-                              </w:rPr>
-                              <w:t xml:space="preserve"> = </w:t>
-                            </w:r>
-                            <w:proofErr w:type="spellStart"/>
-                            <w:r>
-                              <w:rPr>
-                                <w:sz w:val="16"/>
-                                <w:szCs w:val="16"/>
-                              </w:rPr>
-                              <w:t>Buffer.from</w:t>
-                            </w:r>
-                            <w:proofErr w:type="spellEnd"/>
-                            <w:r>
-                              <w:rPr>
-                                <w:sz w:val="16"/>
-                                <w:szCs w:val="16"/>
-                              </w:rPr>
-                              <w:t>('%PDF-1.4 fake pdf content'</w:t>
-                            </w:r>
-                            <w:proofErr w:type="gramStart"/>
-                            <w:r>
-                              <w:rPr>
-                                <w:sz w:val="16"/>
-                                <w:szCs w:val="16"/>
-                              </w:rPr>
-                              <w:t>);</w:t>
-                            </w:r>
-                            <w:proofErr w:type="gramEnd"/>
+                              <w:t xml:space="preserve">    const pdfBuffer = Buffer.from('%PDF-1.4 fake pdf content');</w:t>
+                            </w:r>
                           </w:p>
                           <w:p>
                             <w:pPr>
@@ -47177,23 +44876,7 @@
                                 <w:sz w:val="16"/>
                                 <w:szCs w:val="16"/>
                               </w:rPr>
-                              <w:t xml:space="preserve">    </w:t>
-                            </w:r>
-                            <w:proofErr w:type="spellStart"/>
-                            <w:r>
-                              <w:rPr>
-                                <w:sz w:val="16"/>
-                                <w:szCs w:val="16"/>
-                              </w:rPr>
-                              <w:t>const</w:t>
-                            </w:r>
-                            <w:proofErr w:type="spellEnd"/>
-                            <w:r>
-                              <w:rPr>
-                                <w:sz w:val="16"/>
-                                <w:szCs w:val="16"/>
-                              </w:rPr>
-                              <w:t xml:space="preserve"> response = await request(app)</w:t>
+                              <w:t xml:space="preserve">    const response = await request(app)</w:t>
                             </w:r>
                           </w:p>
                           <w:p>
@@ -47208,39 +44891,7 @@
                                 <w:sz w:val="16"/>
                                 <w:szCs w:val="16"/>
                               </w:rPr>
-                              <w:t xml:space="preserve">      </w:t>
-                            </w:r>
-                            <w:proofErr w:type="gramStart"/>
-                            <w:r>
-                              <w:rPr>
-                                <w:sz w:val="16"/>
-                                <w:szCs w:val="16"/>
-                              </w:rPr>
-                              <w:t>.post</w:t>
-                            </w:r>
-                            <w:proofErr w:type="gramEnd"/>
-                            <w:r>
-                              <w:rPr>
-                                <w:sz w:val="16"/>
-                                <w:szCs w:val="16"/>
-                              </w:rPr>
-                              <w:t>('/</w:t>
-                            </w:r>
-                            <w:proofErr w:type="spellStart"/>
-                            <w:r>
-                              <w:rPr>
-                                <w:sz w:val="16"/>
-                                <w:szCs w:val="16"/>
-                              </w:rPr>
-                              <w:t>api</w:t>
-                            </w:r>
-                            <w:proofErr w:type="spellEnd"/>
-                            <w:r>
-                              <w:rPr>
-                                <w:sz w:val="16"/>
-                                <w:szCs w:val="16"/>
-                              </w:rPr>
-                              <w:t>/documents/upload')</w:t>
+                              <w:t xml:space="preserve">      .post('/api/documents/upload')</w:t>
                             </w:r>
                           </w:p>
                           <w:p>
@@ -47255,39 +44906,7 @@
                                 <w:sz w:val="16"/>
                                 <w:szCs w:val="16"/>
                               </w:rPr>
-                              <w:t xml:space="preserve">      </w:t>
-                            </w:r>
-                            <w:proofErr w:type="gramStart"/>
-                            <w:r>
-                              <w:rPr>
-                                <w:sz w:val="16"/>
-                                <w:szCs w:val="16"/>
-                              </w:rPr>
-                              <w:t>.set</w:t>
-                            </w:r>
-                            <w:proofErr w:type="gramEnd"/>
-                            <w:r>
-                              <w:rPr>
-                                <w:sz w:val="16"/>
-                                <w:szCs w:val="16"/>
-                              </w:rPr>
-                              <w:t>('Authorization', `Bearer ${</w:t>
-                            </w:r>
-                            <w:proofErr w:type="spellStart"/>
-                            <w:r>
-                              <w:rPr>
-                                <w:sz w:val="16"/>
-                                <w:szCs w:val="16"/>
-                              </w:rPr>
-                              <w:t>testToken</w:t>
-                            </w:r>
-                            <w:proofErr w:type="spellEnd"/>
-                            <w:r>
-                              <w:rPr>
-                                <w:sz w:val="16"/>
-                                <w:szCs w:val="16"/>
-                              </w:rPr>
-                              <w:t>}`)</w:t>
+                              <w:t xml:space="preserve">      .set('Authorization', `Bearer ${testToken}`)</w:t>
                             </w:r>
                           </w:p>
                           <w:p>
@@ -47302,23 +44921,7 @@
                                 <w:sz w:val="16"/>
                                 <w:szCs w:val="16"/>
                               </w:rPr>
-                              <w:t xml:space="preserve">      </w:t>
-                            </w:r>
-                            <w:proofErr w:type="gramStart"/>
-                            <w:r>
-                              <w:rPr>
-                                <w:sz w:val="16"/>
-                                <w:szCs w:val="16"/>
-                              </w:rPr>
-                              <w:t>.set</w:t>
-                            </w:r>
-                            <w:proofErr w:type="gramEnd"/>
-                            <w:r>
-                              <w:rPr>
-                                <w:sz w:val="16"/>
-                                <w:szCs w:val="16"/>
-                              </w:rPr>
-                              <w:t>('Content-Type', 'multipart/form-data')</w:t>
+                              <w:t xml:space="preserve">      .set('Content-Type', 'multipart/form-data')</w:t>
                             </w:r>
                           </w:p>
                           <w:p>
@@ -47333,39 +44936,7 @@
                                 <w:sz w:val="16"/>
                                 <w:szCs w:val="16"/>
                               </w:rPr>
-                              <w:t xml:space="preserve">      </w:t>
-                            </w:r>
-                            <w:proofErr w:type="gramStart"/>
-                            <w:r>
-                              <w:rPr>
-                                <w:sz w:val="16"/>
-                                <w:szCs w:val="16"/>
-                              </w:rPr>
-                              <w:t>.attach</w:t>
-                            </w:r>
-                            <w:proofErr w:type="gramEnd"/>
-                            <w:r>
-                              <w:rPr>
-                                <w:sz w:val="16"/>
-                                <w:szCs w:val="16"/>
-                              </w:rPr>
-                              <w:t xml:space="preserve">('document', </w:t>
-                            </w:r>
-                            <w:proofErr w:type="spellStart"/>
-                            <w:r>
-                              <w:rPr>
-                                <w:sz w:val="16"/>
-                                <w:szCs w:val="16"/>
-                              </w:rPr>
-                              <w:t>pdfBuffer</w:t>
-                            </w:r>
-                            <w:proofErr w:type="spellEnd"/>
-                            <w:r>
-                              <w:rPr>
-                                <w:sz w:val="16"/>
-                                <w:szCs w:val="16"/>
-                              </w:rPr>
-                              <w:t>, {</w:t>
+                              <w:t xml:space="preserve">      .attach('document', pdfBuffer, {</w:t>
                             </w:r>
                           </w:p>
                           <w:p>
@@ -47395,23 +44966,7 @@
                                 <w:sz w:val="16"/>
                                 <w:szCs w:val="16"/>
                               </w:rPr>
-                              <w:t xml:space="preserve">        </w:t>
-                            </w:r>
-                            <w:proofErr w:type="spellStart"/>
-                            <w:r>
-                              <w:rPr>
-                                <w:sz w:val="16"/>
-                                <w:szCs w:val="16"/>
-                              </w:rPr>
-                              <w:t>contentType</w:t>
-                            </w:r>
-                            <w:proofErr w:type="spellEnd"/>
-                            <w:r>
-                              <w:rPr>
-                                <w:sz w:val="16"/>
-                                <w:szCs w:val="16"/>
-                              </w:rPr>
-                              <w:t>: 'application/pdf'</w:t>
+                              <w:t xml:space="preserve">        contentType: 'application/pdf'</w:t>
                             </w:r>
                           </w:p>
                         </w:txbxContent>
@@ -48946,19 +46501,7 @@
                               <w:jc w:val="left"/>
                             </w:pPr>
                             <w:r>
-                              <w:t xml:space="preserve">Code Listing </w:t>
-                            </w:r>
-                            <w:r>
-                              <w:t>7</w:t>
-                            </w:r>
-                            <w:r>
-                              <w:t xml:space="preserve"> </w:t>
-                            </w:r>
-                            <w:r>
-                              <w:t xml:space="preserve">Document Management </w:t>
-                            </w:r>
-                            <w:r>
-                              <w:t>Test</w:t>
+                              <w:t>Code Listing 7 Document Management Test</w:t>
                             </w:r>
                           </w:p>
                           <w:p/>
@@ -49121,6 +46664,7 @@
       </w:pPr>
       <w:r>
         <w:rPr>
+          <w:noProof/>
           <w:sz w:val="24"/>
           <w:szCs w:val="24"/>
         </w:rPr>
@@ -49241,12 +46785,23 @@
     <w:p/>
     <w:p/>
     <w:p/>
+    <w:p/>
+    <w:p/>
+    <w:p/>
+    <w:p/>
+    <w:p/>
+    <w:p/>
+    <w:p/>
+    <w:p/>
+    <w:p/>
+    <w:p/>
     <w:p>
       <w:pPr>
         <w:pStyle w:val="Heading1"/>
       </w:pPr>
       <w:bookmarkStart w:id="86" w:name="_Toc224154271"/>
       <w:r>
+        <w:lastRenderedPageBreak/>
         <w:t>Conclusion</w:t>
       </w:r>
       <w:bookmarkEnd w:id="86"/>
@@ -49353,21 +46908,7 @@
         <w:rPr>
           <w:rFonts w:ascii="Times New Roman" w:hAnsi="Times New Roman" w:cs="Times New Roman"/>
         </w:rPr>
-        <w:t xml:space="preserve">Almalki, F. and Masud, M. (2025) “Financial Fraud Detection Using Explainable AI and Stacking Ensemble Methods.” </w:t>
-      </w:r>
-      <w:proofErr w:type="spellStart"/>
-      <w:r>
-        <w:rPr>
-          <w:rFonts w:ascii="Times New Roman" w:hAnsi="Times New Roman" w:cs="Times New Roman"/>
-        </w:rPr>
-        <w:t>arXiv</w:t>
-      </w:r>
-      <w:proofErr w:type="spellEnd"/>
-      <w:r>
-        <w:rPr>
-          <w:rFonts w:ascii="Times New Roman" w:hAnsi="Times New Roman" w:cs="Times New Roman"/>
-        </w:rPr>
-        <w:t>. Available at: https://doi.org/10.48550/arXiv.2505.10050.</w:t>
+        <w:t>Almalki, F. and Masud, M. (2025) “Financial Fraud Detection Using Explainable AI and Stacking Ensemble Methods.” arXiv. Available at: https://doi.org/10.48550/arXiv.2505.10050.</w:t>
       </w:r>
     </w:p>
     <w:p>
@@ -49417,21 +46958,7 @@
         <w:rPr>
           <w:rFonts w:ascii="Times New Roman" w:hAnsi="Times New Roman" w:cs="Times New Roman"/>
         </w:rPr>
-        <w:t xml:space="preserve">Badmus, O., </w:t>
-      </w:r>
-      <w:proofErr w:type="spellStart"/>
-      <w:r>
-        <w:rPr>
-          <w:rFonts w:ascii="Times New Roman" w:hAnsi="Times New Roman" w:cs="Times New Roman"/>
-        </w:rPr>
-        <w:t>Toromade</w:t>
-      </w:r>
-      <w:proofErr w:type="spellEnd"/>
-      <w:r>
-        <w:rPr>
-          <w:rFonts w:ascii="Times New Roman" w:hAnsi="Times New Roman" w:cs="Times New Roman"/>
-        </w:rPr>
-        <w:t xml:space="preserve">, R.O. and Adebayo, A.S. (2025) “(PDF) Embedding AI into ESG-Financial Reporting Frameworks to Advance Trustworthy Non-Financial Disclosures and Data-Driven Investment Decisions,” </w:t>
+        <w:t xml:space="preserve">Badmus, O., Toromade, R.O. and Adebayo, A.S. (2025) “(PDF) Embedding AI into ESG-Financial Reporting Frameworks to Advance Trustworthy Non-Financial Disclosures and Data-Driven Investment Decisions,” </w:t>
       </w:r>
       <w:r>
         <w:rPr>
@@ -49585,21 +47112,7 @@
         <w:rPr>
           <w:rFonts w:ascii="Times New Roman" w:hAnsi="Times New Roman" w:cs="Times New Roman"/>
         </w:rPr>
-        <w:t xml:space="preserve">Garlan, D. and Shaw, M. (1993) “AN INTRODUCTION TO SOFTWARE ARCHITECTURE,” in V. </w:t>
-      </w:r>
-      <w:proofErr w:type="spellStart"/>
-      <w:r>
-        <w:rPr>
-          <w:rFonts w:ascii="Times New Roman" w:hAnsi="Times New Roman" w:cs="Times New Roman"/>
-        </w:rPr>
-        <w:t>Ambriola</w:t>
-      </w:r>
-      <w:proofErr w:type="spellEnd"/>
-      <w:r>
-        <w:rPr>
-          <w:rFonts w:ascii="Times New Roman" w:hAnsi="Times New Roman" w:cs="Times New Roman"/>
-        </w:rPr>
-        <w:t xml:space="preserve"> and G. Tortora, </w:t>
+        <w:t xml:space="preserve">Garlan, D. and Shaw, M. (1993) “AN INTRODUCTION TO SOFTWARE ARCHITECTURE,” in V. Ambriola and G. Tortora, </w:t>
       </w:r>
       <w:r>
         <w:rPr>
@@ -49663,21 +47176,7 @@
         <w:rPr>
           <w:rFonts w:ascii="Times New Roman" w:hAnsi="Times New Roman" w:cs="Times New Roman"/>
         </w:rPr>
-        <w:t xml:space="preserve">Hegghammer, T. (2022a) “OCR with Tesseract, Amazon </w:t>
-      </w:r>
-      <w:proofErr w:type="spellStart"/>
-      <w:r>
-        <w:rPr>
-          <w:rFonts w:ascii="Times New Roman" w:hAnsi="Times New Roman" w:cs="Times New Roman"/>
-        </w:rPr>
-        <w:t>Textract</w:t>
-      </w:r>
-      <w:proofErr w:type="spellEnd"/>
-      <w:r>
-        <w:rPr>
-          <w:rFonts w:ascii="Times New Roman" w:hAnsi="Times New Roman" w:cs="Times New Roman"/>
-        </w:rPr>
-        <w:t xml:space="preserve">, and Google Document AI: a benchmarking experiment,” </w:t>
+        <w:t xml:space="preserve">Hegghammer, T. (2022a) “OCR with Tesseract, Amazon Textract, and Google Document AI: a benchmarking experiment,” </w:t>
       </w:r>
       <w:r>
         <w:rPr>
@@ -49743,19 +47242,11 @@
           <w:rFonts w:ascii="Times New Roman" w:hAnsi="Times New Roman" w:cs="Times New Roman"/>
         </w:rPr>
       </w:pPr>
-      <w:proofErr w:type="spellStart"/>
       <w:r>
         <w:rPr>
           <w:rFonts w:ascii="Times New Roman" w:hAnsi="Times New Roman" w:cs="Times New Roman"/>
         </w:rPr>
-        <w:t>InstituteAdmin</w:t>
-      </w:r>
-      <w:proofErr w:type="spellEnd"/>
-      <w:r>
-        <w:rPr>
-          <w:rFonts w:ascii="Times New Roman" w:hAnsi="Times New Roman" w:cs="Times New Roman"/>
-        </w:rPr>
-        <w:t xml:space="preserve"> (2025a) “Text Preprocessing Best Practices: Tokenization to Lemmatization,” </w:t>
+        <w:t xml:space="preserve">InstituteAdmin (2025a) “Text Preprocessing Best Practices: Tokenization to Lemmatization,” </w:t>
       </w:r>
       <w:r>
         <w:rPr>
@@ -49819,31 +47310,90 @@
           <w:i/>
           <w:iCs/>
         </w:rPr>
-        <w:t xml:space="preserve">(PDF) Natural Language Processing for </w:t>
-      </w:r>
-      <w:proofErr w:type="spellStart"/>
+        <w:t>(PDF) Natural Language Processing for Analyzing Financial Texts in Real-Time</w:t>
+      </w:r>
+      <w:r>
+        <w:rPr>
+          <w:rFonts w:ascii="Times New Roman" w:hAnsi="Times New Roman" w:cs="Times New Roman"/>
+        </w:rPr>
+        <w:t xml:space="preserve">, </w:t>
+      </w:r>
       <w:r>
         <w:rPr>
           <w:rFonts w:ascii="Times New Roman" w:hAnsi="Times New Roman" w:cs="Times New Roman"/>
           <w:i/>
           <w:iCs/>
         </w:rPr>
-        <w:t>Analyzing</w:t>
-      </w:r>
-      <w:proofErr w:type="spellEnd"/>
+        <w:t>ResearchGate</w:t>
+      </w:r>
+      <w:r>
+        <w:rPr>
+          <w:rFonts w:ascii="Times New Roman" w:hAnsi="Times New Roman" w:cs="Times New Roman"/>
+        </w:rPr>
+        <w:t xml:space="preserve">. Available at: </w:t>
+      </w:r>
+      <w:r>
+        <w:rPr>
+          <w:rFonts w:ascii="Times New Roman" w:hAnsi="Times New Roman" w:cs="Times New Roman"/>
+        </w:rPr>
+        <w:lastRenderedPageBreak/>
+        <w:t>https://www.researchgate.net/publication/390493872_Natural_Language_Processing_for_Analyzing_Financial_Texts_in_Real-Time (Accessed: September 26, 2025).</w:t>
+      </w:r>
+    </w:p>
+    <w:p>
+      <w:pPr>
+        <w:pStyle w:val="Bibliography"/>
+        <w:rPr>
+          <w:rFonts w:ascii="Times New Roman" w:hAnsi="Times New Roman" w:cs="Times New Roman"/>
+        </w:rPr>
+      </w:pPr>
+      <w:r>
+        <w:rPr>
+          <w:rFonts w:ascii="Times New Roman" w:hAnsi="Times New Roman" w:cs="Times New Roman"/>
+        </w:rPr>
+        <w:t xml:space="preserve">Jamaludin, D. (no date) </w:t>
+      </w:r>
       <w:r>
         <w:rPr>
           <w:rFonts w:ascii="Times New Roman" w:hAnsi="Times New Roman" w:cs="Times New Roman"/>
           <w:i/>
           <w:iCs/>
         </w:rPr>
-        <w:t xml:space="preserve"> Financial Texts in Real-Time</w:t>
+        <w:t>Build a Secure REST API with Node.js, Express, MongoDB, and JWT – Djamware</w:t>
       </w:r>
       <w:r>
         <w:rPr>
           <w:rFonts w:ascii="Times New Roman" w:hAnsi="Times New Roman" w:cs="Times New Roman"/>
         </w:rPr>
-        <w:t xml:space="preserve">, </w:t>
+        <w:t>. Available at: https://www.djamware.com/post/build-a-secure-rest-api-with-nodejs-express-mongodb-and-jwt (Accessed: February 25, 2026).</w:t>
+      </w:r>
+    </w:p>
+    <w:p>
+      <w:pPr>
+        <w:pStyle w:val="Bibliography"/>
+        <w:rPr>
+          <w:rFonts w:ascii="Times New Roman" w:hAnsi="Times New Roman" w:cs="Times New Roman"/>
+        </w:rPr>
+      </w:pPr>
+      <w:r>
+        <w:rPr>
+          <w:rFonts w:ascii="Times New Roman" w:hAnsi="Times New Roman" w:cs="Times New Roman"/>
+        </w:rPr>
+        <w:t>Ji, T., Dong, R. and Driggs-Campbell, K. (2022) “Traversing Supervisor Problem: An Approximately Optimal Approach to Multi-Robot Assistance.” arXiv. Available at: https://doi.org/10.48550/arXiv.2205.01768.</w:t>
+      </w:r>
+    </w:p>
+    <w:p>
+      <w:pPr>
+        <w:pStyle w:val="Bibliography"/>
+        <w:rPr>
+          <w:rFonts w:ascii="Times New Roman" w:hAnsi="Times New Roman" w:cs="Times New Roman"/>
+        </w:rPr>
+      </w:pPr>
+      <w:r>
+        <w:rPr>
+          <w:rFonts w:ascii="Times New Roman" w:hAnsi="Times New Roman" w:cs="Times New Roman"/>
+        </w:rPr>
+        <w:t xml:space="preserve">Jin, Y. </w:t>
       </w:r>
       <w:r>
         <w:rPr>
@@ -49851,34 +47401,27 @@
           <w:i/>
           <w:iCs/>
         </w:rPr>
-        <w:t>ResearchGate</w:t>
+        <w:t>et al.</w:t>
       </w:r>
       <w:r>
         <w:rPr>
           <w:rFonts w:ascii="Times New Roman" w:hAnsi="Times New Roman" w:cs="Times New Roman"/>
         </w:rPr>
-        <w:t xml:space="preserve">. Available at: </w:t>
-      </w:r>
-      <w:r>
+        <w:t xml:space="preserve"> (2025) “Multi-Stage Field Extraction of Financial Documents with OCR and Compact Vision-Language Models.” arXiv. Available at: https://doi.org/10.48550/arXiv.2510.23066.</w:t>
+      </w:r>
+    </w:p>
+    <w:p>
+      <w:pPr>
+        <w:pStyle w:val="Bibliography"/>
         <w:rPr>
           <w:rFonts w:ascii="Times New Roman" w:hAnsi="Times New Roman" w:cs="Times New Roman"/>
         </w:rPr>
-        <w:lastRenderedPageBreak/>
-        <w:t>https://www.researchgate.net/publication/390493872_Natural_Language_Processing_for_Analyzing_Financial_Texts_in_Real-Time (Accessed: September 26, 2025).</w:t>
-      </w:r>
-    </w:p>
-    <w:p>
-      <w:pPr>
-        <w:pStyle w:val="Bibliography"/>
+      </w:pPr>
+      <w:r>
         <w:rPr>
           <w:rFonts w:ascii="Times New Roman" w:hAnsi="Times New Roman" w:cs="Times New Roman"/>
         </w:rPr>
-      </w:pPr>
-      <w:r>
-        <w:rPr>
-          <w:rFonts w:ascii="Times New Roman" w:hAnsi="Times New Roman" w:cs="Times New Roman"/>
-        </w:rPr>
-        <w:t xml:space="preserve">Jamaludin, D. (no date) </w:t>
+        <w:t xml:space="preserve">JudithPRA (2025) </w:t>
       </w:r>
       <w:r>
         <w:rPr>
@@ -49886,23 +47429,41 @@
           <w:i/>
           <w:iCs/>
         </w:rPr>
-        <w:t xml:space="preserve">Build a Secure REST API with Node.js, Express, MongoDB, and JWT – </w:t>
-      </w:r>
-      <w:proofErr w:type="spellStart"/>
+        <w:t>Reglamento general de protección de datos - Microsoft GDPR</w:t>
+      </w:r>
+      <w:r>
+        <w:rPr>
+          <w:rFonts w:ascii="Times New Roman" w:hAnsi="Times New Roman" w:cs="Times New Roman"/>
+        </w:rPr>
+        <w:t>. Available at: https://learn.microsoft.com/es-es/compliance/regulatory/gdpr (Accessed: November 19, 2025).</w:t>
+      </w:r>
+    </w:p>
+    <w:p>
+      <w:pPr>
+        <w:pStyle w:val="Bibliography"/>
+        <w:rPr>
+          <w:rFonts w:ascii="Times New Roman" w:hAnsi="Times New Roman" w:cs="Times New Roman"/>
+        </w:rPr>
+      </w:pPr>
+      <w:r>
+        <w:rPr>
+          <w:rFonts w:ascii="Times New Roman" w:hAnsi="Times New Roman" w:cs="Times New Roman"/>
+        </w:rPr>
+        <w:t xml:space="preserve">Larusdottir, M.K., Bjarnadottir, E.R. and Gulliksen, J. (2010) “The Focus on Usability in Testing Practices in Industry,” in P. Forbrig, F. Paternó, and A. Mark Pejtersen (eds.) </w:t>
+      </w:r>
       <w:r>
         <w:rPr>
           <w:rFonts w:ascii="Times New Roman" w:hAnsi="Times New Roman" w:cs="Times New Roman"/>
           <w:i/>
           <w:iCs/>
         </w:rPr>
-        <w:t>Djamware</w:t>
-      </w:r>
-      <w:proofErr w:type="spellEnd"/>
+        <w:t>Human-Computer Interaction</w:t>
+      </w:r>
       <w:r>
         <w:rPr>
           <w:rFonts w:ascii="Times New Roman" w:hAnsi="Times New Roman" w:cs="Times New Roman"/>
         </w:rPr>
-        <w:t>. Available at: https://www.djamware.com/post/build-a-secure-rest-api-with-nodejs-express-mongodb-and-jwt (Accessed: February 25, 2026).</w:t>
+        <w:t>. Berlin, Heidelberg: Springer, pp. 98–109. Available at: https://doi.org/10.1007/978-3-642-15231-3_11.</w:t>
       </w:r>
     </w:p>
     <w:p>
@@ -49916,35 +47477,7 @@
         <w:rPr>
           <w:rFonts w:ascii="Times New Roman" w:hAnsi="Times New Roman" w:cs="Times New Roman"/>
         </w:rPr>
-        <w:t xml:space="preserve">Ji, T., Dong, R. and Driggs-Campbell, K. (2022) “Traversing Supervisor Problem: An Approximately Optimal Approach to Multi-Robot Assistance.” </w:t>
-      </w:r>
-      <w:proofErr w:type="spellStart"/>
-      <w:r>
-        <w:rPr>
-          <w:rFonts w:ascii="Times New Roman" w:hAnsi="Times New Roman" w:cs="Times New Roman"/>
-        </w:rPr>
-        <w:t>arXiv</w:t>
-      </w:r>
-      <w:proofErr w:type="spellEnd"/>
-      <w:r>
-        <w:rPr>
-          <w:rFonts w:ascii="Times New Roman" w:hAnsi="Times New Roman" w:cs="Times New Roman"/>
-        </w:rPr>
-        <w:t>. Available at: https://doi.org/10.48550/arXiv.2205.01768.</w:t>
-      </w:r>
-    </w:p>
-    <w:p>
-      <w:pPr>
-        <w:pStyle w:val="Bibliography"/>
-        <w:rPr>
-          <w:rFonts w:ascii="Times New Roman" w:hAnsi="Times New Roman" w:cs="Times New Roman"/>
-        </w:rPr>
-      </w:pPr>
-      <w:r>
-        <w:rPr>
-          <w:rFonts w:ascii="Times New Roman" w:hAnsi="Times New Roman" w:cs="Times New Roman"/>
-        </w:rPr>
-        <w:t xml:space="preserve">Jin, Y. </w:t>
+        <w:t xml:space="preserve">Lin, C.-Y. (2004) “ROUGE: A Package for Automatic Evaluation of Summaries,” </w:t>
       </w:r>
       <w:r>
         <w:rPr>
@@ -49952,27 +47485,27 @@
           <w:i/>
           <w:iCs/>
         </w:rPr>
-        <w:t>et al.</w:t>
+        <w:t>Text Summarization Branches Out</w:t>
       </w:r>
       <w:r>
         <w:rPr>
           <w:rFonts w:ascii="Times New Roman" w:hAnsi="Times New Roman" w:cs="Times New Roman"/>
         </w:rPr>
-        <w:t xml:space="preserve"> (2025) “Multi-Stage Field Extraction of Financial Documents with OCR and Compact Vision-Language Models.” </w:t>
-      </w:r>
-      <w:proofErr w:type="spellStart"/>
-      <w:r>
+        <w:t>. Barcelona, Spain: Association for Computational Linguistics, pp. 74–81. Available at: https://aclanthology.org/W04-1013/ (Accessed: November 12, 2025).</w:t>
+      </w:r>
+    </w:p>
+    <w:p>
+      <w:pPr>
+        <w:pStyle w:val="Bibliography"/>
         <w:rPr>
           <w:rFonts w:ascii="Times New Roman" w:hAnsi="Times New Roman" w:cs="Times New Roman"/>
         </w:rPr>
-        <w:t>arXiv</w:t>
-      </w:r>
-      <w:proofErr w:type="spellEnd"/>
+      </w:pPr>
       <w:r>
         <w:rPr>
           <w:rFonts w:ascii="Times New Roman" w:hAnsi="Times New Roman" w:cs="Times New Roman"/>
         </w:rPr>
-        <w:t>. Available at: https://doi.org/10.48550/arXiv.2510.23066.</w:t>
+        <w:t>Lu, Y.-T. and Huo, Y. (2025) “Financial Named Entity Recognition: How Far Can LLM Go?” arXiv. Available at: https://doi.org/10.48550/arXiv.2501.02237.</w:t>
       </w:r>
     </w:p>
     <w:p>
@@ -49982,79 +47515,151 @@
           <w:rFonts w:ascii="Times New Roman" w:hAnsi="Times New Roman" w:cs="Times New Roman"/>
         </w:rPr>
       </w:pPr>
-      <w:proofErr w:type="spellStart"/>
       <w:r>
         <w:rPr>
           <w:rFonts w:ascii="Times New Roman" w:hAnsi="Times New Roman" w:cs="Times New Roman"/>
         </w:rPr>
-        <w:t>JudithPRA</w:t>
-      </w:r>
-      <w:proofErr w:type="spellEnd"/>
-      <w:r>
+        <w:t>Lundberg, S. and Lee, S.-I. (2017) “A Unified Approach to Interpreting Model Predictions.” arXiv. Available at: https://doi.org/10.48550/arXiv.1705.07874.</w:t>
+      </w:r>
+    </w:p>
+    <w:p>
+      <w:pPr>
+        <w:pStyle w:val="Bibliography"/>
         <w:rPr>
           <w:rFonts w:ascii="Times New Roman" w:hAnsi="Times New Roman" w:cs="Times New Roman"/>
         </w:rPr>
-        <w:t xml:space="preserve"> (2025) </w:t>
-      </w:r>
-      <w:proofErr w:type="spellStart"/>
+      </w:pPr>
+      <w:r>
+        <w:rPr>
+          <w:rFonts w:ascii="Times New Roman" w:hAnsi="Times New Roman" w:cs="Times New Roman"/>
+        </w:rPr>
+        <w:t xml:space="preserve">mrbullwinkle (2025a) </w:t>
+      </w:r>
       <w:r>
         <w:rPr>
           <w:rFonts w:ascii="Times New Roman" w:hAnsi="Times New Roman" w:cs="Times New Roman"/>
           <w:i/>
           <w:iCs/>
         </w:rPr>
-        <w:t>Reglamento</w:t>
-      </w:r>
-      <w:proofErr w:type="spellEnd"/>
+        <w:t>Data, privacy, and security for Azure Direct Models in Azure AI Foundry - Azure AI services</w:t>
+      </w:r>
+      <w:r>
+        <w:rPr>
+          <w:rFonts w:ascii="Times New Roman" w:hAnsi="Times New Roman" w:cs="Times New Roman"/>
+        </w:rPr>
+        <w:t>. Available at: https://learn.microsoft.com/en-us/azure/ai-foundry/responsible-ai/openai/data-privacy (Accessed: November 13, 2025).</w:t>
+      </w:r>
+    </w:p>
+    <w:p>
+      <w:pPr>
+        <w:pStyle w:val="Bibliography"/>
+        <w:rPr>
+          <w:rFonts w:ascii="Times New Roman" w:hAnsi="Times New Roman" w:cs="Times New Roman"/>
+        </w:rPr>
+      </w:pPr>
+      <w:r>
+        <w:rPr>
+          <w:rFonts w:ascii="Times New Roman" w:hAnsi="Times New Roman" w:cs="Times New Roman"/>
+        </w:rPr>
+        <w:t xml:space="preserve">normesta (no date) </w:t>
+      </w:r>
       <w:r>
         <w:rPr>
           <w:rFonts w:ascii="Times New Roman" w:hAnsi="Times New Roman" w:cs="Times New Roman"/>
           <w:i/>
           <w:iCs/>
         </w:rPr>
-        <w:t xml:space="preserve"> general de </w:t>
-      </w:r>
-      <w:proofErr w:type="spellStart"/>
+        <w:t>Azure Storage encryption for data at rest</w:t>
+      </w:r>
+      <w:r>
+        <w:rPr>
+          <w:rFonts w:ascii="Times New Roman" w:hAnsi="Times New Roman" w:cs="Times New Roman"/>
+        </w:rPr>
+        <w:t>. Available at: https://learn.microsoft.com/en-us/azure/storage/common/storage-service-encryption (Accessed: November 24, 2025).</w:t>
+      </w:r>
+    </w:p>
+    <w:p>
+      <w:pPr>
+        <w:pStyle w:val="Bibliography"/>
+        <w:rPr>
+          <w:rFonts w:ascii="Times New Roman" w:hAnsi="Times New Roman" w:cs="Times New Roman"/>
+        </w:rPr>
+      </w:pPr>
+      <w:r>
+        <w:rPr>
+          <w:rFonts w:ascii="Times New Roman" w:hAnsi="Times New Roman" w:cs="Times New Roman"/>
+        </w:rPr>
+        <w:t xml:space="preserve">Papineni, K. </w:t>
+      </w:r>
       <w:r>
         <w:rPr>
           <w:rFonts w:ascii="Times New Roman" w:hAnsi="Times New Roman" w:cs="Times New Roman"/>
           <w:i/>
           <w:iCs/>
         </w:rPr>
-        <w:t>protección</w:t>
-      </w:r>
-      <w:proofErr w:type="spellEnd"/>
+        <w:t>et al.</w:t>
+      </w:r>
+      <w:r>
+        <w:rPr>
+          <w:rFonts w:ascii="Times New Roman" w:hAnsi="Times New Roman" w:cs="Times New Roman"/>
+        </w:rPr>
+        <w:t xml:space="preserve"> (2002a) “BLEU: a method for automatic evaluation of machine translation,” </w:t>
+      </w:r>
       <w:r>
         <w:rPr>
           <w:rFonts w:ascii="Times New Roman" w:hAnsi="Times New Roman" w:cs="Times New Roman"/>
           <w:i/>
           <w:iCs/>
         </w:rPr>
-        <w:t xml:space="preserve"> de </w:t>
-      </w:r>
-      <w:proofErr w:type="spellStart"/>
+        <w:t>Proceedings of the 40th Annual Meeting on Association for Computational Linguistics</w:t>
+      </w:r>
+      <w:r>
+        <w:rPr>
+          <w:rFonts w:ascii="Times New Roman" w:hAnsi="Times New Roman" w:cs="Times New Roman"/>
+        </w:rPr>
+        <w:t>. USA: Association for Computational Linguistics (ACL ’02), pp. 311–318. Available at: https://doi.org/10.3115/1073083.1073135.</w:t>
+      </w:r>
+    </w:p>
+    <w:p>
+      <w:pPr>
+        <w:pStyle w:val="Bibliography"/>
+        <w:rPr>
+          <w:rFonts w:ascii="Times New Roman" w:hAnsi="Times New Roman" w:cs="Times New Roman"/>
+        </w:rPr>
+      </w:pPr>
+      <w:r>
+        <w:rPr>
+          <w:rFonts w:ascii="Times New Roman" w:hAnsi="Times New Roman" w:cs="Times New Roman"/>
+        </w:rPr>
+        <w:t xml:space="preserve">Peerdh (2023) </w:t>
+      </w:r>
       <w:r>
         <w:rPr>
           <w:rFonts w:ascii="Times New Roman" w:hAnsi="Times New Roman" w:cs="Times New Roman"/>
           <w:i/>
           <w:iCs/>
         </w:rPr>
-        <w:t>datos</w:t>
-      </w:r>
-      <w:proofErr w:type="spellEnd"/>
+        <w:t>Developing A User-friendly Dashboard For Visualizing Anomaly Detection</w:t>
+      </w:r>
+      <w:r>
+        <w:rPr>
+          <w:rFonts w:ascii="Times New Roman" w:hAnsi="Times New Roman" w:cs="Times New Roman"/>
+        </w:rPr>
+        <w:t xml:space="preserve">, </w:t>
+      </w:r>
       <w:r>
         <w:rPr>
           <w:rFonts w:ascii="Times New Roman" w:hAnsi="Times New Roman" w:cs="Times New Roman"/>
           <w:i/>
           <w:iCs/>
         </w:rPr>
-        <w:t xml:space="preserve"> - Microsoft GDPR</w:t>
+        <w:t>peerdh.com</w:t>
       </w:r>
       <w:r>
         <w:rPr>
           <w:rFonts w:ascii="Times New Roman" w:hAnsi="Times New Roman" w:cs="Times New Roman"/>
         </w:rPr>
-        <w:t>. Available at: https://learn.microsoft.com/es-es/compliance/regulatory/gdpr (Accessed: November 19, 2025).</w:t>
+        <w:t>. Available at: https://peerdh.com/blogs/programming-insights/developing-a-user-friendly-dashboard-for-visualizing-anomaly-detection-results-in-spending-data (Accessed: November 14, 2025).</w:t>
       </w:r>
     </w:p>
     <w:p>
@@ -50068,21 +47673,7 @@
         <w:rPr>
           <w:rFonts w:ascii="Times New Roman" w:hAnsi="Times New Roman" w:cs="Times New Roman"/>
         </w:rPr>
-        <w:t xml:space="preserve">Larusdottir, M.K., Bjarnadottir, E.R. and Gulliksen, J. (2010) “The Focus on Usability in Testing Practices in Industry,” in P. Forbrig, F. </w:t>
-      </w:r>
-      <w:proofErr w:type="spellStart"/>
-      <w:r>
-        <w:rPr>
-          <w:rFonts w:ascii="Times New Roman" w:hAnsi="Times New Roman" w:cs="Times New Roman"/>
-        </w:rPr>
-        <w:t>Paternó</w:t>
-      </w:r>
-      <w:proofErr w:type="spellEnd"/>
-      <w:r>
-        <w:rPr>
-          <w:rFonts w:ascii="Times New Roman" w:hAnsi="Times New Roman" w:cs="Times New Roman"/>
-        </w:rPr>
-        <w:t xml:space="preserve">, and A. Mark Pejtersen (eds.) </w:t>
+        <w:t xml:space="preserve">PricewaterhouseCoopers (2023a) </w:t>
       </w:r>
       <w:r>
         <w:rPr>
@@ -50090,27 +47681,13 @@
           <w:i/>
           <w:iCs/>
         </w:rPr>
-        <w:t>Human-Computer Interaction</w:t>
+        <w:t>Transforming Conventional Reconciliation and Transaction Monitoring</w:t>
       </w:r>
       <w:r>
         <w:rPr>
           <w:rFonts w:ascii="Times New Roman" w:hAnsi="Times New Roman" w:cs="Times New Roman"/>
         </w:rPr>
-        <w:t>. Berlin, Heidelberg: Springer, pp. 98–109. Available at: https://doi.org/10.1007/978-3-642-15231-3_11.</w:t>
-      </w:r>
-    </w:p>
-    <w:p>
-      <w:pPr>
-        <w:pStyle w:val="Bibliography"/>
-        <w:rPr>
-          <w:rFonts w:ascii="Times New Roman" w:hAnsi="Times New Roman" w:cs="Times New Roman"/>
-        </w:rPr>
-      </w:pPr>
-      <w:r>
-        <w:rPr>
-          <w:rFonts w:ascii="Times New Roman" w:hAnsi="Times New Roman" w:cs="Times New Roman"/>
-        </w:rPr>
-        <w:t xml:space="preserve">Lin, C.-Y. (2004) “ROUGE: A Package for Automatic Evaluation of Summaries,” </w:t>
+        <w:t xml:space="preserve">, </w:t>
       </w:r>
       <w:r>
         <w:rPr>
@@ -50118,13 +47695,13 @@
           <w:i/>
           <w:iCs/>
         </w:rPr>
-        <w:t>Text Summarization Branches Out</w:t>
+        <w:t>PwC</w:t>
       </w:r>
       <w:r>
         <w:rPr>
           <w:rFonts w:ascii="Times New Roman" w:hAnsi="Times New Roman" w:cs="Times New Roman"/>
         </w:rPr>
-        <w:t>. Barcelona, Spain: Association for Computational Linguistics, pp. 74–81. Available at: https://aclanthology.org/W04-1013/ (Accessed: November 12, 2025).</w:t>
+        <w:t>. Available at: https://www.pwc.com/gx/en/about/analyst-relations/2023/idc-spotlight-pwc-anomaly-detection-platform-2023.html (Accessed: November 14, 2025).</w:t>
       </w:r>
     </w:p>
     <w:p>
@@ -50138,71 +47715,8 @@
         <w:rPr>
           <w:rFonts w:ascii="Times New Roman" w:hAnsi="Times New Roman" w:cs="Times New Roman"/>
         </w:rPr>
-        <w:t xml:space="preserve">Lu, Y.-T. and Huo, Y. (2025) “Financial Named Entity Recognition: How Far Can LLM Go?” </w:t>
-      </w:r>
-      <w:proofErr w:type="spellStart"/>
-      <w:r>
-        <w:rPr>
-          <w:rFonts w:ascii="Times New Roman" w:hAnsi="Times New Roman" w:cs="Times New Roman"/>
-        </w:rPr>
-        <w:t>arXiv</w:t>
-      </w:r>
-      <w:proofErr w:type="spellEnd"/>
-      <w:r>
-        <w:rPr>
-          <w:rFonts w:ascii="Times New Roman" w:hAnsi="Times New Roman" w:cs="Times New Roman"/>
-        </w:rPr>
-        <w:t>. Available at: https://doi.org/10.48550/arXiv.2501.02237.</w:t>
-      </w:r>
-    </w:p>
-    <w:p>
-      <w:pPr>
-        <w:pStyle w:val="Bibliography"/>
-        <w:rPr>
-          <w:rFonts w:ascii="Times New Roman" w:hAnsi="Times New Roman" w:cs="Times New Roman"/>
-        </w:rPr>
-      </w:pPr>
-      <w:r>
-        <w:rPr>
-          <w:rFonts w:ascii="Times New Roman" w:hAnsi="Times New Roman" w:cs="Times New Roman"/>
-        </w:rPr>
-        <w:t xml:space="preserve">Lundberg, S. and Lee, S.-I. (2017) “A Unified Approach to Interpreting Model Predictions.” </w:t>
-      </w:r>
-      <w:proofErr w:type="spellStart"/>
-      <w:r>
-        <w:rPr>
-          <w:rFonts w:ascii="Times New Roman" w:hAnsi="Times New Roman" w:cs="Times New Roman"/>
-        </w:rPr>
-        <w:t>arXiv</w:t>
-      </w:r>
-      <w:proofErr w:type="spellEnd"/>
-      <w:r>
-        <w:rPr>
-          <w:rFonts w:ascii="Times New Roman" w:hAnsi="Times New Roman" w:cs="Times New Roman"/>
-        </w:rPr>
-        <w:t>. Available at: https://doi.org/10.48550/arXiv.1705.07874.</w:t>
-      </w:r>
-    </w:p>
-    <w:p>
-      <w:pPr>
-        <w:pStyle w:val="Bibliography"/>
-        <w:rPr>
-          <w:rFonts w:ascii="Times New Roman" w:hAnsi="Times New Roman" w:cs="Times New Roman"/>
-        </w:rPr>
-      </w:pPr>
-      <w:proofErr w:type="spellStart"/>
-      <w:r>
-        <w:rPr>
-          <w:rFonts w:ascii="Times New Roman" w:hAnsi="Times New Roman" w:cs="Times New Roman"/>
-        </w:rPr>
-        <w:t>mrbullwinkle</w:t>
-      </w:r>
-      <w:proofErr w:type="spellEnd"/>
-      <w:r>
-        <w:rPr>
-          <w:rFonts w:ascii="Times New Roman" w:hAnsi="Times New Roman" w:cs="Times New Roman"/>
-        </w:rPr>
-        <w:t xml:space="preserve"> (2025a) </w:t>
+        <w:lastRenderedPageBreak/>
+        <w:t xml:space="preserve">Rahman, M.S. </w:t>
       </w:r>
       <w:r>
         <w:rPr>
@@ -50210,35 +47724,13 @@
           <w:i/>
           <w:iCs/>
         </w:rPr>
-        <w:t>Data, privacy, and security for Azure Direct Models in Azure AI Foundry - Azure AI services</w:t>
+        <w:t>et al.</w:t>
       </w:r>
       <w:r>
         <w:rPr>
           <w:rFonts w:ascii="Times New Roman" w:hAnsi="Times New Roman" w:cs="Times New Roman"/>
         </w:rPr>
-        <w:t>. Available at: https://learn.microsoft.com/en-us/azure/ai-foundry/responsible-ai/openai/data-privacy (Accessed: November 13, 2025).</w:t>
-      </w:r>
-    </w:p>
-    <w:p>
-      <w:pPr>
-        <w:pStyle w:val="Bibliography"/>
-        <w:rPr>
-          <w:rFonts w:ascii="Times New Roman" w:hAnsi="Times New Roman" w:cs="Times New Roman"/>
-        </w:rPr>
-      </w:pPr>
-      <w:proofErr w:type="spellStart"/>
-      <w:r>
-        <w:rPr>
-          <w:rFonts w:ascii="Times New Roman" w:hAnsi="Times New Roman" w:cs="Times New Roman"/>
-        </w:rPr>
-        <w:t>normesta</w:t>
-      </w:r>
-      <w:proofErr w:type="spellEnd"/>
-      <w:r>
-        <w:rPr>
-          <w:rFonts w:ascii="Times New Roman" w:hAnsi="Times New Roman" w:cs="Times New Roman"/>
-        </w:rPr>
-        <w:t xml:space="preserve"> (no date) </w:t>
+        <w:t xml:space="preserve"> (2025) “AI-Driven Automation of Financial Document Processing: Enhancing Accuracy, Efficiency, and Fraud Detection with OCR, NLP, and Deep Learning,” </w:t>
       </w:r>
       <w:r>
         <w:rPr>
@@ -50246,13 +47738,13 @@
           <w:i/>
           <w:iCs/>
         </w:rPr>
-        <w:t>Azure Storage encryption for data at rest</w:t>
+        <w:t>Library Progress International</w:t>
       </w:r>
       <w:r>
         <w:rPr>
           <w:rFonts w:ascii="Times New Roman" w:hAnsi="Times New Roman" w:cs="Times New Roman"/>
         </w:rPr>
-        <w:t>. Available at: https://learn.microsoft.com/en-us/azure/storage/common/storage-service-encryption (Accessed: November 24, 2025).</w:t>
+        <w:t>, pp. 922–928. Available at: https://bpasjournals.com/library-science/index.php/journal/article/view/4183 (Accessed: November 25, 2025).</w:t>
       </w:r>
     </w:p>
     <w:p>
@@ -50262,33 +47754,19 @@
           <w:rFonts w:ascii="Times New Roman" w:hAnsi="Times New Roman" w:cs="Times New Roman"/>
         </w:rPr>
       </w:pPr>
-      <w:proofErr w:type="spellStart"/>
-      <w:r>
-        <w:rPr>
-          <w:rFonts w:ascii="Times New Roman" w:hAnsi="Times New Roman" w:cs="Times New Roman"/>
-        </w:rPr>
-        <w:t>Papineni</w:t>
-      </w:r>
-      <w:proofErr w:type="spellEnd"/>
-      <w:r>
-        <w:rPr>
-          <w:rFonts w:ascii="Times New Roman" w:hAnsi="Times New Roman" w:cs="Times New Roman"/>
-        </w:rPr>
-        <w:t xml:space="preserve">, K. </w:t>
-      </w:r>
       <w:r>
         <w:rPr>
           <w:rFonts w:ascii="Times New Roman" w:hAnsi="Times New Roman" w:cs="Times New Roman"/>
           <w:i/>
           <w:iCs/>
         </w:rPr>
-        <w:t>et al.</w:t>
+        <w:t>Regulation (EU) 2016/679 of the European Parliament and of the Council of 27 April 2016 on the protection of natural persons with regard to the processing of personal data and on the free movement of such data, and repealing Directive 95/46/EC (General Data Protection Regulation) (Text with EEA relevance)</w:t>
       </w:r>
       <w:r>
         <w:rPr>
           <w:rFonts w:ascii="Times New Roman" w:hAnsi="Times New Roman" w:cs="Times New Roman"/>
         </w:rPr>
-        <w:t xml:space="preserve"> (2002a) “BLEU: a method for automatic evaluation of machine translation,” </w:t>
+        <w:t xml:space="preserve"> (2016) </w:t>
       </w:r>
       <w:r>
         <w:rPr>
@@ -50296,13 +47774,13 @@
           <w:i/>
           <w:iCs/>
         </w:rPr>
-        <w:t>Proceedings of the 40th Annual Meeting on Association for Computational Linguistics</w:t>
+        <w:t>OJ L</w:t>
       </w:r>
       <w:r>
         <w:rPr>
           <w:rFonts w:ascii="Times New Roman" w:hAnsi="Times New Roman" w:cs="Times New Roman"/>
         </w:rPr>
-        <w:t>. USA: Association for Computational Linguistics (ACL ’02), pp. 311–318. Available at: https://doi.org/10.3115/1073083.1073135.</w:t>
+        <w:t>. Available at: http://data.europa.eu/eli/reg/2016/679/oj (Accessed: February 25, 2026).</w:t>
       </w:r>
     </w:p>
     <w:p>
@@ -50312,19 +47790,11 @@
           <w:rFonts w:ascii="Times New Roman" w:hAnsi="Times New Roman" w:cs="Times New Roman"/>
         </w:rPr>
       </w:pPr>
-      <w:proofErr w:type="spellStart"/>
       <w:r>
         <w:rPr>
           <w:rFonts w:ascii="Times New Roman" w:hAnsi="Times New Roman" w:cs="Times New Roman"/>
         </w:rPr>
-        <w:t>Peerdh</w:t>
-      </w:r>
-      <w:proofErr w:type="spellEnd"/>
-      <w:r>
-        <w:rPr>
-          <w:rFonts w:ascii="Times New Roman" w:hAnsi="Times New Roman" w:cs="Times New Roman"/>
-        </w:rPr>
-        <w:t xml:space="preserve"> (2023) </w:t>
+        <w:t xml:space="preserve">Shah, A. </w:t>
       </w:r>
       <w:r>
         <w:rPr>
@@ -50332,31 +47802,57 @@
           <w:i/>
           <w:iCs/>
         </w:rPr>
-        <w:t xml:space="preserve">Developing A User-friendly Dashboard </w:t>
-      </w:r>
-      <w:proofErr w:type="gramStart"/>
+        <w:t>et al.</w:t>
+      </w:r>
+      <w:r>
+        <w:rPr>
+          <w:rFonts w:ascii="Times New Roman" w:hAnsi="Times New Roman" w:cs="Times New Roman"/>
+        </w:rPr>
+        <w:t xml:space="preserve"> (2024a) “FiNER-ORD: Financial Named Entity Recognition Open Research Dataset.”</w:t>
+      </w:r>
+    </w:p>
+    <w:p>
+      <w:pPr>
+        <w:pStyle w:val="Bibliography"/>
+        <w:rPr>
+          <w:rFonts w:ascii="Times New Roman" w:hAnsi="Times New Roman" w:cs="Times New Roman"/>
+        </w:rPr>
+      </w:pPr>
       <w:r>
         <w:rPr>
           <w:rFonts w:ascii="Times New Roman" w:hAnsi="Times New Roman" w:cs="Times New Roman"/>
           <w:i/>
           <w:iCs/>
         </w:rPr>
-        <w:t>For</w:t>
-      </w:r>
-      <w:proofErr w:type="gramEnd"/>
+        <w:t>Understanding Test After Development in Unit Testing</w:t>
+      </w:r>
+      <w:r>
+        <w:rPr>
+          <w:rFonts w:ascii="Times New Roman" w:hAnsi="Times New Roman" w:cs="Times New Roman"/>
+        </w:rPr>
+        <w:t xml:space="preserve"> (no date). Available at: https://www.educative.io/courses/mastering-unit-testing-principles-with-nunit/test-after-development (Accessed: March 10, 2026).</w:t>
+      </w:r>
+    </w:p>
+    <w:p>
+      <w:pPr>
+        <w:pStyle w:val="Bibliography"/>
+        <w:rPr>
+          <w:rFonts w:ascii="Times New Roman" w:hAnsi="Times New Roman" w:cs="Times New Roman"/>
+        </w:rPr>
+      </w:pPr>
       <w:r>
         <w:rPr>
           <w:rFonts w:ascii="Times New Roman" w:hAnsi="Times New Roman" w:cs="Times New Roman"/>
           <w:i/>
           <w:iCs/>
         </w:rPr>
-        <w:t xml:space="preserve"> Visualizing Anomaly Detection</w:t>
+        <w:t>Understanding TF-IDF (Term Frequency-Inverse Document Frequency)</w:t>
       </w:r>
       <w:r>
         <w:rPr>
           <w:rFonts w:ascii="Times New Roman" w:hAnsi="Times New Roman" w:cs="Times New Roman"/>
         </w:rPr>
-        <w:t xml:space="preserve">, </w:t>
+        <w:t xml:space="preserve"> (2025) </w:t>
       </w:r>
       <w:r>
         <w:rPr>
@@ -50364,13 +47860,13 @@
           <w:i/>
           <w:iCs/>
         </w:rPr>
-        <w:t>peerdh.com</w:t>
+        <w:t>GeeksforGeeks</w:t>
       </w:r>
       <w:r>
         <w:rPr>
           <w:rFonts w:ascii="Times New Roman" w:hAnsi="Times New Roman" w:cs="Times New Roman"/>
         </w:rPr>
-        <w:t>. Available at: https://peerdh.com/blogs/programming-insights/developing-a-user-friendly-dashboard-for-visualizing-anomaly-detection-results-in-spending-data (Accessed: November 14, 2025).</w:t>
+        <w:t>. Available at: https://www.geeksforgeeks.org/machine-learning/understanding-tf-idf-term-frequency-inverse-document-frequency/ (Accessed: March 10, 2026).</w:t>
       </w:r>
     </w:p>
     <w:p>
@@ -50384,7 +47880,7 @@
         <w:rPr>
           <w:rFonts w:ascii="Times New Roman" w:hAnsi="Times New Roman" w:cs="Times New Roman"/>
         </w:rPr>
-        <w:t xml:space="preserve">PricewaterhouseCoopers (2023a) </w:t>
+        <w:t xml:space="preserve">Upadhyay, S. </w:t>
       </w:r>
       <w:r>
         <w:rPr>
@@ -50392,13 +47888,13 @@
           <w:i/>
           <w:iCs/>
         </w:rPr>
-        <w:t>Transforming Conventional Reconciliation and Transaction Monitoring</w:t>
+        <w:t>et al.</w:t>
       </w:r>
       <w:r>
         <w:rPr>
           <w:rFonts w:ascii="Times New Roman" w:hAnsi="Times New Roman" w:cs="Times New Roman"/>
         </w:rPr>
-        <w:t xml:space="preserve">, </w:t>
+        <w:t xml:space="preserve"> (2025) </w:t>
       </w:r>
       <w:r>
         <w:rPr>
@@ -50406,13 +47902,13 @@
           <w:i/>
           <w:iCs/>
         </w:rPr>
-        <w:t>PwC</w:t>
+        <w:t>On the Comprehensibility of Multi-structured Financial Documents using LLMs and Pre-processing Tools</w:t>
       </w:r>
       <w:r>
         <w:rPr>
           <w:rFonts w:ascii="Times New Roman" w:hAnsi="Times New Roman" w:cs="Times New Roman"/>
         </w:rPr>
-        <w:t>. Available at: https://www.pwc.com/gx/en/about/analyst-relations/2023/idc-spotlight-pwc-anomaly-detection-platform-2023.html (Accessed: November 14, 2025).</w:t>
+        <w:t>. Available at: https://arxiv.org/html/2506.05182v1 (Accessed: November 23, 2025).</w:t>
       </w:r>
     </w:p>
     <w:p>
@@ -50426,8 +47922,7 @@
         <w:rPr>
           <w:rFonts w:ascii="Times New Roman" w:hAnsi="Times New Roman" w:cs="Times New Roman"/>
         </w:rPr>
-        <w:lastRenderedPageBreak/>
-        <w:t xml:space="preserve">Rahman, M.S. </w:t>
+        <w:t xml:space="preserve">Wang, L. </w:t>
       </w:r>
       <w:r>
         <w:rPr>
@@ -50441,7 +47936,21 @@
         <w:rPr>
           <w:rFonts w:ascii="Times New Roman" w:hAnsi="Times New Roman" w:cs="Times New Roman"/>
         </w:rPr>
-        <w:t xml:space="preserve"> (2025) “AI-Driven Automation of Financial Document Processing: Enhancing Accuracy, Efficiency, and Fraud Detection with OCR, NLP, and Deep Learning,” </w:t>
+        <w:t xml:space="preserve"> (2024a) “Application of Natural Language Processing in Financial Risk Detection.” arXiv. Available at: https://doi.org/10.48550/arXiv.2406.09765.</w:t>
+      </w:r>
+    </w:p>
+    <w:p>
+      <w:pPr>
+        <w:pStyle w:val="Bibliography"/>
+        <w:rPr>
+          <w:rFonts w:ascii="Times New Roman" w:hAnsi="Times New Roman" w:cs="Times New Roman"/>
+        </w:rPr>
+      </w:pPr>
+      <w:r>
+        <w:rPr>
+          <w:rFonts w:ascii="Times New Roman" w:hAnsi="Times New Roman" w:cs="Times New Roman"/>
+        </w:rPr>
+        <w:t xml:space="preserve">Weitzenboeck, E.M. </w:t>
       </w:r>
       <w:r>
         <w:rPr>
@@ -50449,35 +47958,41 @@
           <w:i/>
           <w:iCs/>
         </w:rPr>
-        <w:t>Library Progress International</w:t>
+        <w:t>et al.</w:t>
       </w:r>
       <w:r>
         <w:rPr>
           <w:rFonts w:ascii="Times New Roman" w:hAnsi="Times New Roman" w:cs="Times New Roman"/>
         </w:rPr>
-        <w:t>, pp. 922–928. Available at: https://bpasjournals.com/library-science/index.php/journal/article/view/4183 (Accessed: November 25, 2025).</w:t>
-      </w:r>
-    </w:p>
-    <w:p>
-      <w:pPr>
-        <w:pStyle w:val="Bibliography"/>
-        <w:rPr>
-          <w:rFonts w:ascii="Times New Roman" w:hAnsi="Times New Roman" w:cs="Times New Roman"/>
-        </w:rPr>
-      </w:pPr>
+        <w:t xml:space="preserve"> (2022) “The GDPR and unstructured data: is anonymization possible?,” </w:t>
+      </w:r>
       <w:r>
         <w:rPr>
           <w:rFonts w:ascii="Times New Roman" w:hAnsi="Times New Roman" w:cs="Times New Roman"/>
           <w:i/>
           <w:iCs/>
         </w:rPr>
-        <w:t>Regulation (EU) 2016/679 of the European Parliament and of the Council of 27 April 2016 on the protection of natural persons with regard to the processing of personal data and on the free movement of such data, and repealing Directive 95/46/EC (General Data Protection Regulation) (Text with EEA relevance)</w:t>
+        <w:t>International Data Privacy Law</w:t>
       </w:r>
       <w:r>
         <w:rPr>
           <w:rFonts w:ascii="Times New Roman" w:hAnsi="Times New Roman" w:cs="Times New Roman"/>
         </w:rPr>
-        <w:t xml:space="preserve"> (2016) </w:t>
+        <w:t>, 12(3), pp. 184–206. Available at: https://doi.org/10.1093/idpl/ipac008.</w:t>
+      </w:r>
+    </w:p>
+    <w:p>
+      <w:pPr>
+        <w:pStyle w:val="Bibliography"/>
+        <w:rPr>
+          <w:rFonts w:ascii="Times New Roman" w:hAnsi="Times New Roman" w:cs="Times New Roman"/>
+        </w:rPr>
+      </w:pPr>
+      <w:r>
+        <w:rPr>
+          <w:rFonts w:ascii="Times New Roman" w:hAnsi="Times New Roman" w:cs="Times New Roman"/>
+        </w:rPr>
+        <w:t xml:space="preserve">Xing, L. and Paul, M. (2018) “Diagnosing and Improving Topic Models by Analyzing Posterior Variability,” </w:t>
       </w:r>
       <w:r>
         <w:rPr>
@@ -50485,13 +48000,13 @@
           <w:i/>
           <w:iCs/>
         </w:rPr>
-        <w:t>OJ L</w:t>
+        <w:t>Proceedings of the AAAI Conference on Artificial Intelligence</w:t>
       </w:r>
       <w:r>
         <w:rPr>
           <w:rFonts w:ascii="Times New Roman" w:hAnsi="Times New Roman" w:cs="Times New Roman"/>
         </w:rPr>
-        <w:t>. Available at: http://data.europa.eu/eli/reg/2016/679/oj (Accessed: February 25, 2026).</w:t>
+        <w:t>, 32(1). Available at: https://doi.org/10.1609/aaai.v32i1.12033.</w:t>
       </w:r>
     </w:p>
     <w:p>
@@ -50505,335 +48020,7 @@
         <w:rPr>
           <w:rFonts w:ascii="Times New Roman" w:hAnsi="Times New Roman" w:cs="Times New Roman"/>
         </w:rPr>
-        <w:t xml:space="preserve">Shah, A. </w:t>
-      </w:r>
-      <w:r>
-        <w:rPr>
-          <w:rFonts w:ascii="Times New Roman" w:hAnsi="Times New Roman" w:cs="Times New Roman"/>
-          <w:i/>
-          <w:iCs/>
-        </w:rPr>
-        <w:t>et al.</w:t>
-      </w:r>
-      <w:r>
-        <w:rPr>
-          <w:rFonts w:ascii="Times New Roman" w:hAnsi="Times New Roman" w:cs="Times New Roman"/>
-        </w:rPr>
-        <w:t xml:space="preserve"> (2024a) “</w:t>
-      </w:r>
-      <w:proofErr w:type="spellStart"/>
-      <w:r>
-        <w:rPr>
-          <w:rFonts w:ascii="Times New Roman" w:hAnsi="Times New Roman" w:cs="Times New Roman"/>
-        </w:rPr>
-        <w:t>FiNER</w:t>
-      </w:r>
-      <w:proofErr w:type="spellEnd"/>
-      <w:r>
-        <w:rPr>
-          <w:rFonts w:ascii="Times New Roman" w:hAnsi="Times New Roman" w:cs="Times New Roman"/>
-        </w:rPr>
-        <w:t>-ORD: Financial Named Entity Recognition Open Research Dataset.”</w:t>
-      </w:r>
-    </w:p>
-    <w:p>
-      <w:pPr>
-        <w:pStyle w:val="Bibliography"/>
-        <w:rPr>
-          <w:rFonts w:ascii="Times New Roman" w:hAnsi="Times New Roman" w:cs="Times New Roman"/>
-        </w:rPr>
-      </w:pPr>
-      <w:r>
-        <w:rPr>
-          <w:rFonts w:ascii="Times New Roman" w:hAnsi="Times New Roman" w:cs="Times New Roman"/>
-          <w:i/>
-          <w:iCs/>
-        </w:rPr>
-        <w:t>Understanding Test After Development in Unit Testing</w:t>
-      </w:r>
-      <w:r>
-        <w:rPr>
-          <w:rFonts w:ascii="Times New Roman" w:hAnsi="Times New Roman" w:cs="Times New Roman"/>
-        </w:rPr>
-        <w:t xml:space="preserve"> (no date). Available at: https://www.educative.io/courses/mastering-unit-testing-principles-with-nunit/test-after-development (Accessed: March 10, 2026).</w:t>
-      </w:r>
-    </w:p>
-    <w:p>
-      <w:pPr>
-        <w:pStyle w:val="Bibliography"/>
-        <w:rPr>
-          <w:rFonts w:ascii="Times New Roman" w:hAnsi="Times New Roman" w:cs="Times New Roman"/>
-        </w:rPr>
-      </w:pPr>
-      <w:r>
-        <w:rPr>
-          <w:rFonts w:ascii="Times New Roman" w:hAnsi="Times New Roman" w:cs="Times New Roman"/>
-          <w:i/>
-          <w:iCs/>
-        </w:rPr>
-        <w:t>Understanding TF-IDF (Term Frequency-Inverse Document Frequency)</w:t>
-      </w:r>
-      <w:r>
-        <w:rPr>
-          <w:rFonts w:ascii="Times New Roman" w:hAnsi="Times New Roman" w:cs="Times New Roman"/>
-        </w:rPr>
-        <w:t xml:space="preserve"> (2025) </w:t>
-      </w:r>
-      <w:proofErr w:type="spellStart"/>
-      <w:r>
-        <w:rPr>
-          <w:rFonts w:ascii="Times New Roman" w:hAnsi="Times New Roman" w:cs="Times New Roman"/>
-          <w:i/>
-          <w:iCs/>
-        </w:rPr>
-        <w:t>GeeksforGeeks</w:t>
-      </w:r>
-      <w:proofErr w:type="spellEnd"/>
-      <w:r>
-        <w:rPr>
-          <w:rFonts w:ascii="Times New Roman" w:hAnsi="Times New Roman" w:cs="Times New Roman"/>
-        </w:rPr>
-        <w:t>. Available at: https://www.geeksforgeeks.org/machine-learning/understanding-tf-idf-term-frequency-inverse-document-frequency/ (Accessed: March 10, 2026).</w:t>
-      </w:r>
-    </w:p>
-    <w:p>
-      <w:pPr>
-        <w:pStyle w:val="Bibliography"/>
-        <w:rPr>
-          <w:rFonts w:ascii="Times New Roman" w:hAnsi="Times New Roman" w:cs="Times New Roman"/>
-        </w:rPr>
-      </w:pPr>
-      <w:r>
-        <w:rPr>
-          <w:rFonts w:ascii="Times New Roman" w:hAnsi="Times New Roman" w:cs="Times New Roman"/>
-        </w:rPr>
-        <w:t xml:space="preserve">Upadhyay, S. </w:t>
-      </w:r>
-      <w:r>
-        <w:rPr>
-          <w:rFonts w:ascii="Times New Roman" w:hAnsi="Times New Roman" w:cs="Times New Roman"/>
-          <w:i/>
-          <w:iCs/>
-        </w:rPr>
-        <w:t>et al.</w:t>
-      </w:r>
-      <w:r>
-        <w:rPr>
-          <w:rFonts w:ascii="Times New Roman" w:hAnsi="Times New Roman" w:cs="Times New Roman"/>
-        </w:rPr>
-        <w:t xml:space="preserve"> (2025) </w:t>
-      </w:r>
-      <w:r>
-        <w:rPr>
-          <w:rFonts w:ascii="Times New Roman" w:hAnsi="Times New Roman" w:cs="Times New Roman"/>
-          <w:i/>
-          <w:iCs/>
-        </w:rPr>
-        <w:t>On the Comprehensibility of Multi-structured Financial Documents using LLMs and Pre-processing Tools</w:t>
-      </w:r>
-      <w:r>
-        <w:rPr>
-          <w:rFonts w:ascii="Times New Roman" w:hAnsi="Times New Roman" w:cs="Times New Roman"/>
-        </w:rPr>
-        <w:t>. Available at: https://arxiv.org/html/2506.05182v1 (Accessed: November 23, 2025).</w:t>
-      </w:r>
-    </w:p>
-    <w:p>
-      <w:pPr>
-        <w:pStyle w:val="Bibliography"/>
-        <w:rPr>
-          <w:rFonts w:ascii="Times New Roman" w:hAnsi="Times New Roman" w:cs="Times New Roman"/>
-        </w:rPr>
-      </w:pPr>
-      <w:r>
-        <w:rPr>
-          <w:rFonts w:ascii="Times New Roman" w:hAnsi="Times New Roman" w:cs="Times New Roman"/>
-        </w:rPr>
-        <w:t xml:space="preserve">Wang, L. </w:t>
-      </w:r>
-      <w:r>
-        <w:rPr>
-          <w:rFonts w:ascii="Times New Roman" w:hAnsi="Times New Roman" w:cs="Times New Roman"/>
-          <w:i/>
-          <w:iCs/>
-        </w:rPr>
-        <w:t>et al.</w:t>
-      </w:r>
-      <w:r>
-        <w:rPr>
-          <w:rFonts w:ascii="Times New Roman" w:hAnsi="Times New Roman" w:cs="Times New Roman"/>
-        </w:rPr>
-        <w:t xml:space="preserve"> (2024a) “Application of Natural Language Processing in Financial Risk Detection.” </w:t>
-      </w:r>
-      <w:proofErr w:type="spellStart"/>
-      <w:r>
-        <w:rPr>
-          <w:rFonts w:ascii="Times New Roman" w:hAnsi="Times New Roman" w:cs="Times New Roman"/>
-        </w:rPr>
-        <w:t>arXiv</w:t>
-      </w:r>
-      <w:proofErr w:type="spellEnd"/>
-      <w:r>
-        <w:rPr>
-          <w:rFonts w:ascii="Times New Roman" w:hAnsi="Times New Roman" w:cs="Times New Roman"/>
-        </w:rPr>
-        <w:t>. Available at: https://doi.org/10.48550/arXiv.2406.09765.</w:t>
-      </w:r>
-    </w:p>
-    <w:p>
-      <w:pPr>
-        <w:pStyle w:val="Bibliography"/>
-        <w:rPr>
-          <w:rFonts w:ascii="Times New Roman" w:hAnsi="Times New Roman" w:cs="Times New Roman"/>
-        </w:rPr>
-      </w:pPr>
-      <w:proofErr w:type="spellStart"/>
-      <w:r>
-        <w:rPr>
-          <w:rFonts w:ascii="Times New Roman" w:hAnsi="Times New Roman" w:cs="Times New Roman"/>
-        </w:rPr>
-        <w:t>Weitzenboeck</w:t>
-      </w:r>
-      <w:proofErr w:type="spellEnd"/>
-      <w:r>
-        <w:rPr>
-          <w:rFonts w:ascii="Times New Roman" w:hAnsi="Times New Roman" w:cs="Times New Roman"/>
-        </w:rPr>
-        <w:t xml:space="preserve">, E.M. </w:t>
-      </w:r>
-      <w:r>
-        <w:rPr>
-          <w:rFonts w:ascii="Times New Roman" w:hAnsi="Times New Roman" w:cs="Times New Roman"/>
-          <w:i/>
-          <w:iCs/>
-        </w:rPr>
-        <w:t>et al.</w:t>
-      </w:r>
-      <w:r>
-        <w:rPr>
-          <w:rFonts w:ascii="Times New Roman" w:hAnsi="Times New Roman" w:cs="Times New Roman"/>
-        </w:rPr>
-        <w:t xml:space="preserve"> (2022) “The GDPR and unstructured data: is anonymization </w:t>
-      </w:r>
-      <w:proofErr w:type="gramStart"/>
-      <w:r>
-        <w:rPr>
-          <w:rFonts w:ascii="Times New Roman" w:hAnsi="Times New Roman" w:cs="Times New Roman"/>
-        </w:rPr>
-        <w:t>possible?,</w:t>
-      </w:r>
-      <w:proofErr w:type="gramEnd"/>
-      <w:r>
-        <w:rPr>
-          <w:rFonts w:ascii="Times New Roman" w:hAnsi="Times New Roman" w:cs="Times New Roman"/>
-        </w:rPr>
-        <w:t xml:space="preserve">” </w:t>
-      </w:r>
-      <w:r>
-        <w:rPr>
-          <w:rFonts w:ascii="Times New Roman" w:hAnsi="Times New Roman" w:cs="Times New Roman"/>
-          <w:i/>
-          <w:iCs/>
-        </w:rPr>
-        <w:t>International Data Privacy Law</w:t>
-      </w:r>
-      <w:r>
-        <w:rPr>
-          <w:rFonts w:ascii="Times New Roman" w:hAnsi="Times New Roman" w:cs="Times New Roman"/>
-        </w:rPr>
-        <w:t>, 12(3), pp. 184–206. Available at: https://doi.org/10.1093/idpl/ipac008.</w:t>
-      </w:r>
-    </w:p>
-    <w:p>
-      <w:pPr>
-        <w:pStyle w:val="Bibliography"/>
-        <w:rPr>
-          <w:rFonts w:ascii="Times New Roman" w:hAnsi="Times New Roman" w:cs="Times New Roman"/>
-        </w:rPr>
-      </w:pPr>
-      <w:r>
-        <w:rPr>
-          <w:rFonts w:ascii="Times New Roman" w:hAnsi="Times New Roman" w:cs="Times New Roman"/>
-        </w:rPr>
-        <w:t xml:space="preserve">Xing, L. and Paul, M. (2018) “Diagnosing and Improving Topic Models by </w:t>
-      </w:r>
-      <w:proofErr w:type="spellStart"/>
-      <w:r>
-        <w:rPr>
-          <w:rFonts w:ascii="Times New Roman" w:hAnsi="Times New Roman" w:cs="Times New Roman"/>
-        </w:rPr>
-        <w:t>Analyzing</w:t>
-      </w:r>
-      <w:proofErr w:type="spellEnd"/>
-      <w:r>
-        <w:rPr>
-          <w:rFonts w:ascii="Times New Roman" w:hAnsi="Times New Roman" w:cs="Times New Roman"/>
-        </w:rPr>
-        <w:t xml:space="preserve"> Posterior Variability,” </w:t>
-      </w:r>
-      <w:r>
-        <w:rPr>
-          <w:rFonts w:ascii="Times New Roman" w:hAnsi="Times New Roman" w:cs="Times New Roman"/>
-          <w:i/>
-          <w:iCs/>
-        </w:rPr>
-        <w:t>Proceedings of the AAAI Conference on Artificial Intelligence</w:t>
-      </w:r>
-      <w:r>
-        <w:rPr>
-          <w:rFonts w:ascii="Times New Roman" w:hAnsi="Times New Roman" w:cs="Times New Roman"/>
-        </w:rPr>
-        <w:t>, 32(1). Available at: https://doi.org/10.1609/aaai.v32i1.12033.</w:t>
-      </w:r>
-    </w:p>
-    <w:p>
-      <w:pPr>
-        <w:pStyle w:val="Bibliography"/>
-        <w:rPr>
-          <w:rFonts w:ascii="Times New Roman" w:hAnsi="Times New Roman" w:cs="Times New Roman"/>
-        </w:rPr>
-      </w:pPr>
-      <w:proofErr w:type="spellStart"/>
-      <w:r>
-        <w:rPr>
-          <w:rFonts w:ascii="Times New Roman" w:hAnsi="Times New Roman" w:cs="Times New Roman"/>
-        </w:rPr>
-        <w:t>Zvornicanin</w:t>
-      </w:r>
-      <w:proofErr w:type="spellEnd"/>
-      <w:r>
-        <w:rPr>
-          <w:rFonts w:ascii="Times New Roman" w:hAnsi="Times New Roman" w:cs="Times New Roman"/>
-        </w:rPr>
-        <w:t xml:space="preserve">, E. (2022a) “Topic </w:t>
-      </w:r>
-      <w:proofErr w:type="spellStart"/>
-      <w:r>
-        <w:rPr>
-          <w:rFonts w:ascii="Times New Roman" w:hAnsi="Times New Roman" w:cs="Times New Roman"/>
-        </w:rPr>
-        <w:t>Modeling</w:t>
-      </w:r>
-      <w:proofErr w:type="spellEnd"/>
-      <w:r>
-        <w:rPr>
-          <w:rFonts w:ascii="Times New Roman" w:hAnsi="Times New Roman" w:cs="Times New Roman"/>
-        </w:rPr>
-        <w:t xml:space="preserve"> and Latent Dirichlet Allocation (LDA) | </w:t>
-      </w:r>
-      <w:proofErr w:type="spellStart"/>
-      <w:r>
-        <w:rPr>
-          <w:rFonts w:ascii="Times New Roman" w:hAnsi="Times New Roman" w:cs="Times New Roman"/>
-        </w:rPr>
-        <w:t>DataScience</w:t>
-      </w:r>
-      <w:proofErr w:type="spellEnd"/>
-      <w:r>
-        <w:rPr>
-          <w:rFonts w:ascii="Times New Roman" w:hAnsi="Times New Roman" w:cs="Times New Roman"/>
-        </w:rPr>
-        <w:t>+,” 30 January. Available at: https://datascienceplus.com/topic-modeling-and-latent-dirichlet-allocation-lda/ (Accessed: October 14, 2025).</w:t>
+        <w:t>Zvornicanin, E. (2022a) “Topic Modeling and Latent Dirichlet Allocation (LDA) | DataScience+,” 30 January. Available at: https://datascienceplus.com/topic-modeling-and-latent-dirichlet-allocation-lda/ (Accessed: October 14, 2025).</w:t>
       </w:r>
     </w:p>
     <w:p>
@@ -55385,6 +52572,7 @@
   <w:style w:type="character" w:default="1" w:styleId="DefaultParagraphFont">
     <w:name w:val="Default Paragraph Font"/>
     <w:uiPriority w:val="1"/>
+    <w:semiHidden/>
     <w:unhideWhenUsed/>
   </w:style>
   <w:style w:type="table" w:default="1" w:styleId="TableNormal">
